--- a/publication_paper_v2/TuNguyen_PublicationPaper_MaxSAT_Formulation_Phase2_V1.2.docx
+++ b/publication_paper_v2/TuNguyen_PublicationPaper_MaxSAT_Formulation_Phase2_V1.2.docx
@@ -75,7 +75,51 @@
           <w:sz w:val="18"/>
           <w:szCs w:val="18"/>
         </w:rPr>
-        <w:t>Tu Nguyen · Haadi Jafarian · University of Colorado Denver</w:t>
+        <w:t xml:space="preserve">Tu Nguyen · </w:t>
+      </w:r>
+      <w:r>
+        <w:rPr>
+          <w:rFonts w:ascii="Calibri" w:eastAsia="Calibri" w:hAnsi="Calibri" w:cs="Calibri"/>
+          <w:i/>
+          <w:iCs/>
+          <w:color w:val="595959"/>
+          <w:sz w:val="18"/>
+          <w:szCs w:val="18"/>
+        </w:rPr>
+        <w:t xml:space="preserve">Professor </w:t>
+      </w:r>
+      <w:r>
+        <w:rPr>
+          <w:rFonts w:ascii="Calibri" w:eastAsia="Calibri" w:hAnsi="Calibri" w:cs="Calibri"/>
+          <w:i/>
+          <w:iCs/>
+          <w:color w:val="595959"/>
+          <w:sz w:val="18"/>
+          <w:szCs w:val="18"/>
+        </w:rPr>
+        <w:t xml:space="preserve">Haadi Jafarian · </w:t>
+      </w:r>
+      <w:r>
+        <w:rPr>
+          <w:rFonts w:ascii="Calibri" w:eastAsia="Calibri" w:hAnsi="Calibri" w:cs="Calibri"/>
+          <w:i/>
+          <w:iCs/>
+          <w:color w:val="595959"/>
+          <w:sz w:val="18"/>
+          <w:szCs w:val="18"/>
+        </w:rPr>
+        <w:t xml:space="preserve">Computer science at </w:t>
+      </w:r>
+      <w:r>
+        <w:rPr>
+          <w:rFonts w:ascii="Calibri" w:eastAsia="Calibri" w:hAnsi="Calibri" w:cs="Calibri"/>
+          <w:i/>
+          <w:iCs/>
+          <w:color w:val="595959"/>
+          <w:sz w:val="18"/>
+          <w:szCs w:val="18"/>
+        </w:rPr>
+        <w:t>University of Colorado Denver</w:t>
       </w:r>
     </w:p>
     <w:p/>
@@ -3005,6 +3049,11 @@
         <w:spacing w:after="90" w:line="280" w:lineRule="auto"/>
         <w:ind w:firstLine="360"/>
         <w:jc w:val="both"/>
+        <w:rPr>
+          <w:rFonts w:ascii="Calibri" w:eastAsia="Calibri" w:hAnsi="Calibri" w:cs="Calibri"/>
+          <w:sz w:val="20"/>
+          <w:szCs w:val="20"/>
+        </w:rPr>
       </w:pPr>
       <w:r>
         <w:rPr>
@@ -3116,8 +3165,28 @@
           <w:sz w:val="20"/>
           <w:szCs w:val="20"/>
         </w:rPr>
-        <w:t xml:space="preserve"> in the network. The updated J-index enforces three distinct physical conditions simultaneously:</w:t>
-      </w:r>
+        <w:t xml:space="preserve"> in the network. The updated J-index enforces three distinct physical conditions simultaneously</w:t>
+      </w:r>
+      <w:r>
+        <w:rPr>
+          <w:rFonts w:ascii="Calibri" w:eastAsia="Calibri" w:hAnsi="Calibri" w:cs="Calibri"/>
+          <w:sz w:val="20"/>
+          <w:szCs w:val="20"/>
+        </w:rPr>
+        <w:t>.</w:t>
+      </w:r>
+    </w:p>
+    <w:p>
+      <w:pPr>
+        <w:spacing w:after="90" w:line="280" w:lineRule="auto"/>
+        <w:ind w:firstLine="360"/>
+        <w:jc w:val="both"/>
+        <w:rPr>
+          <w:rFonts w:ascii="Calibri" w:eastAsia="Calibri" w:hAnsi="Calibri" w:cs="Calibri"/>
+          <w:sz w:val="20"/>
+          <w:szCs w:val="20"/>
+        </w:rPr>
+      </w:pPr>
     </w:p>
     <w:p>
       <w:pPr>
@@ -3127,6 +3196,11 @@
         </w:pBdr>
         <w:spacing w:before="80" w:after="80"/>
         <w:jc w:val="center"/>
+        <w:rPr>
+          <w:rFonts w:ascii="Courier New" w:eastAsia="Courier New" w:hAnsi="Courier New" w:cs="Courier New"/>
+          <w:sz w:val="18"/>
+          <w:szCs w:val="18"/>
+        </w:rPr>
       </w:pPr>
       <w:proofErr w:type="gramStart"/>
       <w:r>
@@ -4506,6 +4580,20 @@
         <w:spacing w:before="240" w:after="100"/>
       </w:pPr>
       <w:r>
+        <w:t>The J-index is structured because each triple in J carries implicit attestation that three real-world conditions were checked and passed. You can ask why a triple is in J</w:t>
+      </w:r>
+      <w:r>
+        <w:t xml:space="preserve">, </w:t>
+      </w:r>
+      <w:r>
+        <w:t>because the technique is detectable, the zone allows it, and the mimicry is plausible.</w:t>
+      </w:r>
+    </w:p>
+    <w:p>
+      <w:pPr>
+        <w:spacing w:before="240" w:after="100"/>
+      </w:pPr>
+      <w:r>
         <w:rPr>
           <w:rFonts w:ascii="Calibri" w:eastAsia="Calibri" w:hAnsi="Calibri" w:cs="Calibri"/>
           <w:b/>
@@ -5304,9 +5392,8 @@
                 <w:sz w:val="18"/>
                 <w:szCs w:val="18"/>
               </w:rPr>
-              <w:t xml:space="preserve">ᵢ) ∈ J at hop h of a high-probability, high-intercept-value path earns the maximum clause reward — precisely the deployment the solver should </w:t>
-            </w:r>
-            <w:proofErr w:type="spellStart"/>
+              <w:t xml:space="preserve">ᵢ) ∈ J at hop h of a </w:t>
+            </w:r>
             <w:r>
               <w:rPr>
                 <w:rFonts w:ascii="Calibri" w:eastAsia="Calibri" w:hAnsi="Calibri" w:cs="Calibri"/>
@@ -5314,9 +5401,18 @@
                 <w:sz w:val="18"/>
                 <w:szCs w:val="18"/>
               </w:rPr>
-              <w:t>prioritise</w:t>
-            </w:r>
-            <w:proofErr w:type="spellEnd"/>
+              <w:lastRenderedPageBreak/>
+              <w:t xml:space="preserve">high-probability, high-intercept-value path earns the maximum clause reward — precisely the deployment the solver should </w:t>
+            </w:r>
+            <w:r>
+              <w:rPr>
+                <w:rFonts w:ascii="Calibri" w:eastAsia="Calibri" w:hAnsi="Calibri" w:cs="Calibri"/>
+                <w:color w:val="000000"/>
+                <w:sz w:val="18"/>
+                <w:szCs w:val="18"/>
+              </w:rPr>
+              <w:t>prioritize</w:t>
+            </w:r>
             <w:r>
               <w:rPr>
                 <w:rFonts w:ascii="Calibri" w:eastAsia="Calibri" w:hAnsi="Calibri" w:cs="Calibri"/>
@@ -5351,7 +5447,6 @@
           <w:sz w:val="28"/>
           <w:szCs w:val="28"/>
         </w:rPr>
-        <w:lastRenderedPageBreak/>
         <w:t xml:space="preserve">II.  The </w:t>
       </w:r>
       <w:proofErr w:type="spellStart"/>
@@ -7224,6 +7319,11 @@
         <w:spacing w:after="90" w:line="280" w:lineRule="auto"/>
         <w:ind w:firstLine="360"/>
         <w:jc w:val="both"/>
+        <w:rPr>
+          <w:rFonts w:ascii="Calibri" w:eastAsia="Calibri" w:hAnsi="Calibri" w:cs="Calibri"/>
+          <w:sz w:val="20"/>
+          <w:szCs w:val="20"/>
+        </w:rPr>
       </w:pPr>
       <w:r>
         <w:rPr>
@@ -7249,7 +7349,108 @@
           <w:sz w:val="20"/>
           <w:szCs w:val="20"/>
         </w:rPr>
-        <w:t xml:space="preserve"> enforced by C5a and C5b. If any link in the chain is broken — including the three J-conditions at the gate — no credit flows downstream.</w:t>
+        <w:t xml:space="preserve"> enforced by C5a and C5b. </w:t>
+      </w:r>
+    </w:p>
+    <w:p>
+      <w:pPr>
+        <w:spacing w:after="90" w:line="280" w:lineRule="auto"/>
+        <w:ind w:firstLine="360"/>
+        <w:jc w:val="both"/>
+      </w:pPr>
+      <w:r>
+        <w:t xml:space="preserve">The chain is a </w:t>
+      </w:r>
+      <w:r>
+        <w:rPr>
+          <w:rStyle w:val="Strong"/>
+        </w:rPr>
+        <w:t>five-link pipeline where every link is a hard constraint</w:t>
+      </w:r>
+      <w:r>
+        <w:t xml:space="preserve">, </w:t>
+      </w:r>
+      <w:r>
+        <w:t>the solver cannot skip any of them, cannot substitute credits from one level for a missing link at another level, and cannot earn any downstream credit if any upstream link is broken.</w:t>
+      </w:r>
+    </w:p>
+    <w:p>
+      <w:pPr>
+        <w:spacing w:after="90" w:line="280" w:lineRule="auto"/>
+        <w:ind w:firstLine="360"/>
+        <w:jc w:val="both"/>
+      </w:pPr>
+    </w:p>
+    <w:p>
+      <w:pPr>
+        <w:spacing w:after="90" w:line="280" w:lineRule="auto"/>
+        <w:ind w:firstLine="360"/>
+        <w:jc w:val="both"/>
+      </w:pPr>
+      <w:r>
+        <w:t>Gate (J-valid?) → Deploy (x=1?) → On path (c=1?) → Early hop (p=1?) → Reward (w₄)</w:t>
+      </w:r>
+    </w:p>
+    <w:p>
+      <w:pPr>
+        <w:spacing w:after="90" w:line="280" w:lineRule="auto"/>
+        <w:ind w:firstLine="360"/>
+        <w:jc w:val="both"/>
+      </w:pPr>
+      <w:r>
+        <w:t xml:space="preserve">   ↑                  ↑               ↑                 ↑</w:t>
+      </w:r>
+    </w:p>
+    <w:p>
+      <w:pPr>
+        <w:spacing w:after="90" w:line="280" w:lineRule="auto"/>
+        <w:ind w:firstLine="360"/>
+        <w:jc w:val="both"/>
+      </w:pPr>
+      <w:r>
+        <w:t xml:space="preserve"> C5a+C5b+S           C1              C6                C7</w:t>
+      </w:r>
+    </w:p>
+    <w:p>
+      <w:pPr>
+        <w:spacing w:after="90" w:line="280" w:lineRule="auto"/>
+        <w:ind w:firstLine="360"/>
+        <w:jc w:val="both"/>
+      </w:pPr>
+      <w:r>
+        <w:t xml:space="preserve"> (pre-</w:t>
+      </w:r>
+      <w:proofErr w:type="gramStart"/>
+      <w:r>
+        <w:t>solve)      (</w:t>
+      </w:r>
+      <w:proofErr w:type="gramEnd"/>
+      <w:r>
+        <w:t xml:space="preserve">hard </w:t>
+      </w:r>
+      <w:proofErr w:type="gramStart"/>
+      <w:r>
+        <w:t xml:space="preserve">rule)   </w:t>
+      </w:r>
+      <w:proofErr w:type="gramEnd"/>
+      <w:r>
+        <w:t xml:space="preserve">  (hard </w:t>
+      </w:r>
+      <w:proofErr w:type="gramStart"/>
+      <w:r>
+        <w:t xml:space="preserve">rule)   </w:t>
+      </w:r>
+      <w:proofErr w:type="gramEnd"/>
+      <w:r>
+        <w:t xml:space="preserve"> </w:t>
+      </w:r>
+      <w:proofErr w:type="gramStart"/>
+      <w:r>
+        <w:t xml:space="preserve">   (</w:t>
+      </w:r>
+      <w:proofErr w:type="gramEnd"/>
+      <w:r>
+        <w:t>hard rule)</w:t>
       </w:r>
     </w:p>
     <w:p>
@@ -7676,7 +7877,6 @@
               </w:rPr>
               <w:t xml:space="preserve">All three J-conditions are the entry gate. If any condition </w:t>
             </w:r>
-            <w:proofErr w:type="gramStart"/>
             <w:r>
               <w:rPr>
                 <w:rFonts w:ascii="Calibri" w:eastAsia="Calibri" w:hAnsi="Calibri" w:cs="Calibri"/>
@@ -7684,9 +7884,8 @@
                 <w:sz w:val="17"/>
                 <w:szCs w:val="17"/>
               </w:rPr>
-              <w:t>fails</w:t>
-            </w:r>
-            <w:proofErr w:type="gramEnd"/>
+              <w:t>fails,</w:t>
+            </w:r>
             <w:r>
               <w:rPr>
                 <w:rFonts w:ascii="Calibri" w:eastAsia="Calibri" w:hAnsi="Calibri" w:cs="Calibri"/>
@@ -8560,69 +8759,215 @@
       <w:pPr>
         <w:spacing w:before="60" w:after="60"/>
         <w:jc w:val="center"/>
-      </w:pPr>
-      <w:r>
         <w:rPr>
           <w:rFonts w:ascii="Courier New" w:eastAsia="Courier New" w:hAnsi="Courier New" w:cs="Courier New"/>
           <w:sz w:val="18"/>
           <w:szCs w:val="18"/>
         </w:rPr>
-        <w:t>w₄ = 1000·w</w:t>
-      </w:r>
-      <w:proofErr w:type="gramStart"/>
+      </w:pPr>
       <w:r>
         <w:rPr>
           <w:rFonts w:ascii="Courier New" w:eastAsia="Courier New" w:hAnsi="Courier New" w:cs="Courier New"/>
           <w:sz w:val="18"/>
           <w:szCs w:val="18"/>
         </w:rPr>
-        <w:t xml:space="preserve">₃,   </w:t>
-      </w:r>
-      <w:proofErr w:type="gramEnd"/>
+        <w:t>w₄ = 1000·w</w:t>
+      </w:r>
+      <w:proofErr w:type="gramStart"/>
       <w:r>
         <w:rPr>
           <w:rFonts w:ascii="Courier New" w:eastAsia="Courier New" w:hAnsi="Courier New" w:cs="Courier New"/>
           <w:sz w:val="18"/>
           <w:szCs w:val="18"/>
         </w:rPr>
-        <w:t>w₃ = 100·w</w:t>
-      </w:r>
-      <w:proofErr w:type="gramStart"/>
+        <w:t xml:space="preserve">₃,   </w:t>
+      </w:r>
+      <w:proofErr w:type="gramEnd"/>
       <w:r>
         <w:rPr>
           <w:rFonts w:ascii="Courier New" w:eastAsia="Courier New" w:hAnsi="Courier New" w:cs="Courier New"/>
           <w:sz w:val="18"/>
           <w:szCs w:val="18"/>
         </w:rPr>
-        <w:t xml:space="preserve">₂,   </w:t>
-      </w:r>
-      <w:proofErr w:type="gramEnd"/>
+        <w:t>w₃ = 100·w</w:t>
+      </w:r>
+      <w:proofErr w:type="gramStart"/>
       <w:r>
         <w:rPr>
           <w:rFonts w:ascii="Courier New" w:eastAsia="Courier New" w:hAnsi="Courier New" w:cs="Courier New"/>
           <w:sz w:val="18"/>
           <w:szCs w:val="18"/>
         </w:rPr>
-        <w:t>w₂ = 10·w₁</w:t>
-      </w:r>
-      <w:proofErr w:type="gramStart"/>
+        <w:t xml:space="preserve">₂,   </w:t>
+      </w:r>
+      <w:proofErr w:type="gramEnd"/>
       <w:r>
         <w:rPr>
           <w:rFonts w:ascii="Courier New" w:eastAsia="Courier New" w:hAnsi="Courier New" w:cs="Courier New"/>
           <w:sz w:val="18"/>
           <w:szCs w:val="18"/>
         </w:rPr>
-        <w:t xml:space="preserve">   (</w:t>
-      </w:r>
-      <w:proofErr w:type="gramEnd"/>
+        <w:t>w₂ = 10·w₁</w:t>
+      </w:r>
       <w:r>
         <w:rPr>
           <w:rFonts w:ascii="Courier New" w:eastAsia="Courier New" w:hAnsi="Courier New" w:cs="Courier New"/>
           <w:sz w:val="18"/>
           <w:szCs w:val="18"/>
         </w:rPr>
-        <w:t>geometric weight hierarchy)</w:t>
-      </w:r>
+        <w:t xml:space="preserve">. </w:t>
+      </w:r>
+      <w:r>
+        <w:t>Each level is exactly 10× the previous one. This i</w:t>
+      </w:r>
+      <w:r>
+        <w:t xml:space="preserve">s </w:t>
+      </w:r>
+      <w:r>
+        <w:t xml:space="preserve">called a </w:t>
+      </w:r>
+      <w:r>
+        <w:rPr>
+          <w:rStyle w:val="Strong"/>
+        </w:rPr>
+        <w:t>geometric hierarchy</w:t>
+      </w:r>
+      <w:r>
+        <w:t>.</w:t>
+      </w:r>
+      <w:r>
+        <w:rPr>
+          <w:rFonts w:ascii="Courier New" w:eastAsia="Courier New" w:hAnsi="Courier New" w:cs="Courier New"/>
+          <w:sz w:val="18"/>
+          <w:szCs w:val="18"/>
+        </w:rPr>
+        <w:t xml:space="preserve"> </w:t>
+      </w:r>
+    </w:p>
+    <w:p>
+      <w:pPr>
+        <w:spacing w:before="60" w:after="60"/>
+        <w:rPr>
+          <w:rFonts w:ascii="Courier New" w:eastAsia="Courier New" w:hAnsi="Courier New" w:cs="Courier New"/>
+          <w:sz w:val="18"/>
+          <w:szCs w:val="18"/>
+        </w:rPr>
+      </w:pPr>
+    </w:p>
+    <w:p>
+      <w:pPr>
+        <w:ind w:left="389" w:hanging="404"/>
+        <w:rPr>
+          <w:rFonts w:ascii="Calibri" w:hAnsi="Calibri" w:cs="Calibri"/>
+          <w:sz w:val="20"/>
+          <w:szCs w:val="20"/>
+        </w:rPr>
+      </w:pPr>
+      <w:r>
+        <w:rPr>
+          <w:rFonts w:ascii="Calibri" w:hAnsi="Calibri" w:cs="Calibri"/>
+          <w:sz w:val="20"/>
+          <w:szCs w:val="20"/>
+        </w:rPr>
+        <w:t>O1. Detection Efficiency: cover high-value assets in zones with high attack load. Without O1, the solver may deploy in attack-free zones.</w:t>
+      </w:r>
+    </w:p>
+    <w:p>
+      <w:pPr>
+        <w:ind w:left="389" w:hanging="404"/>
+        <w:rPr>
+          <w:rFonts w:ascii="Calibri" w:hAnsi="Calibri" w:cs="Calibri"/>
+          <w:sz w:val="20"/>
+          <w:szCs w:val="20"/>
+        </w:rPr>
+      </w:pPr>
+      <w:r>
+        <w:rPr>
+          <w:rFonts w:ascii="Calibri" w:hAnsi="Calibri" w:cs="Calibri"/>
+          <w:sz w:val="20"/>
+          <w:szCs w:val="20"/>
+        </w:rPr>
+        <w:lastRenderedPageBreak/>
+        <w:t>O2. ATT&amp;CK Technique Coverage: cover diverse techniques across the ATT&amp;CK matrix. Without O2, an attacker exploiting uncovered techniques goes undetected.</w:t>
+      </w:r>
+    </w:p>
+    <w:p>
+      <w:pPr>
+        <w:spacing w:after="17" w:line="247" w:lineRule="auto"/>
+        <w:ind w:left="399" w:right="-15" w:hanging="414"/>
+        <w:rPr>
+          <w:rFonts w:ascii="Calibri" w:hAnsi="Calibri" w:cs="Calibri"/>
+          <w:sz w:val="20"/>
+          <w:szCs w:val="20"/>
+        </w:rPr>
+      </w:pPr>
+      <w:r>
+        <w:rPr>
+          <w:rFonts w:ascii="Calibri" w:hAnsi="Calibri" w:cs="Calibri"/>
+          <w:sz w:val="20"/>
+          <w:szCs w:val="20"/>
+        </w:rPr>
+        <w:t>O3. Tactic-Family Breadth: cover multiple ATT&amp;CK tactic families. Without O3, single-family concentration leaves entire attack stages unmonitored.</w:t>
+      </w:r>
+    </w:p>
+    <w:p>
+      <w:pPr>
+        <w:ind w:left="389" w:hanging="404"/>
+        <w:rPr>
+          <w:rFonts w:ascii="Calibri" w:hAnsi="Calibri" w:cs="Calibri"/>
+          <w:sz w:val="20"/>
+          <w:szCs w:val="20"/>
+        </w:rPr>
+      </w:pPr>
+      <w:r>
+        <w:rPr>
+          <w:rFonts w:ascii="Calibri" w:hAnsi="Calibri" w:cs="Calibri"/>
+          <w:sz w:val="20"/>
+          <w:szCs w:val="20"/>
+        </w:rPr>
+        <w:t>O4. Early Interception: structurally prefer prevention over forensics. Without O4, fast-moving attackers complete the kill chain before detection fires.</w:t>
+      </w:r>
+    </w:p>
+    <w:p>
+      <w:pPr>
+        <w:ind w:left="389" w:hanging="404"/>
+        <w:rPr>
+          <w:rFonts w:ascii="Calibri" w:hAnsi="Calibri" w:cs="Calibri"/>
+          <w:sz w:val="20"/>
+          <w:szCs w:val="20"/>
+        </w:rPr>
+      </w:pPr>
+      <w:r>
+        <w:rPr>
+          <w:rFonts w:ascii="Calibri" w:hAnsi="Calibri" w:cs="Calibri"/>
+          <w:sz w:val="20"/>
+          <w:szCs w:val="20"/>
+        </w:rPr>
+        <w:t>O5. Forensic Backward Coverage: maintain a secondary forensic layer, explicitly discounted relative to prevention. Without O5, the solver conflates prevention and forensics and misprices both.</w:t>
+      </w:r>
+    </w:p>
+    <w:p>
+      <w:pPr>
+        <w:ind w:left="389" w:hanging="404"/>
+        <w:rPr>
+          <w:rFonts w:ascii="Calibri" w:hAnsi="Calibri" w:cs="Calibri"/>
+          <w:sz w:val="20"/>
+          <w:szCs w:val="20"/>
+        </w:rPr>
+      </w:pPr>
+      <w:r>
+        <w:rPr>
+          <w:rFonts w:ascii="Calibri" w:hAnsi="Calibri" w:cs="Calibri"/>
+          <w:sz w:val="20"/>
+          <w:szCs w:val="20"/>
+        </w:rPr>
+        <w:t>O6. Multi-Path Coverage: encode all attack paths simultaneously. Without O6, lower-probability paths remain open as attacker escape routes.</w:t>
+      </w:r>
+    </w:p>
+    <w:p>
+      <w:pPr>
+        <w:spacing w:before="60" w:after="60"/>
+      </w:pPr>
     </w:p>
     <w:p>
       <w:pPr>
@@ -9507,7 +9852,6 @@
                 <w:sz w:val="18"/>
                 <w:szCs w:val="18"/>
               </w:rPr>
-              <w:lastRenderedPageBreak/>
               <w:t>L3-bwd</w:t>
             </w:r>
           </w:p>
@@ -10369,7 +10713,17 @@
                 <w:sz w:val="17"/>
                 <w:szCs w:val="17"/>
               </w:rPr>
-              <w:t xml:space="preserve"> restricts which techniques qualify. Family bonus earned only for verified, mimicry-aligned deployments.</w:t>
+              <w:t xml:space="preserve"> restricts </w:t>
+            </w:r>
+            <w:r>
+              <w:rPr>
+                <w:rFonts w:ascii="Calibri" w:eastAsia="Calibri" w:hAnsi="Calibri" w:cs="Calibri"/>
+                <w:color w:val="000000"/>
+                <w:sz w:val="17"/>
+                <w:szCs w:val="17"/>
+              </w:rPr>
+              <w:lastRenderedPageBreak/>
+              <w:t>which techniques qualify. Family bonus earned only for verified, mimicry-aligned deployments.</w:t>
             </w:r>
           </w:p>
         </w:tc>
@@ -10411,6 +10765,7 @@
                 <w:sz w:val="18"/>
                 <w:szCs w:val="18"/>
               </w:rPr>
+              <w:lastRenderedPageBreak/>
               <w:t>L1</w:t>
             </w:r>
           </w:p>
@@ -11156,17 +11511,7 @@
                 <w:sz w:val="17"/>
                 <w:szCs w:val="17"/>
               </w:rPr>
-              <w:t xml:space="preserve">Without O1, the solver deploys in low-traffic zones, earning paper coverage credits while the most attack-exposed zones remain </w:t>
-            </w:r>
-            <w:r>
-              <w:rPr>
-                <w:rFonts w:ascii="Calibri" w:eastAsia="Calibri" w:hAnsi="Calibri" w:cs="Calibri"/>
-                <w:color w:val="000000"/>
-                <w:sz w:val="17"/>
-                <w:szCs w:val="17"/>
-              </w:rPr>
-              <w:lastRenderedPageBreak/>
-              <w:t>unmonitored. L1 weights each (</w:t>
+              <w:t>Without O1, the solver deploys in low-traffic zones, earning paper coverage credits while the most attack-exposed zones remain unmonitored. L1 weights each (</w:t>
             </w:r>
             <w:proofErr w:type="spellStart"/>
             <w:proofErr w:type="gramStart"/>
@@ -11228,7 +11573,6 @@
                 <w:sz w:val="17"/>
                 <w:szCs w:val="17"/>
               </w:rPr>
-              <w:lastRenderedPageBreak/>
               <w:t>wⱼ,ₐ</w:t>
             </w:r>
             <w:proofErr w:type="gramEnd"/>
@@ -11619,7 +11963,17 @@
                 <w:sz w:val="17"/>
                 <w:szCs w:val="17"/>
               </w:rPr>
-              <w:t xml:space="preserve"> aggregate L3 weight, concentrating in high-density zones (Zone 2, 40% of assets) and catching attackers only after perimeter traversal.</w:t>
+              <w:t xml:space="preserve"> aggregate L3 weight, concentrating in high-density zones </w:t>
+            </w:r>
+            <w:r>
+              <w:rPr>
+                <w:rFonts w:ascii="Calibri" w:eastAsia="Calibri" w:hAnsi="Calibri" w:cs="Calibri"/>
+                <w:color w:val="000000"/>
+                <w:sz w:val="17"/>
+                <w:szCs w:val="17"/>
+              </w:rPr>
+              <w:lastRenderedPageBreak/>
+              <w:t>(Zone 2, 40% of assets) and catching attackers only after perimeter traversal.</w:t>
             </w:r>
           </w:p>
         </w:tc>
@@ -11647,7 +12001,18 @@
                 <w:sz w:val="17"/>
                 <w:szCs w:val="17"/>
               </w:rPr>
-              <w:t>ZKᵢ zone eligibility interacts directly with L4 credit: the solver can only claim early-interception reward at hops where a zone-eligible honeypot exists. If no eligible type can reach the perimeter zone, the solver correctly cannot fabricate early-interception credit for paths entering through it.</w:t>
+              <w:lastRenderedPageBreak/>
+              <w:t xml:space="preserve">ZKᵢ zone eligibility interacts directly with L4 credit: the solver can only claim early-interception reward at hops where a zone-eligible honeypot exists. If no eligible type can reach the perimeter zone, </w:t>
+            </w:r>
+            <w:r>
+              <w:rPr>
+                <w:rFonts w:ascii="Calibri" w:eastAsia="Calibri" w:hAnsi="Calibri" w:cs="Calibri"/>
+                <w:color w:val="000000"/>
+                <w:sz w:val="17"/>
+                <w:szCs w:val="17"/>
+              </w:rPr>
+              <w:lastRenderedPageBreak/>
+              <w:t>the solver correctly cannot fabricate early-interception credit for paths entering through it.</w:t>
             </w:r>
           </w:p>
         </w:tc>
@@ -11689,6 +12054,7 @@
                 <w:sz w:val="18"/>
                 <w:szCs w:val="18"/>
               </w:rPr>
+              <w:lastRenderedPageBreak/>
               <w:t>O5</w:t>
             </w:r>
           </w:p>
@@ -11744,7 +12110,27 @@
                 <w:sz w:val="17"/>
                 <w:szCs w:val="17"/>
               </w:rPr>
-              <w:t>Without O5, the solver conflates prevention and forensics. The 0.7 discount encodes that forensic traps are valuable for attribution and incident response but are secondary to prevention. Stable for any discount in [0.5, 0.9].</w:t>
+              <w:t xml:space="preserve">Without O5, the solver </w:t>
+            </w:r>
+            <w:bookmarkStart w:id="0" w:name="OLE_LINK1"/>
+            <w:r>
+              <w:rPr>
+                <w:rFonts w:ascii="Calibri" w:eastAsia="Calibri" w:hAnsi="Calibri" w:cs="Calibri"/>
+                <w:color w:val="000000"/>
+                <w:sz w:val="17"/>
+                <w:szCs w:val="17"/>
+              </w:rPr>
+              <w:t xml:space="preserve">conflates </w:t>
+            </w:r>
+            <w:bookmarkEnd w:id="0"/>
+            <w:r>
+              <w:rPr>
+                <w:rFonts w:ascii="Calibri" w:eastAsia="Calibri" w:hAnsi="Calibri" w:cs="Calibri"/>
+                <w:color w:val="000000"/>
+                <w:sz w:val="17"/>
+                <w:szCs w:val="17"/>
+              </w:rPr>
+              <w:t>prevention and forensics. The 0.7 discount encodes that forensic traps are valuable for attribution and incident response but are secondary to prevention. Stable for any discount in [0.5, 0.9].</w:t>
             </w:r>
           </w:p>
         </w:tc>
@@ -11964,105 +12350,347 @@
         <w:spacing w:after="90" w:line="280" w:lineRule="auto"/>
         <w:ind w:firstLine="360"/>
         <w:jc w:val="both"/>
-      </w:pPr>
-      <w:r>
         <w:rPr>
           <w:rFonts w:ascii="Calibri" w:eastAsia="Calibri" w:hAnsi="Calibri" w:cs="Calibri"/>
           <w:sz w:val="20"/>
           <w:szCs w:val="20"/>
         </w:rPr>
-        <w:t xml:space="preserve">The weights encode a defensible priority ordering: </w:t>
-      </w:r>
-      <w:proofErr w:type="spellStart"/>
+      </w:pPr>
       <w:r>
         <w:rPr>
           <w:rFonts w:ascii="Calibri" w:eastAsia="Calibri" w:hAnsi="Calibri" w:cs="Calibri"/>
           <w:sz w:val="20"/>
           <w:szCs w:val="20"/>
         </w:rPr>
-        <w:t>DetEff</w:t>
-      </w:r>
-      <w:proofErr w:type="spellEnd"/>
+        <w:t xml:space="preserve">The weights encode a defensible priority ordering: </w:t>
+      </w:r>
+      <w:proofErr w:type="spellStart"/>
       <w:r>
         <w:rPr>
           <w:rFonts w:ascii="Calibri" w:eastAsia="Calibri" w:hAnsi="Calibri" w:cs="Calibri"/>
           <w:sz w:val="20"/>
           <w:szCs w:val="20"/>
         </w:rPr>
-        <w:t xml:space="preserve"> (0.35) is the prerequisite for all other objectives. </w:t>
-      </w:r>
-      <w:proofErr w:type="spellStart"/>
+        <w:t>DetEff</w:t>
+      </w:r>
+      <w:proofErr w:type="spellEnd"/>
       <w:r>
         <w:rPr>
           <w:rFonts w:ascii="Calibri" w:eastAsia="Calibri" w:hAnsi="Calibri" w:cs="Calibri"/>
           <w:sz w:val="20"/>
           <w:szCs w:val="20"/>
         </w:rPr>
-        <w:t>TechCov</w:t>
-      </w:r>
-      <w:proofErr w:type="spellEnd"/>
+        <w:t xml:space="preserve"> (0.35) is the prerequisite for all other objectives. </w:t>
+      </w:r>
+      <w:proofErr w:type="spellStart"/>
       <w:r>
         <w:rPr>
           <w:rFonts w:ascii="Calibri" w:eastAsia="Calibri" w:hAnsi="Calibri" w:cs="Calibri"/>
           <w:sz w:val="20"/>
           <w:szCs w:val="20"/>
         </w:rPr>
-        <w:t xml:space="preserve"> (0.25) reflects ATT&amp;CK compliance requirements. </w:t>
-      </w:r>
-      <w:proofErr w:type="spellStart"/>
+        <w:t>TechCov</w:t>
+      </w:r>
+      <w:proofErr w:type="spellEnd"/>
       <w:r>
         <w:rPr>
           <w:rFonts w:ascii="Calibri" w:eastAsia="Calibri" w:hAnsi="Calibri" w:cs="Calibri"/>
           <w:sz w:val="20"/>
           <w:szCs w:val="20"/>
         </w:rPr>
-        <w:t>FamCov</w:t>
-      </w:r>
-      <w:proofErr w:type="spellEnd"/>
+        <w:t xml:space="preserve"> (0.25) reflects ATT&amp;CK compliance requirements. </w:t>
+      </w:r>
+      <w:proofErr w:type="spellStart"/>
       <w:r>
         <w:rPr>
           <w:rFonts w:ascii="Calibri" w:eastAsia="Calibri" w:hAnsi="Calibri" w:cs="Calibri"/>
           <w:sz w:val="20"/>
           <w:szCs w:val="20"/>
         </w:rPr>
-        <w:t xml:space="preserve"> and </w:t>
-      </w:r>
-      <w:proofErr w:type="spellStart"/>
+        <w:t>FamCov</w:t>
+      </w:r>
+      <w:proofErr w:type="spellEnd"/>
       <w:r>
         <w:rPr>
           <w:rFonts w:ascii="Calibri" w:eastAsia="Calibri" w:hAnsi="Calibri" w:cs="Calibri"/>
           <w:sz w:val="20"/>
           <w:szCs w:val="20"/>
         </w:rPr>
-        <w:t>FwdPath</w:t>
-      </w:r>
-      <w:proofErr w:type="spellEnd"/>
+        <w:t xml:space="preserve"> and </w:t>
+      </w:r>
+      <w:proofErr w:type="spellStart"/>
       <w:r>
         <w:rPr>
           <w:rFonts w:ascii="Calibri" w:eastAsia="Calibri" w:hAnsi="Calibri" w:cs="Calibri"/>
           <w:sz w:val="20"/>
           <w:szCs w:val="20"/>
         </w:rPr>
-        <w:t xml:space="preserve"> (0.15 each) are complementary structural properties of equal priority. </w:t>
-      </w:r>
-      <w:proofErr w:type="spellStart"/>
+        <w:t>FwdPath</w:t>
+      </w:r>
+      <w:proofErr w:type="spellEnd"/>
       <w:r>
         <w:rPr>
           <w:rFonts w:ascii="Calibri" w:eastAsia="Calibri" w:hAnsi="Calibri" w:cs="Calibri"/>
           <w:sz w:val="20"/>
           <w:szCs w:val="20"/>
         </w:rPr>
-        <w:t>BwdPath</w:t>
-      </w:r>
-      <w:proofErr w:type="spellEnd"/>
+        <w:t xml:space="preserve"> (0.15 each) are complementary structural properties of equal priority. </w:t>
+      </w:r>
+      <w:proofErr w:type="spellStart"/>
       <w:r>
         <w:rPr>
           <w:rFonts w:ascii="Calibri" w:eastAsia="Calibri" w:hAnsi="Calibri" w:cs="Calibri"/>
           <w:sz w:val="20"/>
           <w:szCs w:val="20"/>
         </w:rPr>
+        <w:t>BwdPath</w:t>
+      </w:r>
+      <w:proofErr w:type="spellEnd"/>
+      <w:r>
+        <w:rPr>
+          <w:rFonts w:ascii="Calibri" w:eastAsia="Calibri" w:hAnsi="Calibri" w:cs="Calibri"/>
+          <w:sz w:val="20"/>
+          <w:szCs w:val="20"/>
+        </w:rPr>
         <w:t xml:space="preserve"> (0.10) is consistent with the 0.7 forensic discount in O5. The qualitative conclusions hold for any ±30% perturbation to these weights.</w:t>
       </w:r>
+    </w:p>
+    <w:p>
+      <w:pPr>
+        <w:pStyle w:val="font-claude-response-body"/>
+        <w:rPr>
+          <w:rFonts w:ascii="Calibri" w:hAnsi="Calibri" w:cs="Calibri"/>
+          <w:sz w:val="20"/>
+          <w:szCs w:val="20"/>
+        </w:rPr>
+      </w:pPr>
+      <w:r>
+        <w:rPr>
+          <w:rFonts w:ascii="Calibri" w:hAnsi="Calibri" w:cs="Calibri"/>
+          <w:sz w:val="20"/>
+          <w:szCs w:val="20"/>
+        </w:rPr>
+        <w:t xml:space="preserve">The weights were chosen from five principles that are </w:t>
+      </w:r>
+      <w:r>
+        <w:rPr>
+          <w:rStyle w:val="Strong"/>
+          <w:rFonts w:ascii="Calibri" w:hAnsi="Calibri" w:cs="Calibri"/>
+          <w:sz w:val="20"/>
+          <w:szCs w:val="20"/>
+        </w:rPr>
+        <w:t>independent of each other</w:t>
+      </w:r>
+      <w:r>
+        <w:rPr>
+          <w:rFonts w:ascii="Calibri" w:hAnsi="Calibri" w:cs="Calibri"/>
+          <w:sz w:val="20"/>
+          <w:szCs w:val="20"/>
+        </w:rPr>
+        <w:t>, making the overall weighting defensible from multiple directions simultaneously:</w:t>
+      </w:r>
+    </w:p>
+    <w:p>
+      <w:pPr>
+        <w:pStyle w:val="font-claude-response-body"/>
+        <w:numPr>
+          <w:ilvl w:val="0"/>
+          <w:numId w:val="4"/>
+        </w:numPr>
+        <w:rPr>
+          <w:rFonts w:ascii="Calibri" w:hAnsi="Calibri" w:cs="Calibri"/>
+          <w:sz w:val="20"/>
+          <w:szCs w:val="20"/>
+        </w:rPr>
+      </w:pPr>
+      <w:r>
+        <w:rPr>
+          <w:rStyle w:val="Strong"/>
+          <w:rFonts w:ascii="Calibri" w:hAnsi="Calibri" w:cs="Calibri"/>
+          <w:sz w:val="20"/>
+          <w:szCs w:val="20"/>
+        </w:rPr>
+        <w:t>0.35</w:t>
+      </w:r>
+      <w:r>
+        <w:rPr>
+          <w:rFonts w:ascii="Calibri" w:hAnsi="Calibri" w:cs="Calibri"/>
+          <w:sz w:val="20"/>
+          <w:szCs w:val="20"/>
+        </w:rPr>
+        <w:t xml:space="preserve"> — because </w:t>
+      </w:r>
+      <w:proofErr w:type="spellStart"/>
+      <w:r>
+        <w:rPr>
+          <w:rFonts w:ascii="Calibri" w:hAnsi="Calibri" w:cs="Calibri"/>
+          <w:sz w:val="20"/>
+          <w:szCs w:val="20"/>
+        </w:rPr>
+        <w:t>DetEff</w:t>
+      </w:r>
+      <w:proofErr w:type="spellEnd"/>
+      <w:r>
+        <w:rPr>
+          <w:rFonts w:ascii="Calibri" w:hAnsi="Calibri" w:cs="Calibri"/>
+          <w:sz w:val="20"/>
+          <w:szCs w:val="20"/>
+        </w:rPr>
+        <w:t xml:space="preserve"> is the prerequisite for everything else</w:t>
+      </w:r>
+    </w:p>
+    <w:p>
+      <w:pPr>
+        <w:pStyle w:val="font-claude-response-body"/>
+        <w:numPr>
+          <w:ilvl w:val="0"/>
+          <w:numId w:val="4"/>
+        </w:numPr>
+        <w:rPr>
+          <w:rFonts w:ascii="Calibri" w:hAnsi="Calibri" w:cs="Calibri"/>
+          <w:sz w:val="20"/>
+          <w:szCs w:val="20"/>
+        </w:rPr>
+      </w:pPr>
+      <w:r>
+        <w:rPr>
+          <w:rStyle w:val="Strong"/>
+          <w:rFonts w:ascii="Calibri" w:hAnsi="Calibri" w:cs="Calibri"/>
+          <w:sz w:val="20"/>
+          <w:szCs w:val="20"/>
+        </w:rPr>
+        <w:t>0.25</w:t>
+      </w:r>
+      <w:r>
+        <w:rPr>
+          <w:rFonts w:ascii="Calibri" w:hAnsi="Calibri" w:cs="Calibri"/>
+          <w:sz w:val="20"/>
+          <w:szCs w:val="20"/>
+        </w:rPr>
+        <w:t xml:space="preserve"> — because </w:t>
+      </w:r>
+      <w:proofErr w:type="spellStart"/>
+      <w:r>
+        <w:rPr>
+          <w:rFonts w:ascii="Calibri" w:hAnsi="Calibri" w:cs="Calibri"/>
+          <w:sz w:val="20"/>
+          <w:szCs w:val="20"/>
+        </w:rPr>
+        <w:t>TechCov</w:t>
+      </w:r>
+      <w:proofErr w:type="spellEnd"/>
+      <w:r>
+        <w:rPr>
+          <w:rFonts w:ascii="Calibri" w:hAnsi="Calibri" w:cs="Calibri"/>
+          <w:sz w:val="20"/>
+          <w:szCs w:val="20"/>
+        </w:rPr>
+        <w:t xml:space="preserve"> is an external compliance mandate</w:t>
+      </w:r>
+    </w:p>
+    <w:p>
+      <w:pPr>
+        <w:pStyle w:val="font-claude-response-body"/>
+        <w:numPr>
+          <w:ilvl w:val="0"/>
+          <w:numId w:val="4"/>
+        </w:numPr>
+        <w:rPr>
+          <w:rFonts w:ascii="Calibri" w:hAnsi="Calibri" w:cs="Calibri"/>
+          <w:sz w:val="20"/>
+          <w:szCs w:val="20"/>
+        </w:rPr>
+      </w:pPr>
+      <w:r>
+        <w:rPr>
+          <w:rStyle w:val="Strong"/>
+          <w:rFonts w:ascii="Calibri" w:hAnsi="Calibri" w:cs="Calibri"/>
+          <w:sz w:val="20"/>
+          <w:szCs w:val="20"/>
+        </w:rPr>
+        <w:t>0.15 + 0.15</w:t>
+      </w:r>
+      <w:r>
+        <w:rPr>
+          <w:rFonts w:ascii="Calibri" w:hAnsi="Calibri" w:cs="Calibri"/>
+          <w:sz w:val="20"/>
+          <w:szCs w:val="20"/>
+        </w:rPr>
+        <w:t xml:space="preserve"> — because </w:t>
+      </w:r>
+      <w:proofErr w:type="spellStart"/>
+      <w:r>
+        <w:rPr>
+          <w:rFonts w:ascii="Calibri" w:hAnsi="Calibri" w:cs="Calibri"/>
+          <w:sz w:val="20"/>
+          <w:szCs w:val="20"/>
+        </w:rPr>
+        <w:t>FamCov</w:t>
+      </w:r>
+      <w:proofErr w:type="spellEnd"/>
+      <w:r>
+        <w:rPr>
+          <w:rFonts w:ascii="Calibri" w:hAnsi="Calibri" w:cs="Calibri"/>
+          <w:sz w:val="20"/>
+          <w:szCs w:val="20"/>
+        </w:rPr>
+        <w:t xml:space="preserve"> and </w:t>
+      </w:r>
+      <w:proofErr w:type="spellStart"/>
+      <w:r>
+        <w:rPr>
+          <w:rFonts w:ascii="Calibri" w:hAnsi="Calibri" w:cs="Calibri"/>
+          <w:sz w:val="20"/>
+          <w:szCs w:val="20"/>
+        </w:rPr>
+        <w:t>FwdPath</w:t>
+      </w:r>
+      <w:proofErr w:type="spellEnd"/>
+      <w:r>
+        <w:rPr>
+          <w:rFonts w:ascii="Calibri" w:hAnsi="Calibri" w:cs="Calibri"/>
+          <w:sz w:val="20"/>
+          <w:szCs w:val="20"/>
+        </w:rPr>
+        <w:t xml:space="preserve"> are structural equals</w:t>
+      </w:r>
+    </w:p>
+    <w:p>
+      <w:pPr>
+        <w:pStyle w:val="font-claude-response-body"/>
+        <w:numPr>
+          <w:ilvl w:val="0"/>
+          <w:numId w:val="4"/>
+        </w:numPr>
+        <w:rPr>
+          <w:rFonts w:ascii="Calibri" w:hAnsi="Calibri" w:cs="Calibri"/>
+          <w:sz w:val="20"/>
+          <w:szCs w:val="20"/>
+        </w:rPr>
+      </w:pPr>
+      <w:r>
+        <w:rPr>
+          <w:rStyle w:val="Strong"/>
+          <w:rFonts w:ascii="Calibri" w:hAnsi="Calibri" w:cs="Calibri"/>
+          <w:sz w:val="20"/>
+          <w:szCs w:val="20"/>
+        </w:rPr>
+        <w:t>0.10</w:t>
+      </w:r>
+      <w:r>
+        <w:rPr>
+          <w:rFonts w:ascii="Calibri" w:hAnsi="Calibri" w:cs="Calibri"/>
+          <w:sz w:val="20"/>
+          <w:szCs w:val="20"/>
+        </w:rPr>
+        <w:t xml:space="preserve"> — because 0.15 × 0.7 (the forensic discount) = 0.105 ≈ 0.10</w:t>
+      </w:r>
+    </w:p>
+    <w:p>
+      <w:pPr>
+        <w:spacing w:after="90" w:line="280" w:lineRule="auto"/>
+        <w:jc w:val="both"/>
+      </w:pPr>
     </w:p>
     <w:p>
       <w:pPr>
@@ -12335,7 +12963,6 @@
                 <w:sz w:val="18"/>
                 <w:szCs w:val="18"/>
               </w:rPr>
-              <w:lastRenderedPageBreak/>
               <w:t>DetEff</w:t>
             </w:r>
             <w:proofErr w:type="spellEnd"/>
@@ -12644,6 +13271,7 @@
                 <w:sz w:val="18"/>
                 <w:szCs w:val="18"/>
               </w:rPr>
+              <w:lastRenderedPageBreak/>
               <w:t>FamCov</w:t>
             </w:r>
             <w:proofErr w:type="spellEnd"/>
@@ -13062,6 +13690,11 @@
         <w:spacing w:after="90" w:line="280" w:lineRule="auto"/>
         <w:ind w:firstLine="360"/>
         <w:jc w:val="both"/>
+        <w:rPr>
+          <w:rFonts w:ascii="Calibri" w:eastAsia="Calibri" w:hAnsi="Calibri" w:cs="Calibri"/>
+          <w:sz w:val="20"/>
+          <w:szCs w:val="20"/>
+        </w:rPr>
       </w:pPr>
       <w:r>
         <w:rPr>
@@ -13142,6 +13775,50 @@
           <w:szCs w:val="20"/>
         </w:rPr>
         <w:t xml:space="preserve"> rather than a phantom artefact.</w:t>
+      </w:r>
+    </w:p>
+    <w:p>
+      <w:pPr>
+        <w:spacing w:after="90" w:line="280" w:lineRule="auto"/>
+        <w:ind w:firstLine="360"/>
+        <w:jc w:val="both"/>
+        <w:rPr>
+          <w:rFonts w:ascii="Calibri" w:hAnsi="Calibri" w:cs="Calibri"/>
+          <w:sz w:val="20"/>
+          <w:szCs w:val="20"/>
+        </w:rPr>
+      </w:pPr>
+      <w:r>
+        <w:rPr>
+          <w:rFonts w:ascii="Calibri" w:hAnsi="Calibri" w:cs="Calibri"/>
+          <w:sz w:val="20"/>
+          <w:szCs w:val="20"/>
+        </w:rPr>
+        <w:t>I</w:t>
+      </w:r>
+      <w:r>
+        <w:rPr>
+          <w:rFonts w:ascii="Calibri" w:hAnsi="Calibri" w:cs="Calibri"/>
+          <w:sz w:val="20"/>
+          <w:szCs w:val="20"/>
+        </w:rPr>
+        <w:t>t can cover multiple attack paths at once</w:t>
+      </w:r>
+      <w:r>
+        <w:rPr>
+          <w:rFonts w:ascii="Calibri" w:hAnsi="Calibri" w:cs="Calibri"/>
+          <w:sz w:val="20"/>
+          <w:szCs w:val="20"/>
+        </w:rPr>
+        <w:t xml:space="preserve">, </w:t>
+      </w:r>
+      <w:r>
+        <w:rPr>
+          <w:rFonts w:ascii="Calibri" w:hAnsi="Calibri" w:cs="Calibri"/>
+          <w:sz w:val="20"/>
+          <w:szCs w:val="20"/>
+        </w:rPr>
+        <w:t>but only a solver that looks at all paths simultaneously can discover and claim all that credit in a single step.</w:t>
       </w:r>
     </w:p>
     <w:p>
@@ -14428,9 +15105,12 @@
     </w:p>
     <w:p>
       <w:pPr>
+        <w:pStyle w:val="ListParagraph"/>
+        <w:numPr>
+          <w:ilvl w:val="0"/>
+          <w:numId w:val="5"/>
+        </w:numPr>
         <w:spacing w:before="240" w:after="100"/>
-      </w:pPr>
-      <w:r>
         <w:rPr>
           <w:rFonts w:ascii="Calibri" w:eastAsia="Calibri" w:hAnsi="Calibri" w:cs="Calibri"/>
           <w:b/>
@@ -14439,9 +15119,29 @@
           <w:sz w:val="23"/>
           <w:szCs w:val="23"/>
         </w:rPr>
-        <w:lastRenderedPageBreak/>
-        <w:t>A.  Five Capability Dimensions (D1–D5)</w:t>
-      </w:r>
+      </w:pPr>
+      <w:r>
+        <w:rPr>
+          <w:rFonts w:ascii="Calibri" w:eastAsia="Calibri" w:hAnsi="Calibri" w:cs="Calibri"/>
+          <w:b/>
+          <w:bCs/>
+          <w:color w:val="2F5597"/>
+          <w:sz w:val="23"/>
+          <w:szCs w:val="23"/>
+        </w:rPr>
+        <w:t>Five Capability Dimensions (D1–D5)</w:t>
+      </w:r>
+    </w:p>
+    <w:p>
+      <w:pPr>
+        <w:pStyle w:val="ListParagraph"/>
+        <w:spacing w:before="240" w:after="100"/>
+      </w:pPr>
+    </w:p>
+    <w:p>
+      <w:pPr>
+        <w:spacing w:before="240" w:after="100"/>
+      </w:pPr>
     </w:p>
     <w:p>
       <w:pPr>
@@ -14457,6 +15157,7 @@
           <w:sz w:val="18"/>
           <w:szCs w:val="18"/>
         </w:rPr>
+        <w:lastRenderedPageBreak/>
         <w:t xml:space="preserve">Table 7 — Capability Dimensions: Parameters, Constraints, Objectives </w:t>
       </w:r>
     </w:p>
@@ -16888,7 +17589,6 @@
                 <w:sz w:val="16"/>
                 <w:szCs w:val="16"/>
               </w:rPr>
-              <w:lastRenderedPageBreak/>
               <w:t xml:space="preserve">GKᵢ ⊆ 𝒢 </w:t>
             </w:r>
           </w:p>
@@ -17057,6 +17757,7 @@
                 <w:sz w:val="16"/>
                 <w:szCs w:val="16"/>
               </w:rPr>
+              <w:lastRenderedPageBreak/>
               <w:t>Sᵢ,ₐ</w:t>
             </w:r>
             <w:proofErr w:type="gramEnd"/>
@@ -20304,7 +21005,6 @@
                 <w:sz w:val="16"/>
                 <w:szCs w:val="16"/>
               </w:rPr>
-              <w:lastRenderedPageBreak/>
               <w:t>C2</w:t>
             </w:r>
           </w:p>
@@ -20469,6 +21169,7 @@
                 <w:sz w:val="16"/>
                 <w:szCs w:val="16"/>
               </w:rPr>
+              <w:lastRenderedPageBreak/>
               <w:t>C3</w:t>
             </w:r>
           </w:p>
@@ -22869,8 +23570,6 @@
     <w:p>
       <w:pPr>
         <w:spacing w:before="240" w:after="100"/>
-      </w:pPr>
-      <w:r>
         <w:rPr>
           <w:rFonts w:ascii="Calibri" w:eastAsia="Calibri" w:hAnsi="Calibri" w:cs="Calibri"/>
           <w:b/>
@@ -22879,8 +23578,23 @@
           <w:sz w:val="23"/>
           <w:szCs w:val="23"/>
         </w:rPr>
+      </w:pPr>
+      <w:r>
+        <w:rPr>
+          <w:rFonts w:ascii="Calibri" w:eastAsia="Calibri" w:hAnsi="Calibri" w:cs="Calibri"/>
+          <w:b/>
+          <w:bCs/>
+          <w:color w:val="2F5597"/>
+          <w:sz w:val="23"/>
+          <w:szCs w:val="23"/>
+        </w:rPr>
         <w:t>C.  Why All Five Dimensions Must Hold Simultaneously</w:t>
       </w:r>
+    </w:p>
+    <w:p>
+      <w:pPr>
+        <w:spacing w:before="240" w:after="100"/>
+      </w:pPr>
     </w:p>
     <w:p>
       <w:pPr>
@@ -23146,7 +23860,27 @@
                 <w:sz w:val="18"/>
                 <w:szCs w:val="18"/>
               </w:rPr>
-              <w:t xml:space="preserve"> and policy violations; budget not distributed. C5a and C5b cannot be enforced. The optimality certificate certifies an infeasible, undeployable solution.</w:t>
+              <w:t xml:space="preserve"> and policy violations; budget not distributed. </w:t>
+            </w:r>
+            <w:bookmarkStart w:id="1" w:name="OLE_LINK2"/>
+            <w:r>
+              <w:rPr>
+                <w:rFonts w:ascii="Calibri" w:eastAsia="Calibri" w:hAnsi="Calibri" w:cs="Calibri"/>
+                <w:color w:val="000000"/>
+                <w:sz w:val="18"/>
+                <w:szCs w:val="18"/>
+              </w:rPr>
+              <w:t xml:space="preserve">C5a </w:t>
+            </w:r>
+            <w:bookmarkEnd w:id="1"/>
+            <w:r>
+              <w:rPr>
+                <w:rFonts w:ascii="Calibri" w:eastAsia="Calibri" w:hAnsi="Calibri" w:cs="Calibri"/>
+                <w:color w:val="000000"/>
+                <w:sz w:val="18"/>
+                <w:szCs w:val="18"/>
+              </w:rPr>
+              <w:t>and C5b cannot be enforced. The optimality certificate certifies an infeasible, undeployable solution.</w:t>
             </w:r>
           </w:p>
         </w:tc>
@@ -29146,1640 +29880,6 @@
           <w:sz w:val="18"/>
           <w:szCs w:val="18"/>
         </w:rPr>
-        <w:t>Table 14 — Scalability at Tested Network Sizes (updated with J-sparsity note)</w:t>
-      </w:r>
-    </w:p>
-    <w:tbl>
-      <w:tblPr>
-        <w:tblW w:w="9280" w:type="dxa"/>
-        <w:tblBorders>
-          <w:top w:val="single" w:sz="4" w:space="0" w:color="auto"/>
-          <w:left w:val="single" w:sz="4" w:space="0" w:color="auto"/>
-          <w:bottom w:val="single" w:sz="4" w:space="0" w:color="auto"/>
-          <w:right w:val="single" w:sz="4" w:space="0" w:color="auto"/>
-          <w:insideH w:val="single" w:sz="4" w:space="0" w:color="auto"/>
-          <w:insideV w:val="single" w:sz="4" w:space="0" w:color="auto"/>
-        </w:tblBorders>
-        <w:tblCellMar>
-          <w:left w:w="10" w:type="dxa"/>
-          <w:right w:w="10" w:type="dxa"/>
-        </w:tblCellMar>
-        <w:tblLook w:val="0000" w:firstRow="0" w:lastRow="0" w:firstColumn="0" w:lastColumn="0" w:noHBand="0" w:noVBand="0"/>
-      </w:tblPr>
-      <w:tblGrid>
-        <w:gridCol w:w="899"/>
-        <w:gridCol w:w="945"/>
-        <w:gridCol w:w="1393"/>
-        <w:gridCol w:w="1688"/>
-        <w:gridCol w:w="1274"/>
-        <w:gridCol w:w="1389"/>
-        <w:gridCol w:w="1692"/>
-      </w:tblGrid>
-      <w:tr>
-        <w:tblPrEx>
-          <w:tblCellMar>
-            <w:top w:w="0" w:type="dxa"/>
-            <w:bottom w:w="0" w:type="dxa"/>
-          </w:tblCellMar>
-        </w:tblPrEx>
-        <w:tc>
-          <w:tcPr>
-            <w:tcW w:w="900" w:type="dxa"/>
-            <w:tcBorders>
-              <w:top w:val="single" w:sz="6" w:space="0" w:color="7B7B7B"/>
-              <w:left w:val="single" w:sz="6" w:space="0" w:color="7B7B7B"/>
-              <w:bottom w:val="single" w:sz="6" w:space="0" w:color="7B7B7B"/>
-              <w:right w:val="single" w:sz="6" w:space="0" w:color="7B7B7B"/>
-            </w:tcBorders>
-            <w:shd w:val="clear" w:color="auto" w:fill="1F3864"/>
-            <w:tcMar>
-              <w:top w:w="80" w:type="dxa"/>
-              <w:left w:w="108" w:type="dxa"/>
-              <w:bottom w:w="80" w:type="dxa"/>
-              <w:right w:w="108" w:type="dxa"/>
-            </w:tcMar>
-          </w:tcPr>
-          <w:p>
-            <w:pPr>
-              <w:jc w:val="center"/>
-            </w:pPr>
-            <w:r>
-              <w:rPr>
-                <w:rFonts w:ascii="Calibri" w:eastAsia="Calibri" w:hAnsi="Calibri" w:cs="Calibri"/>
-                <w:b/>
-                <w:bCs/>
-                <w:color w:val="FFFFFF"/>
-                <w:sz w:val="19"/>
-                <w:szCs w:val="19"/>
-              </w:rPr>
-              <w:t>Scale</w:t>
-            </w:r>
-          </w:p>
-        </w:tc>
-        <w:tc>
-          <w:tcPr>
-            <w:tcW w:w="900" w:type="dxa"/>
-            <w:tcBorders>
-              <w:top w:val="single" w:sz="6" w:space="0" w:color="7B7B7B"/>
-              <w:left w:val="single" w:sz="6" w:space="0" w:color="7B7B7B"/>
-              <w:bottom w:val="single" w:sz="6" w:space="0" w:color="7B7B7B"/>
-              <w:right w:val="single" w:sz="6" w:space="0" w:color="7B7B7B"/>
-            </w:tcBorders>
-            <w:shd w:val="clear" w:color="auto" w:fill="1F3864"/>
-            <w:tcMar>
-              <w:top w:w="80" w:type="dxa"/>
-              <w:left w:w="108" w:type="dxa"/>
-              <w:bottom w:w="80" w:type="dxa"/>
-              <w:right w:w="108" w:type="dxa"/>
-            </w:tcMar>
-          </w:tcPr>
-          <w:p>
-            <w:pPr>
-              <w:jc w:val="center"/>
-            </w:pPr>
-            <w:r>
-              <w:rPr>
-                <w:rFonts w:ascii="Calibri" w:eastAsia="Calibri" w:hAnsi="Calibri" w:cs="Calibri"/>
-                <w:b/>
-                <w:bCs/>
-                <w:color w:val="FFFFFF"/>
-                <w:sz w:val="19"/>
-                <w:szCs w:val="19"/>
-              </w:rPr>
-              <w:t>Nodes</w:t>
-            </w:r>
-          </w:p>
-        </w:tc>
-        <w:tc>
-          <w:tcPr>
-            <w:tcW w:w="1400" w:type="dxa"/>
-            <w:tcBorders>
-              <w:top w:val="single" w:sz="6" w:space="0" w:color="7B7B7B"/>
-              <w:left w:val="single" w:sz="6" w:space="0" w:color="7B7B7B"/>
-              <w:bottom w:val="single" w:sz="6" w:space="0" w:color="7B7B7B"/>
-              <w:right w:val="single" w:sz="6" w:space="0" w:color="7B7B7B"/>
-            </w:tcBorders>
-            <w:shd w:val="clear" w:color="auto" w:fill="1F3864"/>
-            <w:tcMar>
-              <w:top w:w="80" w:type="dxa"/>
-              <w:left w:w="108" w:type="dxa"/>
-              <w:bottom w:w="80" w:type="dxa"/>
-              <w:right w:w="108" w:type="dxa"/>
-            </w:tcMar>
-          </w:tcPr>
-          <w:p>
-            <w:pPr>
-              <w:jc w:val="center"/>
-            </w:pPr>
-            <w:r>
-              <w:rPr>
-                <w:rFonts w:ascii="Calibri" w:eastAsia="Calibri" w:hAnsi="Calibri" w:cs="Calibri"/>
-                <w:b/>
-                <w:bCs/>
-                <w:color w:val="FFFFFF"/>
-                <w:sz w:val="19"/>
-                <w:szCs w:val="19"/>
-              </w:rPr>
-              <w:t xml:space="preserve">|J| </w:t>
-            </w:r>
-            <w:proofErr w:type="spellStart"/>
-            <w:r>
-              <w:rPr>
-                <w:rFonts w:ascii="Calibri" w:eastAsia="Calibri" w:hAnsi="Calibri" w:cs="Calibri"/>
-                <w:b/>
-                <w:bCs/>
-                <w:color w:val="FFFFFF"/>
-                <w:sz w:val="19"/>
-                <w:szCs w:val="19"/>
-              </w:rPr>
-              <w:t>approx</w:t>
-            </w:r>
-            <w:proofErr w:type="spellEnd"/>
-          </w:p>
-        </w:tc>
-        <w:tc>
-          <w:tcPr>
-            <w:tcW w:w="1700" w:type="dxa"/>
-            <w:tcBorders>
-              <w:top w:val="single" w:sz="6" w:space="0" w:color="7B7B7B"/>
-              <w:left w:val="single" w:sz="6" w:space="0" w:color="7B7B7B"/>
-              <w:bottom w:val="single" w:sz="6" w:space="0" w:color="7B7B7B"/>
-              <w:right w:val="single" w:sz="6" w:space="0" w:color="7B7B7B"/>
-            </w:tcBorders>
-            <w:shd w:val="clear" w:color="auto" w:fill="1F3864"/>
-            <w:tcMar>
-              <w:top w:w="80" w:type="dxa"/>
-              <w:left w:w="108" w:type="dxa"/>
-              <w:bottom w:w="80" w:type="dxa"/>
-              <w:right w:w="108" w:type="dxa"/>
-            </w:tcMar>
-          </w:tcPr>
-          <w:p>
-            <w:pPr>
-              <w:jc w:val="center"/>
-            </w:pPr>
-            <w:r>
-              <w:rPr>
-                <w:rFonts w:ascii="Calibri" w:eastAsia="Calibri" w:hAnsi="Calibri" w:cs="Calibri"/>
-                <w:b/>
-                <w:bCs/>
-                <w:color w:val="FFFFFF"/>
-                <w:sz w:val="19"/>
-                <w:szCs w:val="19"/>
-              </w:rPr>
-              <w:t>Soft clauses</w:t>
-            </w:r>
-          </w:p>
-        </w:tc>
-        <w:tc>
-          <w:tcPr>
-            <w:tcW w:w="1280" w:type="dxa"/>
-            <w:tcBorders>
-              <w:top w:val="single" w:sz="6" w:space="0" w:color="7B7B7B"/>
-              <w:left w:val="single" w:sz="6" w:space="0" w:color="7B7B7B"/>
-              <w:bottom w:val="single" w:sz="6" w:space="0" w:color="7B7B7B"/>
-              <w:right w:val="single" w:sz="6" w:space="0" w:color="7B7B7B"/>
-            </w:tcBorders>
-            <w:shd w:val="clear" w:color="auto" w:fill="1F3864"/>
-            <w:tcMar>
-              <w:top w:w="80" w:type="dxa"/>
-              <w:left w:w="108" w:type="dxa"/>
-              <w:bottom w:w="80" w:type="dxa"/>
-              <w:right w:w="108" w:type="dxa"/>
-            </w:tcMar>
-          </w:tcPr>
-          <w:p>
-            <w:pPr>
-              <w:jc w:val="center"/>
-            </w:pPr>
-            <w:r>
-              <w:rPr>
-                <w:rFonts w:ascii="Calibri" w:eastAsia="Calibri" w:hAnsi="Calibri" w:cs="Calibri"/>
-                <w:b/>
-                <w:bCs/>
-                <w:color w:val="FFFFFF"/>
-                <w:sz w:val="19"/>
-                <w:szCs w:val="19"/>
-              </w:rPr>
-              <w:t>Hard clauses</w:t>
-            </w:r>
-          </w:p>
-        </w:tc>
-        <w:tc>
-          <w:tcPr>
-            <w:tcW w:w="1400" w:type="dxa"/>
-            <w:tcBorders>
-              <w:top w:val="single" w:sz="6" w:space="0" w:color="7B7B7B"/>
-              <w:left w:val="single" w:sz="6" w:space="0" w:color="7B7B7B"/>
-              <w:bottom w:val="single" w:sz="6" w:space="0" w:color="7B7B7B"/>
-              <w:right w:val="single" w:sz="6" w:space="0" w:color="7B7B7B"/>
-            </w:tcBorders>
-            <w:shd w:val="clear" w:color="auto" w:fill="1F3864"/>
-            <w:tcMar>
-              <w:top w:w="80" w:type="dxa"/>
-              <w:left w:w="108" w:type="dxa"/>
-              <w:bottom w:w="80" w:type="dxa"/>
-              <w:right w:w="108" w:type="dxa"/>
-            </w:tcMar>
-          </w:tcPr>
-          <w:p>
-            <w:pPr>
-              <w:jc w:val="center"/>
-            </w:pPr>
-            <w:r>
-              <w:rPr>
-                <w:rFonts w:ascii="Calibri" w:eastAsia="Calibri" w:hAnsi="Calibri" w:cs="Calibri"/>
-                <w:b/>
-                <w:bCs/>
-                <w:color w:val="FFFFFF"/>
-                <w:sz w:val="19"/>
-                <w:szCs w:val="19"/>
-              </w:rPr>
-              <w:t>RC2 time</w:t>
-            </w:r>
-          </w:p>
-        </w:tc>
-        <w:tc>
-          <w:tcPr>
-            <w:tcW w:w="1700" w:type="dxa"/>
-            <w:tcBorders>
-              <w:top w:val="single" w:sz="6" w:space="0" w:color="7B7B7B"/>
-              <w:left w:val="single" w:sz="6" w:space="0" w:color="7B7B7B"/>
-              <w:bottom w:val="single" w:sz="6" w:space="0" w:color="7B7B7B"/>
-              <w:right w:val="single" w:sz="6" w:space="0" w:color="7B7B7B"/>
-            </w:tcBorders>
-            <w:shd w:val="clear" w:color="auto" w:fill="1F3864"/>
-            <w:tcMar>
-              <w:top w:w="80" w:type="dxa"/>
-              <w:left w:w="108" w:type="dxa"/>
-              <w:bottom w:w="80" w:type="dxa"/>
-              <w:right w:w="108" w:type="dxa"/>
-            </w:tcMar>
-          </w:tcPr>
-          <w:p>
-            <w:pPr>
-              <w:jc w:val="center"/>
-            </w:pPr>
-            <w:r>
-              <w:rPr>
-                <w:rFonts w:ascii="Calibri" w:eastAsia="Calibri" w:hAnsi="Calibri" w:cs="Calibri"/>
-                <w:b/>
-                <w:bCs/>
-                <w:color w:val="FFFFFF"/>
-                <w:sz w:val="19"/>
-                <w:szCs w:val="19"/>
-              </w:rPr>
-              <w:t>Certificate?</w:t>
-            </w:r>
-          </w:p>
-        </w:tc>
-      </w:tr>
-      <w:tr>
-        <w:tblPrEx>
-          <w:tblCellMar>
-            <w:top w:w="0" w:type="dxa"/>
-            <w:bottom w:w="0" w:type="dxa"/>
-          </w:tblCellMar>
-        </w:tblPrEx>
-        <w:tc>
-          <w:tcPr>
-            <w:tcW w:w="900" w:type="dxa"/>
-            <w:tcBorders>
-              <w:top w:val="single" w:sz="3" w:space="0" w:color="BBBBBB"/>
-              <w:left w:val="single" w:sz="3" w:space="0" w:color="BBBBBB"/>
-              <w:bottom w:val="single" w:sz="3" w:space="0" w:color="BBBBBB"/>
-              <w:right w:val="single" w:sz="3" w:space="0" w:color="BBBBBB"/>
-            </w:tcBorders>
-            <w:tcMar>
-              <w:top w:w="72" w:type="dxa"/>
-              <w:left w:w="108" w:type="dxa"/>
-              <w:bottom w:w="72" w:type="dxa"/>
-              <w:right w:w="108" w:type="dxa"/>
-            </w:tcMar>
-          </w:tcPr>
-          <w:p>
-            <w:r>
-              <w:rPr>
-                <w:rFonts w:ascii="Calibri" w:eastAsia="Calibri" w:hAnsi="Calibri" w:cs="Calibri"/>
-                <w:b/>
-                <w:bCs/>
-                <w:color w:val="1F3864"/>
-                <w:sz w:val="18"/>
-                <w:szCs w:val="18"/>
-              </w:rPr>
-              <w:t>Tiny</w:t>
-            </w:r>
-          </w:p>
-        </w:tc>
-        <w:tc>
-          <w:tcPr>
-            <w:tcW w:w="900" w:type="dxa"/>
-            <w:tcBorders>
-              <w:top w:val="single" w:sz="3" w:space="0" w:color="BBBBBB"/>
-              <w:left w:val="single" w:sz="3" w:space="0" w:color="BBBBBB"/>
-              <w:bottom w:val="single" w:sz="3" w:space="0" w:color="BBBBBB"/>
-              <w:right w:val="single" w:sz="3" w:space="0" w:color="BBBBBB"/>
-            </w:tcBorders>
-            <w:tcMar>
-              <w:top w:w="72" w:type="dxa"/>
-              <w:left w:w="108" w:type="dxa"/>
-              <w:bottom w:w="72" w:type="dxa"/>
-              <w:right w:w="108" w:type="dxa"/>
-            </w:tcMar>
-          </w:tcPr>
-          <w:p>
-            <w:pPr>
-              <w:jc w:val="center"/>
-            </w:pPr>
-            <w:r>
-              <w:rPr>
-                <w:rFonts w:ascii="Calibri" w:eastAsia="Calibri" w:hAnsi="Calibri" w:cs="Calibri"/>
-                <w:sz w:val="18"/>
-                <w:szCs w:val="18"/>
-              </w:rPr>
-              <w:t>100</w:t>
-            </w:r>
-          </w:p>
-        </w:tc>
-        <w:tc>
-          <w:tcPr>
-            <w:tcW w:w="1400" w:type="dxa"/>
-            <w:tcBorders>
-              <w:top w:val="single" w:sz="3" w:space="0" w:color="BBBBBB"/>
-              <w:left w:val="single" w:sz="3" w:space="0" w:color="BBBBBB"/>
-              <w:bottom w:val="single" w:sz="3" w:space="0" w:color="BBBBBB"/>
-              <w:right w:val="single" w:sz="3" w:space="0" w:color="BBBBBB"/>
-            </w:tcBorders>
-            <w:tcMar>
-              <w:top w:w="72" w:type="dxa"/>
-              <w:left w:w="108" w:type="dxa"/>
-              <w:bottom w:w="72" w:type="dxa"/>
-              <w:right w:w="108" w:type="dxa"/>
-            </w:tcMar>
-          </w:tcPr>
-          <w:p>
-            <w:r>
-              <w:rPr>
-                <w:rFonts w:ascii="Courier New" w:eastAsia="Courier New" w:hAnsi="Courier New" w:cs="Courier New"/>
-                <w:sz w:val="17"/>
-                <w:szCs w:val="17"/>
-              </w:rPr>
-              <w:t>~270</w:t>
-            </w:r>
-          </w:p>
-        </w:tc>
-        <w:tc>
-          <w:tcPr>
-            <w:tcW w:w="1700" w:type="dxa"/>
-            <w:tcBorders>
-              <w:top w:val="single" w:sz="3" w:space="0" w:color="BBBBBB"/>
-              <w:left w:val="single" w:sz="3" w:space="0" w:color="BBBBBB"/>
-              <w:bottom w:val="single" w:sz="3" w:space="0" w:color="BBBBBB"/>
-              <w:right w:val="single" w:sz="3" w:space="0" w:color="BBBBBB"/>
-            </w:tcBorders>
-            <w:tcMar>
-              <w:top w:w="72" w:type="dxa"/>
-              <w:left w:w="108" w:type="dxa"/>
-              <w:bottom w:w="72" w:type="dxa"/>
-              <w:right w:w="108" w:type="dxa"/>
-            </w:tcMar>
-          </w:tcPr>
-          <w:p>
-            <w:r>
-              <w:rPr>
-                <w:rFonts w:ascii="Courier New" w:eastAsia="Courier New" w:hAnsi="Courier New" w:cs="Courier New"/>
-                <w:sz w:val="17"/>
-                <w:szCs w:val="17"/>
-              </w:rPr>
-              <w:t>~5.4k</w:t>
-            </w:r>
-          </w:p>
-        </w:tc>
-        <w:tc>
-          <w:tcPr>
-            <w:tcW w:w="1280" w:type="dxa"/>
-            <w:tcBorders>
-              <w:top w:val="single" w:sz="3" w:space="0" w:color="BBBBBB"/>
-              <w:left w:val="single" w:sz="3" w:space="0" w:color="BBBBBB"/>
-              <w:bottom w:val="single" w:sz="3" w:space="0" w:color="BBBBBB"/>
-              <w:right w:val="single" w:sz="3" w:space="0" w:color="BBBBBB"/>
-            </w:tcBorders>
-            <w:tcMar>
-              <w:top w:w="72" w:type="dxa"/>
-              <w:left w:w="108" w:type="dxa"/>
-              <w:bottom w:w="72" w:type="dxa"/>
-              <w:right w:w="108" w:type="dxa"/>
-            </w:tcMar>
-          </w:tcPr>
-          <w:p>
-            <w:r>
-              <w:rPr>
-                <w:rFonts w:ascii="Courier New" w:eastAsia="Courier New" w:hAnsi="Courier New" w:cs="Courier New"/>
-                <w:sz w:val="17"/>
-                <w:szCs w:val="17"/>
-              </w:rPr>
-              <w:t>~0.5k</w:t>
-            </w:r>
-          </w:p>
-        </w:tc>
-        <w:tc>
-          <w:tcPr>
-            <w:tcW w:w="1400" w:type="dxa"/>
-            <w:tcBorders>
-              <w:top w:val="single" w:sz="3" w:space="0" w:color="BBBBBB"/>
-              <w:left w:val="single" w:sz="3" w:space="0" w:color="BBBBBB"/>
-              <w:bottom w:val="single" w:sz="3" w:space="0" w:color="BBBBBB"/>
-              <w:right w:val="single" w:sz="3" w:space="0" w:color="BBBBBB"/>
-            </w:tcBorders>
-            <w:tcMar>
-              <w:top w:w="72" w:type="dxa"/>
-              <w:left w:w="108" w:type="dxa"/>
-              <w:bottom w:w="72" w:type="dxa"/>
-              <w:right w:w="108" w:type="dxa"/>
-            </w:tcMar>
-          </w:tcPr>
-          <w:p>
-            <w:pPr>
-              <w:jc w:val="center"/>
-            </w:pPr>
-            <w:r>
-              <w:rPr>
-                <w:rFonts w:ascii="Calibri" w:eastAsia="Calibri" w:hAnsi="Calibri" w:cs="Calibri"/>
-                <w:sz w:val="18"/>
-                <w:szCs w:val="18"/>
-              </w:rPr>
-              <w:t>&lt; 1 s</w:t>
-            </w:r>
-          </w:p>
-        </w:tc>
-        <w:tc>
-          <w:tcPr>
-            <w:tcW w:w="1700" w:type="dxa"/>
-            <w:tcBorders>
-              <w:top w:val="single" w:sz="3" w:space="0" w:color="BBBBBB"/>
-              <w:left w:val="single" w:sz="3" w:space="0" w:color="BBBBBB"/>
-              <w:bottom w:val="single" w:sz="3" w:space="0" w:color="BBBBBB"/>
-              <w:right w:val="single" w:sz="3" w:space="0" w:color="BBBBBB"/>
-            </w:tcBorders>
-            <w:shd w:val="clear" w:color="auto" w:fill="E2EFDA"/>
-            <w:tcMar>
-              <w:top w:w="72" w:type="dxa"/>
-              <w:left w:w="108" w:type="dxa"/>
-              <w:bottom w:w="72" w:type="dxa"/>
-              <w:right w:w="108" w:type="dxa"/>
-            </w:tcMar>
-          </w:tcPr>
-          <w:p>
-            <w:pPr>
-              <w:jc w:val="center"/>
-            </w:pPr>
-            <w:r>
-              <w:rPr>
-                <w:rFonts w:ascii="Calibri" w:eastAsia="Calibri" w:hAnsi="Calibri" w:cs="Calibri"/>
-                <w:b/>
-                <w:bCs/>
-                <w:color w:val="375623"/>
-                <w:sz w:val="17"/>
-                <w:szCs w:val="17"/>
-              </w:rPr>
-              <w:t>Certified ✓</w:t>
-            </w:r>
-          </w:p>
-        </w:tc>
-      </w:tr>
-      <w:tr>
-        <w:tblPrEx>
-          <w:tblCellMar>
-            <w:top w:w="0" w:type="dxa"/>
-            <w:bottom w:w="0" w:type="dxa"/>
-          </w:tblCellMar>
-        </w:tblPrEx>
-        <w:tc>
-          <w:tcPr>
-            <w:tcW w:w="900" w:type="dxa"/>
-            <w:tcBorders>
-              <w:top w:val="single" w:sz="3" w:space="0" w:color="BBBBBB"/>
-              <w:left w:val="single" w:sz="3" w:space="0" w:color="BBBBBB"/>
-              <w:bottom w:val="single" w:sz="3" w:space="0" w:color="BBBBBB"/>
-              <w:right w:val="single" w:sz="3" w:space="0" w:color="BBBBBB"/>
-            </w:tcBorders>
-            <w:shd w:val="clear" w:color="auto" w:fill="F5F5F5"/>
-            <w:tcMar>
-              <w:top w:w="72" w:type="dxa"/>
-              <w:left w:w="108" w:type="dxa"/>
-              <w:bottom w:w="72" w:type="dxa"/>
-              <w:right w:w="108" w:type="dxa"/>
-            </w:tcMar>
-          </w:tcPr>
-          <w:p>
-            <w:r>
-              <w:rPr>
-                <w:rFonts w:ascii="Calibri" w:eastAsia="Calibri" w:hAnsi="Calibri" w:cs="Calibri"/>
-                <w:b/>
-                <w:bCs/>
-                <w:color w:val="1F3864"/>
-                <w:sz w:val="18"/>
-                <w:szCs w:val="18"/>
-              </w:rPr>
-              <w:t>Small</w:t>
-            </w:r>
-          </w:p>
-        </w:tc>
-        <w:tc>
-          <w:tcPr>
-            <w:tcW w:w="900" w:type="dxa"/>
-            <w:tcBorders>
-              <w:top w:val="single" w:sz="3" w:space="0" w:color="BBBBBB"/>
-              <w:left w:val="single" w:sz="3" w:space="0" w:color="BBBBBB"/>
-              <w:bottom w:val="single" w:sz="3" w:space="0" w:color="BBBBBB"/>
-              <w:right w:val="single" w:sz="3" w:space="0" w:color="BBBBBB"/>
-            </w:tcBorders>
-            <w:shd w:val="clear" w:color="auto" w:fill="F5F5F5"/>
-            <w:tcMar>
-              <w:top w:w="72" w:type="dxa"/>
-              <w:left w:w="108" w:type="dxa"/>
-              <w:bottom w:w="72" w:type="dxa"/>
-              <w:right w:w="108" w:type="dxa"/>
-            </w:tcMar>
-          </w:tcPr>
-          <w:p>
-            <w:pPr>
-              <w:jc w:val="center"/>
-            </w:pPr>
-            <w:r>
-              <w:rPr>
-                <w:rFonts w:ascii="Calibri" w:eastAsia="Calibri" w:hAnsi="Calibri" w:cs="Calibri"/>
-                <w:sz w:val="18"/>
-                <w:szCs w:val="18"/>
-              </w:rPr>
-              <w:t>500</w:t>
-            </w:r>
-          </w:p>
-        </w:tc>
-        <w:tc>
-          <w:tcPr>
-            <w:tcW w:w="1400" w:type="dxa"/>
-            <w:tcBorders>
-              <w:top w:val="single" w:sz="3" w:space="0" w:color="BBBBBB"/>
-              <w:left w:val="single" w:sz="3" w:space="0" w:color="BBBBBB"/>
-              <w:bottom w:val="single" w:sz="3" w:space="0" w:color="BBBBBB"/>
-              <w:right w:val="single" w:sz="3" w:space="0" w:color="BBBBBB"/>
-            </w:tcBorders>
-            <w:tcMar>
-              <w:top w:w="72" w:type="dxa"/>
-              <w:left w:w="108" w:type="dxa"/>
-              <w:bottom w:w="72" w:type="dxa"/>
-              <w:right w:w="108" w:type="dxa"/>
-            </w:tcMar>
-          </w:tcPr>
-          <w:p>
-            <w:r>
-              <w:rPr>
-                <w:rFonts w:ascii="Courier New" w:eastAsia="Courier New" w:hAnsi="Courier New" w:cs="Courier New"/>
-                <w:sz w:val="17"/>
-                <w:szCs w:val="17"/>
-              </w:rPr>
-              <w:t>~1,350</w:t>
-            </w:r>
-          </w:p>
-        </w:tc>
-        <w:tc>
-          <w:tcPr>
-            <w:tcW w:w="1700" w:type="dxa"/>
-            <w:tcBorders>
-              <w:top w:val="single" w:sz="3" w:space="0" w:color="BBBBBB"/>
-              <w:left w:val="single" w:sz="3" w:space="0" w:color="BBBBBB"/>
-              <w:bottom w:val="single" w:sz="3" w:space="0" w:color="BBBBBB"/>
-              <w:right w:val="single" w:sz="3" w:space="0" w:color="BBBBBB"/>
-            </w:tcBorders>
-            <w:tcMar>
-              <w:top w:w="72" w:type="dxa"/>
-              <w:left w:w="108" w:type="dxa"/>
-              <w:bottom w:w="72" w:type="dxa"/>
-              <w:right w:w="108" w:type="dxa"/>
-            </w:tcMar>
-          </w:tcPr>
-          <w:p>
-            <w:r>
-              <w:rPr>
-                <w:rFonts w:ascii="Courier New" w:eastAsia="Courier New" w:hAnsi="Courier New" w:cs="Courier New"/>
-                <w:sz w:val="17"/>
-                <w:szCs w:val="17"/>
-              </w:rPr>
-              <w:t>~27k</w:t>
-            </w:r>
-          </w:p>
-        </w:tc>
-        <w:tc>
-          <w:tcPr>
-            <w:tcW w:w="1280" w:type="dxa"/>
-            <w:tcBorders>
-              <w:top w:val="single" w:sz="3" w:space="0" w:color="BBBBBB"/>
-              <w:left w:val="single" w:sz="3" w:space="0" w:color="BBBBBB"/>
-              <w:bottom w:val="single" w:sz="3" w:space="0" w:color="BBBBBB"/>
-              <w:right w:val="single" w:sz="3" w:space="0" w:color="BBBBBB"/>
-            </w:tcBorders>
-            <w:tcMar>
-              <w:top w:w="72" w:type="dxa"/>
-              <w:left w:w="108" w:type="dxa"/>
-              <w:bottom w:w="72" w:type="dxa"/>
-              <w:right w:w="108" w:type="dxa"/>
-            </w:tcMar>
-          </w:tcPr>
-          <w:p>
-            <w:r>
-              <w:rPr>
-                <w:rFonts w:ascii="Courier New" w:eastAsia="Courier New" w:hAnsi="Courier New" w:cs="Courier New"/>
-                <w:sz w:val="17"/>
-                <w:szCs w:val="17"/>
-              </w:rPr>
-              <w:t>~2.4k</w:t>
-            </w:r>
-          </w:p>
-        </w:tc>
-        <w:tc>
-          <w:tcPr>
-            <w:tcW w:w="1400" w:type="dxa"/>
-            <w:tcBorders>
-              <w:top w:val="single" w:sz="3" w:space="0" w:color="BBBBBB"/>
-              <w:left w:val="single" w:sz="3" w:space="0" w:color="BBBBBB"/>
-              <w:bottom w:val="single" w:sz="3" w:space="0" w:color="BBBBBB"/>
-              <w:right w:val="single" w:sz="3" w:space="0" w:color="BBBBBB"/>
-            </w:tcBorders>
-            <w:tcMar>
-              <w:top w:w="72" w:type="dxa"/>
-              <w:left w:w="108" w:type="dxa"/>
-              <w:bottom w:w="72" w:type="dxa"/>
-              <w:right w:w="108" w:type="dxa"/>
-            </w:tcMar>
-          </w:tcPr>
-          <w:p>
-            <w:pPr>
-              <w:jc w:val="center"/>
-            </w:pPr>
-            <w:r>
-              <w:rPr>
-                <w:rFonts w:ascii="Calibri" w:eastAsia="Calibri" w:hAnsi="Calibri" w:cs="Calibri"/>
-                <w:sz w:val="18"/>
-                <w:szCs w:val="18"/>
-              </w:rPr>
-              <w:t>&lt; 2 s</w:t>
-            </w:r>
-          </w:p>
-        </w:tc>
-        <w:tc>
-          <w:tcPr>
-            <w:tcW w:w="1700" w:type="dxa"/>
-            <w:tcBorders>
-              <w:top w:val="single" w:sz="3" w:space="0" w:color="BBBBBB"/>
-              <w:left w:val="single" w:sz="3" w:space="0" w:color="BBBBBB"/>
-              <w:bottom w:val="single" w:sz="3" w:space="0" w:color="BBBBBB"/>
-              <w:right w:val="single" w:sz="3" w:space="0" w:color="BBBBBB"/>
-            </w:tcBorders>
-            <w:shd w:val="clear" w:color="auto" w:fill="E2EFDA"/>
-            <w:tcMar>
-              <w:top w:w="72" w:type="dxa"/>
-              <w:left w:w="108" w:type="dxa"/>
-              <w:bottom w:w="72" w:type="dxa"/>
-              <w:right w:w="108" w:type="dxa"/>
-            </w:tcMar>
-          </w:tcPr>
-          <w:p>
-            <w:pPr>
-              <w:jc w:val="center"/>
-            </w:pPr>
-            <w:r>
-              <w:rPr>
-                <w:rFonts w:ascii="Calibri" w:eastAsia="Calibri" w:hAnsi="Calibri" w:cs="Calibri"/>
-                <w:b/>
-                <w:bCs/>
-                <w:color w:val="375623"/>
-                <w:sz w:val="17"/>
-                <w:szCs w:val="17"/>
-              </w:rPr>
-              <w:t>Certified ✓</w:t>
-            </w:r>
-          </w:p>
-        </w:tc>
-      </w:tr>
-      <w:tr>
-        <w:tblPrEx>
-          <w:tblCellMar>
-            <w:top w:w="0" w:type="dxa"/>
-            <w:bottom w:w="0" w:type="dxa"/>
-          </w:tblCellMar>
-        </w:tblPrEx>
-        <w:tc>
-          <w:tcPr>
-            <w:tcW w:w="900" w:type="dxa"/>
-            <w:tcBorders>
-              <w:top w:val="single" w:sz="3" w:space="0" w:color="BBBBBB"/>
-              <w:left w:val="single" w:sz="3" w:space="0" w:color="BBBBBB"/>
-              <w:bottom w:val="single" w:sz="3" w:space="0" w:color="BBBBBB"/>
-              <w:right w:val="single" w:sz="3" w:space="0" w:color="BBBBBB"/>
-            </w:tcBorders>
-            <w:tcMar>
-              <w:top w:w="72" w:type="dxa"/>
-              <w:left w:w="108" w:type="dxa"/>
-              <w:bottom w:w="72" w:type="dxa"/>
-              <w:right w:w="108" w:type="dxa"/>
-            </w:tcMar>
-          </w:tcPr>
-          <w:p>
-            <w:r>
-              <w:rPr>
-                <w:rFonts w:ascii="Calibri" w:eastAsia="Calibri" w:hAnsi="Calibri" w:cs="Calibri"/>
-                <w:b/>
-                <w:bCs/>
-                <w:color w:val="1F3864"/>
-                <w:sz w:val="18"/>
-                <w:szCs w:val="18"/>
-              </w:rPr>
-              <w:t>Medium</w:t>
-            </w:r>
-          </w:p>
-        </w:tc>
-        <w:tc>
-          <w:tcPr>
-            <w:tcW w:w="900" w:type="dxa"/>
-            <w:tcBorders>
-              <w:top w:val="single" w:sz="3" w:space="0" w:color="BBBBBB"/>
-              <w:left w:val="single" w:sz="3" w:space="0" w:color="BBBBBB"/>
-              <w:bottom w:val="single" w:sz="3" w:space="0" w:color="BBBBBB"/>
-              <w:right w:val="single" w:sz="3" w:space="0" w:color="BBBBBB"/>
-            </w:tcBorders>
-            <w:tcMar>
-              <w:top w:w="72" w:type="dxa"/>
-              <w:left w:w="108" w:type="dxa"/>
-              <w:bottom w:w="72" w:type="dxa"/>
-              <w:right w:w="108" w:type="dxa"/>
-            </w:tcMar>
-          </w:tcPr>
-          <w:p>
-            <w:pPr>
-              <w:jc w:val="center"/>
-            </w:pPr>
-            <w:r>
-              <w:rPr>
-                <w:rFonts w:ascii="Calibri" w:eastAsia="Calibri" w:hAnsi="Calibri" w:cs="Calibri"/>
-                <w:sz w:val="18"/>
-                <w:szCs w:val="18"/>
-              </w:rPr>
-              <w:t>5,000</w:t>
-            </w:r>
-          </w:p>
-        </w:tc>
-        <w:tc>
-          <w:tcPr>
-            <w:tcW w:w="1400" w:type="dxa"/>
-            <w:tcBorders>
-              <w:top w:val="single" w:sz="3" w:space="0" w:color="BBBBBB"/>
-              <w:left w:val="single" w:sz="3" w:space="0" w:color="BBBBBB"/>
-              <w:bottom w:val="single" w:sz="3" w:space="0" w:color="BBBBBB"/>
-              <w:right w:val="single" w:sz="3" w:space="0" w:color="BBBBBB"/>
-            </w:tcBorders>
-            <w:tcMar>
-              <w:top w:w="72" w:type="dxa"/>
-              <w:left w:w="108" w:type="dxa"/>
-              <w:bottom w:w="72" w:type="dxa"/>
-              <w:right w:w="108" w:type="dxa"/>
-            </w:tcMar>
-          </w:tcPr>
-          <w:p>
-            <w:r>
-              <w:rPr>
-                <w:rFonts w:ascii="Courier New" w:eastAsia="Courier New" w:hAnsi="Courier New" w:cs="Courier New"/>
-                <w:sz w:val="17"/>
-                <w:szCs w:val="17"/>
-              </w:rPr>
-              <w:t>~13.5k</w:t>
-            </w:r>
-          </w:p>
-        </w:tc>
-        <w:tc>
-          <w:tcPr>
-            <w:tcW w:w="1700" w:type="dxa"/>
-            <w:tcBorders>
-              <w:top w:val="single" w:sz="3" w:space="0" w:color="BBBBBB"/>
-              <w:left w:val="single" w:sz="3" w:space="0" w:color="BBBBBB"/>
-              <w:bottom w:val="single" w:sz="3" w:space="0" w:color="BBBBBB"/>
-              <w:right w:val="single" w:sz="3" w:space="0" w:color="BBBBBB"/>
-            </w:tcBorders>
-            <w:tcMar>
-              <w:top w:w="72" w:type="dxa"/>
-              <w:left w:w="108" w:type="dxa"/>
-              <w:bottom w:w="72" w:type="dxa"/>
-              <w:right w:w="108" w:type="dxa"/>
-            </w:tcMar>
-          </w:tcPr>
-          <w:p>
-            <w:r>
-              <w:rPr>
-                <w:rFonts w:ascii="Courier New" w:eastAsia="Courier New" w:hAnsi="Courier New" w:cs="Courier New"/>
-                <w:sz w:val="17"/>
-                <w:szCs w:val="17"/>
-              </w:rPr>
-              <w:t>~270k</w:t>
-            </w:r>
-          </w:p>
-        </w:tc>
-        <w:tc>
-          <w:tcPr>
-            <w:tcW w:w="1280" w:type="dxa"/>
-            <w:tcBorders>
-              <w:top w:val="single" w:sz="3" w:space="0" w:color="BBBBBB"/>
-              <w:left w:val="single" w:sz="3" w:space="0" w:color="BBBBBB"/>
-              <w:bottom w:val="single" w:sz="3" w:space="0" w:color="BBBBBB"/>
-              <w:right w:val="single" w:sz="3" w:space="0" w:color="BBBBBB"/>
-            </w:tcBorders>
-            <w:tcMar>
-              <w:top w:w="72" w:type="dxa"/>
-              <w:left w:w="108" w:type="dxa"/>
-              <w:bottom w:w="72" w:type="dxa"/>
-              <w:right w:w="108" w:type="dxa"/>
-            </w:tcMar>
-          </w:tcPr>
-          <w:p>
-            <w:r>
-              <w:rPr>
-                <w:rFonts w:ascii="Courier New" w:eastAsia="Courier New" w:hAnsi="Courier New" w:cs="Courier New"/>
-                <w:sz w:val="17"/>
-                <w:szCs w:val="17"/>
-              </w:rPr>
-              <w:t>~24k</w:t>
-            </w:r>
-          </w:p>
-        </w:tc>
-        <w:tc>
-          <w:tcPr>
-            <w:tcW w:w="1400" w:type="dxa"/>
-            <w:tcBorders>
-              <w:top w:val="single" w:sz="3" w:space="0" w:color="BBBBBB"/>
-              <w:left w:val="single" w:sz="3" w:space="0" w:color="BBBBBB"/>
-              <w:bottom w:val="single" w:sz="3" w:space="0" w:color="BBBBBB"/>
-              <w:right w:val="single" w:sz="3" w:space="0" w:color="BBBBBB"/>
-            </w:tcBorders>
-            <w:tcMar>
-              <w:top w:w="72" w:type="dxa"/>
-              <w:left w:w="108" w:type="dxa"/>
-              <w:bottom w:w="72" w:type="dxa"/>
-              <w:right w:w="108" w:type="dxa"/>
-            </w:tcMar>
-          </w:tcPr>
-          <w:p>
-            <w:pPr>
-              <w:jc w:val="center"/>
-            </w:pPr>
-            <w:r>
-              <w:rPr>
-                <w:rFonts w:ascii="Calibri" w:eastAsia="Calibri" w:hAnsi="Calibri" w:cs="Calibri"/>
-                <w:sz w:val="18"/>
-                <w:szCs w:val="18"/>
-              </w:rPr>
-              <w:t>&lt; 5 s</w:t>
-            </w:r>
-          </w:p>
-        </w:tc>
-        <w:tc>
-          <w:tcPr>
-            <w:tcW w:w="1700" w:type="dxa"/>
-            <w:tcBorders>
-              <w:top w:val="single" w:sz="3" w:space="0" w:color="BBBBBB"/>
-              <w:left w:val="single" w:sz="3" w:space="0" w:color="BBBBBB"/>
-              <w:bottom w:val="single" w:sz="3" w:space="0" w:color="BBBBBB"/>
-              <w:right w:val="single" w:sz="3" w:space="0" w:color="BBBBBB"/>
-            </w:tcBorders>
-            <w:shd w:val="clear" w:color="auto" w:fill="E2EFDA"/>
-            <w:tcMar>
-              <w:top w:w="72" w:type="dxa"/>
-              <w:left w:w="108" w:type="dxa"/>
-              <w:bottom w:w="72" w:type="dxa"/>
-              <w:right w:w="108" w:type="dxa"/>
-            </w:tcMar>
-          </w:tcPr>
-          <w:p>
-            <w:pPr>
-              <w:jc w:val="center"/>
-            </w:pPr>
-            <w:r>
-              <w:rPr>
-                <w:rFonts w:ascii="Calibri" w:eastAsia="Calibri" w:hAnsi="Calibri" w:cs="Calibri"/>
-                <w:b/>
-                <w:bCs/>
-                <w:color w:val="375623"/>
-                <w:sz w:val="17"/>
-                <w:szCs w:val="17"/>
-              </w:rPr>
-              <w:t>Certified ✓</w:t>
-            </w:r>
-          </w:p>
-        </w:tc>
-      </w:tr>
-      <w:tr>
-        <w:tblPrEx>
-          <w:tblCellMar>
-            <w:top w:w="0" w:type="dxa"/>
-            <w:bottom w:w="0" w:type="dxa"/>
-          </w:tblCellMar>
-        </w:tblPrEx>
-        <w:tc>
-          <w:tcPr>
-            <w:tcW w:w="900" w:type="dxa"/>
-            <w:tcBorders>
-              <w:top w:val="single" w:sz="3" w:space="0" w:color="BBBBBB"/>
-              <w:left w:val="single" w:sz="3" w:space="0" w:color="BBBBBB"/>
-              <w:bottom w:val="single" w:sz="3" w:space="0" w:color="BBBBBB"/>
-              <w:right w:val="single" w:sz="3" w:space="0" w:color="BBBBBB"/>
-            </w:tcBorders>
-            <w:shd w:val="clear" w:color="auto" w:fill="F5F5F5"/>
-            <w:tcMar>
-              <w:top w:w="72" w:type="dxa"/>
-              <w:left w:w="108" w:type="dxa"/>
-              <w:bottom w:w="72" w:type="dxa"/>
-              <w:right w:w="108" w:type="dxa"/>
-            </w:tcMar>
-          </w:tcPr>
-          <w:p>
-            <w:r>
-              <w:rPr>
-                <w:rFonts w:ascii="Calibri" w:eastAsia="Calibri" w:hAnsi="Calibri" w:cs="Calibri"/>
-                <w:b/>
-                <w:bCs/>
-                <w:color w:val="1F3864"/>
-                <w:sz w:val="18"/>
-                <w:szCs w:val="18"/>
-              </w:rPr>
-              <w:t>Large</w:t>
-            </w:r>
-          </w:p>
-        </w:tc>
-        <w:tc>
-          <w:tcPr>
-            <w:tcW w:w="900" w:type="dxa"/>
-            <w:tcBorders>
-              <w:top w:val="single" w:sz="3" w:space="0" w:color="BBBBBB"/>
-              <w:left w:val="single" w:sz="3" w:space="0" w:color="BBBBBB"/>
-              <w:bottom w:val="single" w:sz="3" w:space="0" w:color="BBBBBB"/>
-              <w:right w:val="single" w:sz="3" w:space="0" w:color="BBBBBB"/>
-            </w:tcBorders>
-            <w:shd w:val="clear" w:color="auto" w:fill="F5F5F5"/>
-            <w:tcMar>
-              <w:top w:w="72" w:type="dxa"/>
-              <w:left w:w="108" w:type="dxa"/>
-              <w:bottom w:w="72" w:type="dxa"/>
-              <w:right w:w="108" w:type="dxa"/>
-            </w:tcMar>
-          </w:tcPr>
-          <w:p>
-            <w:pPr>
-              <w:jc w:val="center"/>
-            </w:pPr>
-            <w:r>
-              <w:rPr>
-                <w:rFonts w:ascii="Calibri" w:eastAsia="Calibri" w:hAnsi="Calibri" w:cs="Calibri"/>
-                <w:sz w:val="18"/>
-                <w:szCs w:val="18"/>
-              </w:rPr>
-              <w:t>50,000</w:t>
-            </w:r>
-          </w:p>
-        </w:tc>
-        <w:tc>
-          <w:tcPr>
-            <w:tcW w:w="1400" w:type="dxa"/>
-            <w:tcBorders>
-              <w:top w:val="single" w:sz="3" w:space="0" w:color="BBBBBB"/>
-              <w:left w:val="single" w:sz="3" w:space="0" w:color="BBBBBB"/>
-              <w:bottom w:val="single" w:sz="3" w:space="0" w:color="BBBBBB"/>
-              <w:right w:val="single" w:sz="3" w:space="0" w:color="BBBBBB"/>
-            </w:tcBorders>
-            <w:tcMar>
-              <w:top w:w="72" w:type="dxa"/>
-              <w:left w:w="108" w:type="dxa"/>
-              <w:bottom w:w="72" w:type="dxa"/>
-              <w:right w:w="108" w:type="dxa"/>
-            </w:tcMar>
-          </w:tcPr>
-          <w:p>
-            <w:r>
-              <w:rPr>
-                <w:rFonts w:ascii="Courier New" w:eastAsia="Courier New" w:hAnsi="Courier New" w:cs="Courier New"/>
-                <w:sz w:val="17"/>
-                <w:szCs w:val="17"/>
-              </w:rPr>
-              <w:t>~135k</w:t>
-            </w:r>
-          </w:p>
-        </w:tc>
-        <w:tc>
-          <w:tcPr>
-            <w:tcW w:w="1700" w:type="dxa"/>
-            <w:tcBorders>
-              <w:top w:val="single" w:sz="3" w:space="0" w:color="BBBBBB"/>
-              <w:left w:val="single" w:sz="3" w:space="0" w:color="BBBBBB"/>
-              <w:bottom w:val="single" w:sz="3" w:space="0" w:color="BBBBBB"/>
-              <w:right w:val="single" w:sz="3" w:space="0" w:color="BBBBBB"/>
-            </w:tcBorders>
-            <w:tcMar>
-              <w:top w:w="72" w:type="dxa"/>
-              <w:left w:w="108" w:type="dxa"/>
-              <w:bottom w:w="72" w:type="dxa"/>
-              <w:right w:w="108" w:type="dxa"/>
-            </w:tcMar>
-          </w:tcPr>
-          <w:p>
-            <w:r>
-              <w:rPr>
-                <w:rFonts w:ascii="Courier New" w:eastAsia="Courier New" w:hAnsi="Courier New" w:cs="Courier New"/>
-                <w:sz w:val="17"/>
-                <w:szCs w:val="17"/>
-              </w:rPr>
-              <w:t>~2.7M</w:t>
-            </w:r>
-          </w:p>
-        </w:tc>
-        <w:tc>
-          <w:tcPr>
-            <w:tcW w:w="1280" w:type="dxa"/>
-            <w:tcBorders>
-              <w:top w:val="single" w:sz="3" w:space="0" w:color="BBBBBB"/>
-              <w:left w:val="single" w:sz="3" w:space="0" w:color="BBBBBB"/>
-              <w:bottom w:val="single" w:sz="3" w:space="0" w:color="BBBBBB"/>
-              <w:right w:val="single" w:sz="3" w:space="0" w:color="BBBBBB"/>
-            </w:tcBorders>
-            <w:tcMar>
-              <w:top w:w="72" w:type="dxa"/>
-              <w:left w:w="108" w:type="dxa"/>
-              <w:bottom w:w="72" w:type="dxa"/>
-              <w:right w:w="108" w:type="dxa"/>
-            </w:tcMar>
-          </w:tcPr>
-          <w:p>
-            <w:r>
-              <w:rPr>
-                <w:rFonts w:ascii="Courier New" w:eastAsia="Courier New" w:hAnsi="Courier New" w:cs="Courier New"/>
-                <w:sz w:val="17"/>
-                <w:szCs w:val="17"/>
-              </w:rPr>
-              <w:t>~243k</w:t>
-            </w:r>
-          </w:p>
-        </w:tc>
-        <w:tc>
-          <w:tcPr>
-            <w:tcW w:w="1400" w:type="dxa"/>
-            <w:tcBorders>
-              <w:top w:val="single" w:sz="3" w:space="0" w:color="BBBBBB"/>
-              <w:left w:val="single" w:sz="3" w:space="0" w:color="BBBBBB"/>
-              <w:bottom w:val="single" w:sz="3" w:space="0" w:color="BBBBBB"/>
-              <w:right w:val="single" w:sz="3" w:space="0" w:color="BBBBBB"/>
-            </w:tcBorders>
-            <w:tcMar>
-              <w:top w:w="72" w:type="dxa"/>
-              <w:left w:w="108" w:type="dxa"/>
-              <w:bottom w:w="72" w:type="dxa"/>
-              <w:right w:w="108" w:type="dxa"/>
-            </w:tcMar>
-          </w:tcPr>
-          <w:p>
-            <w:pPr>
-              <w:jc w:val="center"/>
-            </w:pPr>
-            <w:r>
-              <w:rPr>
-                <w:rFonts w:ascii="Calibri" w:eastAsia="Calibri" w:hAnsi="Calibri" w:cs="Calibri"/>
-                <w:sz w:val="18"/>
-                <w:szCs w:val="18"/>
-              </w:rPr>
-              <w:t>~12 s</w:t>
-            </w:r>
-          </w:p>
-        </w:tc>
-        <w:tc>
-          <w:tcPr>
-            <w:tcW w:w="1700" w:type="dxa"/>
-            <w:tcBorders>
-              <w:top w:val="single" w:sz="3" w:space="0" w:color="BBBBBB"/>
-              <w:left w:val="single" w:sz="3" w:space="0" w:color="BBBBBB"/>
-              <w:bottom w:val="single" w:sz="3" w:space="0" w:color="BBBBBB"/>
-              <w:right w:val="single" w:sz="3" w:space="0" w:color="BBBBBB"/>
-            </w:tcBorders>
-            <w:shd w:val="clear" w:color="auto" w:fill="E2EFDA"/>
-            <w:tcMar>
-              <w:top w:w="72" w:type="dxa"/>
-              <w:left w:w="108" w:type="dxa"/>
-              <w:bottom w:w="72" w:type="dxa"/>
-              <w:right w:w="108" w:type="dxa"/>
-            </w:tcMar>
-          </w:tcPr>
-          <w:p>
-            <w:pPr>
-              <w:jc w:val="center"/>
-            </w:pPr>
-            <w:r>
-              <w:rPr>
-                <w:rFonts w:ascii="Calibri" w:eastAsia="Calibri" w:hAnsi="Calibri" w:cs="Calibri"/>
-                <w:b/>
-                <w:bCs/>
-                <w:color w:val="375623"/>
-                <w:sz w:val="17"/>
-                <w:szCs w:val="17"/>
-              </w:rPr>
-              <w:t>Certified ✓</w:t>
-            </w:r>
-          </w:p>
-        </w:tc>
-      </w:tr>
-      <w:tr>
-        <w:tblPrEx>
-          <w:tblCellMar>
-            <w:top w:w="0" w:type="dxa"/>
-            <w:bottom w:w="0" w:type="dxa"/>
-          </w:tblCellMar>
-        </w:tblPrEx>
-        <w:tc>
-          <w:tcPr>
-            <w:tcW w:w="900" w:type="dxa"/>
-            <w:tcBorders>
-              <w:top w:val="single" w:sz="3" w:space="0" w:color="BBBBBB"/>
-              <w:left w:val="single" w:sz="3" w:space="0" w:color="BBBBBB"/>
-              <w:bottom w:val="single" w:sz="3" w:space="0" w:color="BBBBBB"/>
-              <w:right w:val="single" w:sz="3" w:space="0" w:color="BBBBBB"/>
-            </w:tcBorders>
-            <w:tcMar>
-              <w:top w:w="72" w:type="dxa"/>
-              <w:left w:w="108" w:type="dxa"/>
-              <w:bottom w:w="72" w:type="dxa"/>
-              <w:right w:w="108" w:type="dxa"/>
-            </w:tcMar>
-          </w:tcPr>
-          <w:p>
-            <w:proofErr w:type="spellStart"/>
-            <w:r>
-              <w:rPr>
-                <w:rFonts w:ascii="Calibri" w:eastAsia="Calibri" w:hAnsi="Calibri" w:cs="Calibri"/>
-                <w:b/>
-                <w:bCs/>
-                <w:color w:val="1F3864"/>
-                <w:sz w:val="18"/>
-                <w:szCs w:val="18"/>
-              </w:rPr>
-              <w:t>XLarge</w:t>
-            </w:r>
-            <w:proofErr w:type="spellEnd"/>
-          </w:p>
-        </w:tc>
-        <w:tc>
-          <w:tcPr>
-            <w:tcW w:w="900" w:type="dxa"/>
-            <w:tcBorders>
-              <w:top w:val="single" w:sz="3" w:space="0" w:color="BBBBBB"/>
-              <w:left w:val="single" w:sz="3" w:space="0" w:color="BBBBBB"/>
-              <w:bottom w:val="single" w:sz="3" w:space="0" w:color="BBBBBB"/>
-              <w:right w:val="single" w:sz="3" w:space="0" w:color="BBBBBB"/>
-            </w:tcBorders>
-            <w:tcMar>
-              <w:top w:w="72" w:type="dxa"/>
-              <w:left w:w="108" w:type="dxa"/>
-              <w:bottom w:w="72" w:type="dxa"/>
-              <w:right w:w="108" w:type="dxa"/>
-            </w:tcMar>
-          </w:tcPr>
-          <w:p>
-            <w:pPr>
-              <w:jc w:val="center"/>
-            </w:pPr>
-            <w:r>
-              <w:rPr>
-                <w:rFonts w:ascii="Calibri" w:eastAsia="Calibri" w:hAnsi="Calibri" w:cs="Calibri"/>
-                <w:sz w:val="18"/>
-                <w:szCs w:val="18"/>
-              </w:rPr>
-              <w:t>500,000</w:t>
-            </w:r>
-          </w:p>
-        </w:tc>
-        <w:tc>
-          <w:tcPr>
-            <w:tcW w:w="1400" w:type="dxa"/>
-            <w:tcBorders>
-              <w:top w:val="single" w:sz="3" w:space="0" w:color="BBBBBB"/>
-              <w:left w:val="single" w:sz="3" w:space="0" w:color="BBBBBB"/>
-              <w:bottom w:val="single" w:sz="3" w:space="0" w:color="BBBBBB"/>
-              <w:right w:val="single" w:sz="3" w:space="0" w:color="BBBBBB"/>
-            </w:tcBorders>
-            <w:tcMar>
-              <w:top w:w="72" w:type="dxa"/>
-              <w:left w:w="108" w:type="dxa"/>
-              <w:bottom w:w="72" w:type="dxa"/>
-              <w:right w:w="108" w:type="dxa"/>
-            </w:tcMar>
-          </w:tcPr>
-          <w:p>
-            <w:r>
-              <w:rPr>
-                <w:rFonts w:ascii="Courier New" w:eastAsia="Courier New" w:hAnsi="Courier New" w:cs="Courier New"/>
-                <w:sz w:val="17"/>
-                <w:szCs w:val="17"/>
-              </w:rPr>
-              <w:t>~1.35M</w:t>
-            </w:r>
-          </w:p>
-        </w:tc>
-        <w:tc>
-          <w:tcPr>
-            <w:tcW w:w="1700" w:type="dxa"/>
-            <w:tcBorders>
-              <w:top w:val="single" w:sz="3" w:space="0" w:color="BBBBBB"/>
-              <w:left w:val="single" w:sz="3" w:space="0" w:color="BBBBBB"/>
-              <w:bottom w:val="single" w:sz="3" w:space="0" w:color="BBBBBB"/>
-              <w:right w:val="single" w:sz="3" w:space="0" w:color="BBBBBB"/>
-            </w:tcBorders>
-            <w:tcMar>
-              <w:top w:w="72" w:type="dxa"/>
-              <w:left w:w="108" w:type="dxa"/>
-              <w:bottom w:w="72" w:type="dxa"/>
-              <w:right w:w="108" w:type="dxa"/>
-            </w:tcMar>
-          </w:tcPr>
-          <w:p>
-            <w:r>
-              <w:rPr>
-                <w:rFonts w:ascii="Courier New" w:eastAsia="Courier New" w:hAnsi="Courier New" w:cs="Courier New"/>
-                <w:sz w:val="17"/>
-                <w:szCs w:val="17"/>
-              </w:rPr>
-              <w:t>~27M</w:t>
-            </w:r>
-          </w:p>
-        </w:tc>
-        <w:tc>
-          <w:tcPr>
-            <w:tcW w:w="1280" w:type="dxa"/>
-            <w:tcBorders>
-              <w:top w:val="single" w:sz="3" w:space="0" w:color="BBBBBB"/>
-              <w:left w:val="single" w:sz="3" w:space="0" w:color="BBBBBB"/>
-              <w:bottom w:val="single" w:sz="3" w:space="0" w:color="BBBBBB"/>
-              <w:right w:val="single" w:sz="3" w:space="0" w:color="BBBBBB"/>
-            </w:tcBorders>
-            <w:tcMar>
-              <w:top w:w="72" w:type="dxa"/>
-              <w:left w:w="108" w:type="dxa"/>
-              <w:bottom w:w="72" w:type="dxa"/>
-              <w:right w:w="108" w:type="dxa"/>
-            </w:tcMar>
-          </w:tcPr>
-          <w:p>
-            <w:r>
-              <w:rPr>
-                <w:rFonts w:ascii="Courier New" w:eastAsia="Courier New" w:hAnsi="Courier New" w:cs="Courier New"/>
-                <w:sz w:val="17"/>
-                <w:szCs w:val="17"/>
-              </w:rPr>
-              <w:t>~2.4M</w:t>
-            </w:r>
-          </w:p>
-        </w:tc>
-        <w:tc>
-          <w:tcPr>
-            <w:tcW w:w="1400" w:type="dxa"/>
-            <w:tcBorders>
-              <w:top w:val="single" w:sz="3" w:space="0" w:color="BBBBBB"/>
-              <w:left w:val="single" w:sz="3" w:space="0" w:color="BBBBBB"/>
-              <w:bottom w:val="single" w:sz="3" w:space="0" w:color="BBBBBB"/>
-              <w:right w:val="single" w:sz="3" w:space="0" w:color="BBBBBB"/>
-            </w:tcBorders>
-            <w:tcMar>
-              <w:top w:w="72" w:type="dxa"/>
-              <w:left w:w="108" w:type="dxa"/>
-              <w:bottom w:w="72" w:type="dxa"/>
-              <w:right w:w="108" w:type="dxa"/>
-            </w:tcMar>
-          </w:tcPr>
-          <w:p>
-            <w:pPr>
-              <w:jc w:val="center"/>
-            </w:pPr>
-            <w:r>
-              <w:rPr>
-                <w:rFonts w:ascii="Calibri" w:eastAsia="Calibri" w:hAnsi="Calibri" w:cs="Calibri"/>
-                <w:sz w:val="18"/>
-                <w:szCs w:val="18"/>
-              </w:rPr>
-              <w:t>~30 s</w:t>
-            </w:r>
-          </w:p>
-        </w:tc>
-        <w:tc>
-          <w:tcPr>
-            <w:tcW w:w="1700" w:type="dxa"/>
-            <w:tcBorders>
-              <w:top w:val="single" w:sz="3" w:space="0" w:color="BBBBBB"/>
-              <w:left w:val="single" w:sz="3" w:space="0" w:color="BBBBBB"/>
-              <w:bottom w:val="single" w:sz="3" w:space="0" w:color="BBBBBB"/>
-              <w:right w:val="single" w:sz="3" w:space="0" w:color="BBBBBB"/>
-            </w:tcBorders>
-            <w:shd w:val="clear" w:color="auto" w:fill="E2EFDA"/>
-            <w:tcMar>
-              <w:top w:w="72" w:type="dxa"/>
-              <w:left w:w="108" w:type="dxa"/>
-              <w:bottom w:w="72" w:type="dxa"/>
-              <w:right w:w="108" w:type="dxa"/>
-            </w:tcMar>
-          </w:tcPr>
-          <w:p>
-            <w:pPr>
-              <w:jc w:val="center"/>
-            </w:pPr>
-            <w:r>
-              <w:rPr>
-                <w:rFonts w:ascii="Calibri" w:eastAsia="Calibri" w:hAnsi="Calibri" w:cs="Calibri"/>
-                <w:b/>
-                <w:bCs/>
-                <w:color w:val="375623"/>
-                <w:sz w:val="17"/>
-                <w:szCs w:val="17"/>
-              </w:rPr>
-              <w:t>Certified ✓</w:t>
-            </w:r>
-          </w:p>
-        </w:tc>
-      </w:tr>
-      <w:tr>
-        <w:tblPrEx>
-          <w:tblCellMar>
-            <w:top w:w="0" w:type="dxa"/>
-            <w:bottom w:w="0" w:type="dxa"/>
-          </w:tblCellMar>
-        </w:tblPrEx>
-        <w:tc>
-          <w:tcPr>
-            <w:tcW w:w="900" w:type="dxa"/>
-            <w:tcBorders>
-              <w:top w:val="single" w:sz="3" w:space="0" w:color="BBBBBB"/>
-              <w:left w:val="single" w:sz="3" w:space="0" w:color="BBBBBB"/>
-              <w:bottom w:val="single" w:sz="3" w:space="0" w:color="BBBBBB"/>
-              <w:right w:val="single" w:sz="3" w:space="0" w:color="BBBBBB"/>
-            </w:tcBorders>
-            <w:shd w:val="clear" w:color="auto" w:fill="F5F5F5"/>
-            <w:tcMar>
-              <w:top w:w="72" w:type="dxa"/>
-              <w:left w:w="108" w:type="dxa"/>
-              <w:bottom w:w="72" w:type="dxa"/>
-              <w:right w:w="108" w:type="dxa"/>
-            </w:tcMar>
-          </w:tcPr>
-          <w:p>
-            <w:proofErr w:type="spellStart"/>
-            <w:r>
-              <w:rPr>
-                <w:rFonts w:ascii="Calibri" w:eastAsia="Calibri" w:hAnsi="Calibri" w:cs="Calibri"/>
-                <w:b/>
-                <w:bCs/>
-                <w:color w:val="1F3864"/>
-                <w:sz w:val="18"/>
-                <w:szCs w:val="18"/>
-              </w:rPr>
-              <w:t>XXLarge</w:t>
-            </w:r>
-            <w:proofErr w:type="spellEnd"/>
-          </w:p>
-        </w:tc>
-        <w:tc>
-          <w:tcPr>
-            <w:tcW w:w="900" w:type="dxa"/>
-            <w:tcBorders>
-              <w:top w:val="single" w:sz="3" w:space="0" w:color="BBBBBB"/>
-              <w:left w:val="single" w:sz="3" w:space="0" w:color="BBBBBB"/>
-              <w:bottom w:val="single" w:sz="3" w:space="0" w:color="BBBBBB"/>
-              <w:right w:val="single" w:sz="3" w:space="0" w:color="BBBBBB"/>
-            </w:tcBorders>
-            <w:shd w:val="clear" w:color="auto" w:fill="F5F5F5"/>
-            <w:tcMar>
-              <w:top w:w="72" w:type="dxa"/>
-              <w:left w:w="108" w:type="dxa"/>
-              <w:bottom w:w="72" w:type="dxa"/>
-              <w:right w:w="108" w:type="dxa"/>
-            </w:tcMar>
-          </w:tcPr>
-          <w:p>
-            <w:pPr>
-              <w:jc w:val="center"/>
-            </w:pPr>
-            <w:r>
-              <w:rPr>
-                <w:rFonts w:ascii="Calibri" w:eastAsia="Calibri" w:hAnsi="Calibri" w:cs="Calibri"/>
-                <w:sz w:val="18"/>
-                <w:szCs w:val="18"/>
-              </w:rPr>
-              <w:t>5,560,000</w:t>
-            </w:r>
-          </w:p>
-        </w:tc>
-        <w:tc>
-          <w:tcPr>
-            <w:tcW w:w="1400" w:type="dxa"/>
-            <w:tcBorders>
-              <w:top w:val="single" w:sz="3" w:space="0" w:color="BBBBBB"/>
-              <w:left w:val="single" w:sz="3" w:space="0" w:color="BBBBBB"/>
-              <w:bottom w:val="single" w:sz="3" w:space="0" w:color="BBBBBB"/>
-              <w:right w:val="single" w:sz="3" w:space="0" w:color="BBBBBB"/>
-            </w:tcBorders>
-            <w:tcMar>
-              <w:top w:w="72" w:type="dxa"/>
-              <w:left w:w="108" w:type="dxa"/>
-              <w:bottom w:w="72" w:type="dxa"/>
-              <w:right w:w="108" w:type="dxa"/>
-            </w:tcMar>
-          </w:tcPr>
-          <w:p>
-            <w:r>
-              <w:rPr>
-                <w:rFonts w:ascii="Courier New" w:eastAsia="Courier New" w:hAnsi="Courier New" w:cs="Courier New"/>
-                <w:sz w:val="17"/>
-                <w:szCs w:val="17"/>
-              </w:rPr>
-              <w:t>~15M</w:t>
-            </w:r>
-          </w:p>
-        </w:tc>
-        <w:tc>
-          <w:tcPr>
-            <w:tcW w:w="1700" w:type="dxa"/>
-            <w:tcBorders>
-              <w:top w:val="single" w:sz="3" w:space="0" w:color="BBBBBB"/>
-              <w:left w:val="single" w:sz="3" w:space="0" w:color="BBBBBB"/>
-              <w:bottom w:val="single" w:sz="3" w:space="0" w:color="BBBBBB"/>
-              <w:right w:val="single" w:sz="3" w:space="0" w:color="BBBBBB"/>
-            </w:tcBorders>
-            <w:tcMar>
-              <w:top w:w="72" w:type="dxa"/>
-              <w:left w:w="108" w:type="dxa"/>
-              <w:bottom w:w="72" w:type="dxa"/>
-              <w:right w:w="108" w:type="dxa"/>
-            </w:tcMar>
-          </w:tcPr>
-          <w:p>
-            <w:r>
-              <w:rPr>
-                <w:rFonts w:ascii="Courier New" w:eastAsia="Courier New" w:hAnsi="Courier New" w:cs="Courier New"/>
-                <w:sz w:val="17"/>
-                <w:szCs w:val="17"/>
-              </w:rPr>
-              <w:t>~300M</w:t>
-            </w:r>
-          </w:p>
-        </w:tc>
-        <w:tc>
-          <w:tcPr>
-            <w:tcW w:w="1280" w:type="dxa"/>
-            <w:tcBorders>
-              <w:top w:val="single" w:sz="3" w:space="0" w:color="BBBBBB"/>
-              <w:left w:val="single" w:sz="3" w:space="0" w:color="BBBBBB"/>
-              <w:bottom w:val="single" w:sz="3" w:space="0" w:color="BBBBBB"/>
-              <w:right w:val="single" w:sz="3" w:space="0" w:color="BBBBBB"/>
-            </w:tcBorders>
-            <w:tcMar>
-              <w:top w:w="72" w:type="dxa"/>
-              <w:left w:w="108" w:type="dxa"/>
-              <w:bottom w:w="72" w:type="dxa"/>
-              <w:right w:w="108" w:type="dxa"/>
-            </w:tcMar>
-          </w:tcPr>
-          <w:p>
-            <w:r>
-              <w:rPr>
-                <w:rFonts w:ascii="Courier New" w:eastAsia="Courier New" w:hAnsi="Courier New" w:cs="Courier New"/>
-                <w:sz w:val="17"/>
-                <w:szCs w:val="17"/>
-              </w:rPr>
-              <w:t>~27M</w:t>
-            </w:r>
-          </w:p>
-        </w:tc>
-        <w:tc>
-          <w:tcPr>
-            <w:tcW w:w="1400" w:type="dxa"/>
-            <w:tcBorders>
-              <w:top w:val="single" w:sz="3" w:space="0" w:color="BBBBBB"/>
-              <w:left w:val="single" w:sz="3" w:space="0" w:color="BBBBBB"/>
-              <w:bottom w:val="single" w:sz="3" w:space="0" w:color="BBBBBB"/>
-              <w:right w:val="single" w:sz="3" w:space="0" w:color="BBBBBB"/>
-            </w:tcBorders>
-            <w:tcMar>
-              <w:top w:w="72" w:type="dxa"/>
-              <w:left w:w="108" w:type="dxa"/>
-              <w:bottom w:w="72" w:type="dxa"/>
-              <w:right w:w="108" w:type="dxa"/>
-            </w:tcMar>
-          </w:tcPr>
-          <w:p>
-            <w:pPr>
-              <w:jc w:val="center"/>
-            </w:pPr>
-            <w:r>
-              <w:rPr>
-                <w:rFonts w:ascii="Calibri" w:eastAsia="Calibri" w:hAnsi="Calibri" w:cs="Calibri"/>
-                <w:sz w:val="18"/>
-                <w:szCs w:val="18"/>
-              </w:rPr>
-              <w:t>~30 s†</w:t>
-            </w:r>
-          </w:p>
-        </w:tc>
-        <w:tc>
-          <w:tcPr>
-            <w:tcW w:w="1700" w:type="dxa"/>
-            <w:tcBorders>
-              <w:top w:val="single" w:sz="3" w:space="0" w:color="BBBBBB"/>
-              <w:left w:val="single" w:sz="3" w:space="0" w:color="BBBBBB"/>
-              <w:bottom w:val="single" w:sz="3" w:space="0" w:color="BBBBBB"/>
-              <w:right w:val="single" w:sz="3" w:space="0" w:color="BBBBBB"/>
-            </w:tcBorders>
-            <w:shd w:val="clear" w:color="auto" w:fill="FFF2CC"/>
-            <w:tcMar>
-              <w:top w:w="72" w:type="dxa"/>
-              <w:left w:w="108" w:type="dxa"/>
-              <w:bottom w:w="72" w:type="dxa"/>
-              <w:right w:w="108" w:type="dxa"/>
-            </w:tcMar>
-          </w:tcPr>
-          <w:p>
-            <w:pPr>
-              <w:jc w:val="center"/>
-            </w:pPr>
-            <w:r>
-              <w:rPr>
-                <w:rFonts w:ascii="Calibri" w:eastAsia="Calibri" w:hAnsi="Calibri" w:cs="Calibri"/>
-                <w:color w:val="7F6000"/>
-                <w:sz w:val="17"/>
-                <w:szCs w:val="17"/>
-              </w:rPr>
-              <w:t>Zone-2 lower bound</w:t>
-            </w:r>
-          </w:p>
-        </w:tc>
-      </w:tr>
-    </w:tbl>
-    <w:p>
-      <w:pPr>
-        <w:spacing w:after="80"/>
-      </w:pPr>
-      <w:r>
-        <w:rPr>
-          <w:rFonts w:ascii="Calibri" w:eastAsia="Calibri" w:hAnsi="Calibri" w:cs="Calibri"/>
-          <w:i/>
-          <w:iCs/>
-          <w:color w:val="595959"/>
-          <w:sz w:val="17"/>
-          <w:szCs w:val="17"/>
-        </w:rPr>
-        <w:t xml:space="preserve">† Zone-2 at </w:t>
-      </w:r>
-      <w:proofErr w:type="spellStart"/>
-      <w:r>
-        <w:rPr>
-          <w:rFonts w:ascii="Calibri" w:eastAsia="Calibri" w:hAnsi="Calibri" w:cs="Calibri"/>
-          <w:i/>
-          <w:iCs/>
-          <w:color w:val="595959"/>
-          <w:sz w:val="17"/>
-          <w:szCs w:val="17"/>
-        </w:rPr>
-        <w:t>XXLarge</w:t>
-      </w:r>
-      <w:proofErr w:type="spellEnd"/>
-      <w:r>
-        <w:rPr>
-          <w:rFonts w:ascii="Calibri" w:eastAsia="Calibri" w:hAnsi="Calibri" w:cs="Calibri"/>
-          <w:i/>
-          <w:iCs/>
-          <w:color w:val="595959"/>
-          <w:sz w:val="17"/>
-          <w:szCs w:val="17"/>
-        </w:rPr>
-        <w:t xml:space="preserve"> may not converge before the 30s per-zone timeout; Q=58.3 is a lower bound, not a certified optimum. All other scales and zones produce certified optima.</w:t>
-      </w:r>
-    </w:p>
-    <w:p>
-      <w:pPr>
-        <w:spacing w:after="100"/>
-      </w:pPr>
-    </w:p>
-    <w:p>
-      <w:pPr>
-        <w:spacing w:before="40" w:after="80"/>
-        <w:jc w:val="center"/>
-      </w:pPr>
-      <w:r>
-        <w:rPr>
-          <w:rFonts w:ascii="Calibri" w:eastAsia="Calibri" w:hAnsi="Calibri" w:cs="Calibri"/>
-          <w:i/>
-          <w:iCs/>
-          <w:color w:val="595959"/>
-          <w:sz w:val="18"/>
-          <w:szCs w:val="18"/>
-        </w:rPr>
         <w:t>Table 15 — Complexity Class Summary</w:t>
       </w:r>
     </w:p>
@@ -31391,7 +30491,6 @@
                 <w:sz w:val="18"/>
                 <w:szCs w:val="18"/>
               </w:rPr>
-              <w:lastRenderedPageBreak/>
               <w:t>Empirical gap (</w:t>
             </w:r>
             <w:proofErr w:type="spellStart"/>
@@ -31582,9 +30681,297 @@
 </w:document>
 </file>
 
+<file path=word/endnotes.xml><?xml version="1.0" encoding="utf-8"?>
+<w:endnotes xmlns:wpc="http://schemas.microsoft.com/office/word/2010/wordprocessingCanvas" xmlns:cx="http://schemas.microsoft.com/office/drawing/2014/chartex" xmlns:cx1="http://schemas.microsoft.com/office/drawing/2015/9/8/chartex" xmlns:cx2="http://schemas.microsoft.com/office/drawing/2015/10/21/chartex" xmlns:cx3="http://schemas.microsoft.com/office/drawing/2016/5/9/chartex" xmlns:cx4="http://schemas.microsoft.com/office/drawing/2016/5/10/chartex" xmlns:cx5="http://schemas.microsoft.com/office/drawing/2016/5/11/chartex" xmlns:cx6="http://schemas.microsoft.com/office/drawing/2016/5/12/chartex" xmlns:cx7="http://schemas.microsoft.com/office/drawing/2016/5/13/chartex" xmlns:cx8="http://schemas.microsoft.com/office/drawing/2016/5/14/chartex" xmlns:mc="http://schemas.openxmlformats.org/markup-compatibility/2006" xmlns:aink="http://schemas.microsoft.com/office/drawing/2016/ink" xmlns:am3d="http://schemas.microsoft.com/office/drawing/2017/model3d" xmlns:o="urn:schemas-microsoft-com:office:office" xmlns:oel="http://schemas.microsoft.com/office/2019/extlst" xmlns:r="http://schemas.openxmlformats.org/officeDocument/2006/relationships" xmlns:m="http://schemas.openxmlformats.org/officeDocument/2006/math" xmlns:v="urn:schemas-microsoft-com:vml" xmlns:wp14="http://schemas.microsoft.com/office/word/2010/wordprocessingDrawing" xmlns:wp="http://schemas.openxmlformats.org/drawingml/2006/wordprocessingDrawing" xmlns:w10="urn:schemas-microsoft-com:office:word" xmlns:w="http://schemas.openxmlformats.org/wordprocessingml/2006/main" xmlns:w14="http://schemas.microsoft.com/office/word/2010/wordml" xmlns:w15="http://schemas.microsoft.com/office/word/2012/wordml" xmlns:w16cex="http://schemas.microsoft.com/office/word/2018/wordml/cex" xmlns:w16cid="http://schemas.microsoft.com/office/word/2016/wordml/cid" xmlns:w16="http://schemas.microsoft.com/office/word/2018/wordml" xmlns:w16du="http://schemas.microsoft.com/office/word/2023/wordml/word16du" xmlns:w16sdtdh="http://schemas.microsoft.com/office/word/2020/wordml/sdtdatahash" xmlns:w16sdtfl="http://schemas.microsoft.com/office/word/2024/wordml/sdtformatlock" xmlns:w16se="http://schemas.microsoft.com/office/word/2015/wordml/symex" xmlns:wpg="http://schemas.microsoft.com/office/word/2010/wordprocessingGroup" xmlns:wpi="http://schemas.microsoft.com/office/word/2010/wordprocessingInk" xmlns:wne="http://schemas.microsoft.com/office/word/2006/wordml" xmlns:wps="http://schemas.microsoft.com/office/word/2010/wordprocessingShape" mc:Ignorable="w14 w15 w16se w16cid w16 w16cex w16sdtdh w16sdtfl w16du wp14">
+  <w:endnote w:type="separator" w:id="-1">
+    <w:p>
+      <w:pPr>
+        <w:spacing w:after="0"/>
+      </w:pPr>
+      <w:r>
+        <w:separator/>
+      </w:r>
+    </w:p>
+  </w:endnote>
+  <w:endnote w:type="continuationSeparator" w:id="0">
+    <w:p>
+      <w:pPr>
+        <w:spacing w:after="0"/>
+      </w:pPr>
+      <w:r>
+        <w:continuationSeparator/>
+      </w:r>
+    </w:p>
+  </w:endnote>
+</w:endnotes>
+</file>
+
+<file path=word/footnotes.xml><?xml version="1.0" encoding="utf-8"?>
+<w:footnotes xmlns:wpc="http://schemas.microsoft.com/office/word/2010/wordprocessingCanvas" xmlns:cx="http://schemas.microsoft.com/office/drawing/2014/chartex" xmlns:cx1="http://schemas.microsoft.com/office/drawing/2015/9/8/chartex" xmlns:cx2="http://schemas.microsoft.com/office/drawing/2015/10/21/chartex" xmlns:cx3="http://schemas.microsoft.com/office/drawing/2016/5/9/chartex" xmlns:cx4="http://schemas.microsoft.com/office/drawing/2016/5/10/chartex" xmlns:cx5="http://schemas.microsoft.com/office/drawing/2016/5/11/chartex" xmlns:cx6="http://schemas.microsoft.com/office/drawing/2016/5/12/chartex" xmlns:cx7="http://schemas.microsoft.com/office/drawing/2016/5/13/chartex" xmlns:cx8="http://schemas.microsoft.com/office/drawing/2016/5/14/chartex" xmlns:mc="http://schemas.openxmlformats.org/markup-compatibility/2006" xmlns:aink="http://schemas.microsoft.com/office/drawing/2016/ink" xmlns:am3d="http://schemas.microsoft.com/office/drawing/2017/model3d" xmlns:o="urn:schemas-microsoft-com:office:office" xmlns:oel="http://schemas.microsoft.com/office/2019/extlst" xmlns:r="http://schemas.openxmlformats.org/officeDocument/2006/relationships" xmlns:m="http://schemas.openxmlformats.org/officeDocument/2006/math" xmlns:v="urn:schemas-microsoft-com:vml" xmlns:wp14="http://schemas.microsoft.com/office/word/2010/wordprocessingDrawing" xmlns:wp="http://schemas.openxmlformats.org/drawingml/2006/wordprocessingDrawing" xmlns:w10="urn:schemas-microsoft-com:office:word" xmlns:w="http://schemas.openxmlformats.org/wordprocessingml/2006/main" xmlns:w14="http://schemas.microsoft.com/office/word/2010/wordml" xmlns:w15="http://schemas.microsoft.com/office/word/2012/wordml" xmlns:w16cex="http://schemas.microsoft.com/office/word/2018/wordml/cex" xmlns:w16cid="http://schemas.microsoft.com/office/word/2016/wordml/cid" xmlns:w16="http://schemas.microsoft.com/office/word/2018/wordml" xmlns:w16du="http://schemas.microsoft.com/office/word/2023/wordml/word16du" xmlns:w16sdtdh="http://schemas.microsoft.com/office/word/2020/wordml/sdtdatahash" xmlns:w16sdtfl="http://schemas.microsoft.com/office/word/2024/wordml/sdtformatlock" xmlns:w16se="http://schemas.microsoft.com/office/word/2015/wordml/symex" xmlns:wpg="http://schemas.microsoft.com/office/word/2010/wordprocessingGroup" xmlns:wpi="http://schemas.microsoft.com/office/word/2010/wordprocessingInk" xmlns:wne="http://schemas.microsoft.com/office/word/2006/wordml" xmlns:wps="http://schemas.microsoft.com/office/word/2010/wordprocessingShape" mc:Ignorable="w14 w15 w16se w16cid w16 w16cex w16sdtdh w16sdtfl w16du wp14">
+  <w:footnote w:type="separator" w:id="-1">
+    <w:p>
+      <w:pPr>
+        <w:spacing w:after="0"/>
+      </w:pPr>
+      <w:r>
+        <w:separator/>
+      </w:r>
+    </w:p>
+  </w:footnote>
+  <w:footnote w:type="continuationSeparator" w:id="0">
+    <w:p>
+      <w:pPr>
+        <w:spacing w:after="0"/>
+      </w:pPr>
+      <w:r>
+        <w:continuationSeparator/>
+      </w:r>
+    </w:p>
+  </w:footnote>
+</w:footnotes>
+</file>
+
 <file path=word/numbering.xml><?xml version="1.0" encoding="utf-8"?>
 <w:numbering xmlns:wpc="http://schemas.microsoft.com/office/word/2010/wordprocessingCanvas" xmlns:cx="http://schemas.microsoft.com/office/drawing/2014/chartex" xmlns:cx1="http://schemas.microsoft.com/office/drawing/2015/9/8/chartex" xmlns:cx2="http://schemas.microsoft.com/office/drawing/2015/10/21/chartex" xmlns:cx3="http://schemas.microsoft.com/office/drawing/2016/5/9/chartex" xmlns:cx4="http://schemas.microsoft.com/office/drawing/2016/5/10/chartex" xmlns:cx5="http://schemas.microsoft.com/office/drawing/2016/5/11/chartex" xmlns:cx6="http://schemas.microsoft.com/office/drawing/2016/5/12/chartex" xmlns:cx7="http://schemas.microsoft.com/office/drawing/2016/5/13/chartex" xmlns:cx8="http://schemas.microsoft.com/office/drawing/2016/5/14/chartex" xmlns:mc="http://schemas.openxmlformats.org/markup-compatibility/2006" xmlns:aink="http://schemas.microsoft.com/office/drawing/2016/ink" xmlns:am3d="http://schemas.microsoft.com/office/drawing/2017/model3d" xmlns:o="urn:schemas-microsoft-com:office:office" xmlns:oel="http://schemas.microsoft.com/office/2019/extlst" xmlns:r="http://schemas.openxmlformats.org/officeDocument/2006/relationships" xmlns:m="http://schemas.openxmlformats.org/officeDocument/2006/math" xmlns:v="urn:schemas-microsoft-com:vml" xmlns:wp14="http://schemas.microsoft.com/office/word/2010/wordprocessingDrawing" xmlns:wp="http://schemas.openxmlformats.org/drawingml/2006/wordprocessingDrawing" xmlns:w10="urn:schemas-microsoft-com:office:word" xmlns:w="http://schemas.openxmlformats.org/wordprocessingml/2006/main" xmlns:w14="http://schemas.microsoft.com/office/word/2010/wordml" xmlns:w15="http://schemas.microsoft.com/office/word/2012/wordml" xmlns:w16cex="http://schemas.microsoft.com/office/word/2018/wordml/cex" xmlns:w16cid="http://schemas.microsoft.com/office/word/2016/wordml/cid" xmlns:w16="http://schemas.microsoft.com/office/word/2018/wordml" xmlns:w16du="http://schemas.microsoft.com/office/word/2023/wordml/word16du" xmlns:w16sdtdh="http://schemas.microsoft.com/office/word/2020/wordml/sdtdatahash" xmlns:w16sdtfl="http://schemas.microsoft.com/office/word/2024/wordml/sdtformatlock" xmlns:w16se="http://schemas.microsoft.com/office/word/2015/wordml/symex" xmlns:wpg="http://schemas.microsoft.com/office/word/2010/wordprocessingGroup" xmlns:wpi="http://schemas.microsoft.com/office/word/2010/wordprocessingInk" xmlns:wne="http://schemas.microsoft.com/office/word/2006/wordml" xmlns:wps="http://schemas.microsoft.com/office/word/2010/wordprocessingShape" mc:Ignorable="w14 w15 w16se w16cid w16 w16cex w16sdtdh w16sdtfl w16du wp14">
   <w:abstractNum w:abstractNumId="0" w15:restartNumberingAfterBreak="0">
+    <w:nsid w:val="1B9B4DC1"/>
+    <w:multiLevelType w:val="multilevel"/>
+    <w:tmpl w:val="4B08E624"/>
+    <w:lvl w:ilvl="0">
+      <w:start w:val="1"/>
+      <w:numFmt w:val="bullet"/>
+      <w:lvlText w:val=""/>
+      <w:lvlJc w:val="left"/>
+      <w:pPr>
+        <w:tabs>
+          <w:tab w:val="num" w:pos="720"/>
+        </w:tabs>
+        <w:ind w:left="720" w:hanging="360"/>
+      </w:pPr>
+      <w:rPr>
+        <w:rFonts w:ascii="Symbol" w:hAnsi="Symbol" w:hint="default"/>
+        <w:sz w:val="20"/>
+      </w:rPr>
+    </w:lvl>
+    <w:lvl w:ilvl="1" w:tentative="1">
+      <w:start w:val="1"/>
+      <w:numFmt w:val="bullet"/>
+      <w:lvlText w:val="o"/>
+      <w:lvlJc w:val="left"/>
+      <w:pPr>
+        <w:tabs>
+          <w:tab w:val="num" w:pos="1440"/>
+        </w:tabs>
+        <w:ind w:left="1440" w:hanging="360"/>
+      </w:pPr>
+      <w:rPr>
+        <w:rFonts w:ascii="Courier New" w:hAnsi="Courier New" w:hint="default"/>
+        <w:sz w:val="20"/>
+      </w:rPr>
+    </w:lvl>
+    <w:lvl w:ilvl="2" w:tentative="1">
+      <w:start w:val="1"/>
+      <w:numFmt w:val="bullet"/>
+      <w:lvlText w:val=""/>
+      <w:lvlJc w:val="left"/>
+      <w:pPr>
+        <w:tabs>
+          <w:tab w:val="num" w:pos="2160"/>
+        </w:tabs>
+        <w:ind w:left="2160" w:hanging="360"/>
+      </w:pPr>
+      <w:rPr>
+        <w:rFonts w:ascii="Wingdings" w:hAnsi="Wingdings" w:hint="default"/>
+        <w:sz w:val="20"/>
+      </w:rPr>
+    </w:lvl>
+    <w:lvl w:ilvl="3" w:tentative="1">
+      <w:start w:val="1"/>
+      <w:numFmt w:val="bullet"/>
+      <w:lvlText w:val=""/>
+      <w:lvlJc w:val="left"/>
+      <w:pPr>
+        <w:tabs>
+          <w:tab w:val="num" w:pos="2880"/>
+        </w:tabs>
+        <w:ind w:left="2880" w:hanging="360"/>
+      </w:pPr>
+      <w:rPr>
+        <w:rFonts w:ascii="Wingdings" w:hAnsi="Wingdings" w:hint="default"/>
+        <w:sz w:val="20"/>
+      </w:rPr>
+    </w:lvl>
+    <w:lvl w:ilvl="4" w:tentative="1">
+      <w:start w:val="1"/>
+      <w:numFmt w:val="bullet"/>
+      <w:lvlText w:val=""/>
+      <w:lvlJc w:val="left"/>
+      <w:pPr>
+        <w:tabs>
+          <w:tab w:val="num" w:pos="3600"/>
+        </w:tabs>
+        <w:ind w:left="3600" w:hanging="360"/>
+      </w:pPr>
+      <w:rPr>
+        <w:rFonts w:ascii="Wingdings" w:hAnsi="Wingdings" w:hint="default"/>
+        <w:sz w:val="20"/>
+      </w:rPr>
+    </w:lvl>
+    <w:lvl w:ilvl="5" w:tentative="1">
+      <w:start w:val="1"/>
+      <w:numFmt w:val="bullet"/>
+      <w:lvlText w:val=""/>
+      <w:lvlJc w:val="left"/>
+      <w:pPr>
+        <w:tabs>
+          <w:tab w:val="num" w:pos="4320"/>
+        </w:tabs>
+        <w:ind w:left="4320" w:hanging="360"/>
+      </w:pPr>
+      <w:rPr>
+        <w:rFonts w:ascii="Wingdings" w:hAnsi="Wingdings" w:hint="default"/>
+        <w:sz w:val="20"/>
+      </w:rPr>
+    </w:lvl>
+    <w:lvl w:ilvl="6" w:tentative="1">
+      <w:start w:val="1"/>
+      <w:numFmt w:val="bullet"/>
+      <w:lvlText w:val=""/>
+      <w:lvlJc w:val="left"/>
+      <w:pPr>
+        <w:tabs>
+          <w:tab w:val="num" w:pos="5040"/>
+        </w:tabs>
+        <w:ind w:left="5040" w:hanging="360"/>
+      </w:pPr>
+      <w:rPr>
+        <w:rFonts w:ascii="Wingdings" w:hAnsi="Wingdings" w:hint="default"/>
+        <w:sz w:val="20"/>
+      </w:rPr>
+    </w:lvl>
+    <w:lvl w:ilvl="7" w:tentative="1">
+      <w:start w:val="1"/>
+      <w:numFmt w:val="bullet"/>
+      <w:lvlText w:val=""/>
+      <w:lvlJc w:val="left"/>
+      <w:pPr>
+        <w:tabs>
+          <w:tab w:val="num" w:pos="5760"/>
+        </w:tabs>
+        <w:ind w:left="5760" w:hanging="360"/>
+      </w:pPr>
+      <w:rPr>
+        <w:rFonts w:ascii="Wingdings" w:hAnsi="Wingdings" w:hint="default"/>
+        <w:sz w:val="20"/>
+      </w:rPr>
+    </w:lvl>
+    <w:lvl w:ilvl="8" w:tentative="1">
+      <w:start w:val="1"/>
+      <w:numFmt w:val="bullet"/>
+      <w:lvlText w:val=""/>
+      <w:lvlJc w:val="left"/>
+      <w:pPr>
+        <w:tabs>
+          <w:tab w:val="num" w:pos="6480"/>
+        </w:tabs>
+        <w:ind w:left="6480" w:hanging="360"/>
+      </w:pPr>
+      <w:rPr>
+        <w:rFonts w:ascii="Wingdings" w:hAnsi="Wingdings" w:hint="default"/>
+        <w:sz w:val="20"/>
+      </w:rPr>
+    </w:lvl>
+  </w:abstractNum>
+  <w:abstractNum w:abstractNumId="1" w15:restartNumberingAfterBreak="0">
+    <w:nsid w:val="51BF4C0F"/>
+    <w:multiLevelType w:val="hybridMultilevel"/>
+    <w:tmpl w:val="F1F4B466"/>
+    <w:lvl w:ilvl="0" w:tplc="04090015">
+      <w:start w:val="1"/>
+      <w:numFmt w:val="upperLetter"/>
+      <w:lvlText w:val="%1."/>
+      <w:lvlJc w:val="left"/>
+      <w:pPr>
+        <w:ind w:left="720" w:hanging="360"/>
+      </w:pPr>
+      <w:rPr>
+        <w:rFonts w:hint="default"/>
+      </w:rPr>
+    </w:lvl>
+    <w:lvl w:ilvl="1" w:tplc="04090019" w:tentative="1">
+      <w:start w:val="1"/>
+      <w:numFmt w:val="lowerLetter"/>
+      <w:lvlText w:val="%2."/>
+      <w:lvlJc w:val="left"/>
+      <w:pPr>
+        <w:ind w:left="1440" w:hanging="360"/>
+      </w:pPr>
+    </w:lvl>
+    <w:lvl w:ilvl="2" w:tplc="0409001B" w:tentative="1">
+      <w:start w:val="1"/>
+      <w:numFmt w:val="lowerRoman"/>
+      <w:lvlText w:val="%3."/>
+      <w:lvlJc w:val="right"/>
+      <w:pPr>
+        <w:ind w:left="2160" w:hanging="180"/>
+      </w:pPr>
+    </w:lvl>
+    <w:lvl w:ilvl="3" w:tplc="0409000F" w:tentative="1">
+      <w:start w:val="1"/>
+      <w:numFmt w:val="decimal"/>
+      <w:lvlText w:val="%4."/>
+      <w:lvlJc w:val="left"/>
+      <w:pPr>
+        <w:ind w:left="2880" w:hanging="360"/>
+      </w:pPr>
+    </w:lvl>
+    <w:lvl w:ilvl="4" w:tplc="04090019" w:tentative="1">
+      <w:start w:val="1"/>
+      <w:numFmt w:val="lowerLetter"/>
+      <w:lvlText w:val="%5."/>
+      <w:lvlJc w:val="left"/>
+      <w:pPr>
+        <w:ind w:left="3600" w:hanging="360"/>
+      </w:pPr>
+    </w:lvl>
+    <w:lvl w:ilvl="5" w:tplc="0409001B" w:tentative="1">
+      <w:start w:val="1"/>
+      <w:numFmt w:val="lowerRoman"/>
+      <w:lvlText w:val="%6."/>
+      <w:lvlJc w:val="right"/>
+      <w:pPr>
+        <w:ind w:left="4320" w:hanging="180"/>
+      </w:pPr>
+    </w:lvl>
+    <w:lvl w:ilvl="6" w:tplc="0409000F" w:tentative="1">
+      <w:start w:val="1"/>
+      <w:numFmt w:val="decimal"/>
+      <w:lvlText w:val="%7."/>
+      <w:lvlJc w:val="left"/>
+      <w:pPr>
+        <w:ind w:left="5040" w:hanging="360"/>
+      </w:pPr>
+    </w:lvl>
+    <w:lvl w:ilvl="7" w:tplc="04090019" w:tentative="1">
+      <w:start w:val="1"/>
+      <w:numFmt w:val="lowerLetter"/>
+      <w:lvlText w:val="%8."/>
+      <w:lvlJc w:val="left"/>
+      <w:pPr>
+        <w:ind w:left="5760" w:hanging="360"/>
+      </w:pPr>
+    </w:lvl>
+    <w:lvl w:ilvl="8" w:tplc="0409001B" w:tentative="1">
+      <w:start w:val="1"/>
+      <w:numFmt w:val="lowerRoman"/>
+      <w:lvlText w:val="%9."/>
+      <w:lvlJc w:val="right"/>
+      <w:pPr>
+        <w:ind w:left="6480" w:hanging="180"/>
+      </w:pPr>
+    </w:lvl>
+  </w:abstractNum>
+  <w:abstractNum w:abstractNumId="2" w15:restartNumberingAfterBreak="0">
     <w:nsid w:val="52275B0D"/>
     <w:multiLevelType w:val="multilevel"/>
     <w:tmpl w:val="82127396"/>
@@ -31733,7 +31120,7 @@
       </w:rPr>
     </w:lvl>
   </w:abstractNum>
-  <w:abstractNum w:abstractNumId="1" w15:restartNumberingAfterBreak="0">
+  <w:abstractNum w:abstractNumId="3" w15:restartNumberingAfterBreak="0">
     <w:nsid w:val="68E67A0F"/>
     <w:multiLevelType w:val="multilevel"/>
     <w:tmpl w:val="E0F0EA88"/>
@@ -31882,7 +31269,7 @@
       </w:rPr>
     </w:lvl>
   </w:abstractNum>
-  <w:abstractNum w:abstractNumId="2" w15:restartNumberingAfterBreak="0">
+  <w:abstractNum w:abstractNumId="4" w15:restartNumberingAfterBreak="0">
     <w:nsid w:val="76BE2DCD"/>
     <w:multiLevelType w:val="hybridMultilevel"/>
     <w:tmpl w:val="822A18EE"/>
@@ -31969,16 +31356,22 @@
     </w:lvl>
   </w:abstractNum>
   <w:num w:numId="1" w16cid:durableId="1326546684">
-    <w:abstractNumId w:val="0"/>
+    <w:abstractNumId w:val="2"/>
   </w:num>
   <w:num w:numId="2" w16cid:durableId="232357009">
-    <w:abstractNumId w:val="1"/>
+    <w:abstractNumId w:val="3"/>
   </w:num>
   <w:num w:numId="3" w16cid:durableId="768549773">
-    <w:abstractNumId w:val="2"/>
+    <w:abstractNumId w:val="4"/>
     <w:lvlOverride w:ilvl="0">
       <w:startOverride w:val="1"/>
     </w:lvlOverride>
+  </w:num>
+  <w:num w:numId="4" w16cid:durableId="1068069234">
+    <w:abstractNumId w:val="0"/>
+  </w:num>
+  <w:num w:numId="5" w16cid:durableId="353658863">
+    <w:abstractNumId w:val="1"/>
   </w:num>
 </w:numbering>
 </file>
@@ -33370,6 +32763,64 @@
       <w14:ligatures w14:val="none"/>
     </w:rPr>
   </w:style>
+  <w:style w:type="paragraph" w:styleId="Header">
+    <w:name w:val="header"/>
+    <w:basedOn w:val="Normal"/>
+    <w:link w:val="HeaderChar"/>
+    <w:uiPriority w:val="99"/>
+    <w:unhideWhenUsed/>
+    <w:rsid w:val="005B60DE"/>
+    <w:pPr>
+      <w:tabs>
+        <w:tab w:val="center" w:pos="4680"/>
+        <w:tab w:val="right" w:pos="9360"/>
+      </w:tabs>
+      <w:spacing w:after="0"/>
+    </w:pPr>
+  </w:style>
+  <w:style w:type="character" w:customStyle="1" w:styleId="HeaderChar">
+    <w:name w:val="Header Char"/>
+    <w:basedOn w:val="DefaultParagraphFont"/>
+    <w:link w:val="Header"/>
+    <w:uiPriority w:val="99"/>
+    <w:rsid w:val="005B60DE"/>
+    <w:rPr>
+      <w:rFonts w:ascii="Times New Roman" w:eastAsia="Times New Roman" w:hAnsi="Times New Roman" w:cs="Times New Roman"/>
+      <w:kern w:val="0"/>
+      <w:sz w:val="22"/>
+      <w:szCs w:val="22"/>
+      <w14:ligatures w14:val="none"/>
+    </w:rPr>
+  </w:style>
+  <w:style w:type="paragraph" w:styleId="Footer">
+    <w:name w:val="footer"/>
+    <w:basedOn w:val="Normal"/>
+    <w:link w:val="FooterChar"/>
+    <w:uiPriority w:val="99"/>
+    <w:unhideWhenUsed/>
+    <w:rsid w:val="005B60DE"/>
+    <w:pPr>
+      <w:tabs>
+        <w:tab w:val="center" w:pos="4680"/>
+        <w:tab w:val="right" w:pos="9360"/>
+      </w:tabs>
+      <w:spacing w:after="0"/>
+    </w:pPr>
+  </w:style>
+  <w:style w:type="character" w:customStyle="1" w:styleId="FooterChar">
+    <w:name w:val="Footer Char"/>
+    <w:basedOn w:val="DefaultParagraphFont"/>
+    <w:link w:val="Footer"/>
+    <w:uiPriority w:val="99"/>
+    <w:rsid w:val="005B60DE"/>
+    <w:rPr>
+      <w:rFonts w:ascii="Times New Roman" w:eastAsia="Times New Roman" w:hAnsi="Times New Roman" w:cs="Times New Roman"/>
+      <w:kern w:val="0"/>
+      <w:sz w:val="22"/>
+      <w:szCs w:val="22"/>
+      <w14:ligatures w14:val="none"/>
+    </w:rPr>
+  </w:style>
 </w:styles>
 </file>
 

--- a/publication_paper_v2/TuNguyen_PublicationPaper_MaxSAT_Formulation_Phase2_V1.2.docx
+++ b/publication_paper_v2/TuNguyen_PublicationPaper_MaxSAT_Formulation_Phase2_V1.2.docx
@@ -123,6 +123,802 @@
       </w:r>
     </w:p>
     <w:p/>
+    <w:p>
+      <w:pPr>
+        <w:rPr>
+          <w:rFonts w:ascii="Calibri" w:hAnsi="Calibri" w:cs="Calibri"/>
+          <w:b/>
+          <w:bCs/>
+          <w:sz w:val="20"/>
+          <w:szCs w:val="20"/>
+        </w:rPr>
+      </w:pPr>
+      <w:r>
+        <w:rPr>
+          <w:rFonts w:ascii="Calibri" w:hAnsi="Calibri" w:cs="Calibri"/>
+          <w:b/>
+          <w:bCs/>
+          <w:sz w:val="20"/>
+          <w:szCs w:val="20"/>
+        </w:rPr>
+        <w:t>Summary</w:t>
+      </w:r>
+    </w:p>
+    <w:p>
+      <w:pPr>
+        <w:rPr>
+          <w:rFonts w:ascii="Calibri" w:hAnsi="Calibri" w:cs="Calibri"/>
+          <w:sz w:val="20"/>
+          <w:szCs w:val="20"/>
+        </w:rPr>
+      </w:pPr>
+      <w:r>
+        <w:rPr>
+          <w:rFonts w:ascii="Calibri" w:hAnsi="Calibri" w:cs="Calibri"/>
+          <w:sz w:val="20"/>
+          <w:szCs w:val="20"/>
+        </w:rPr>
+        <w:t xml:space="preserve">We model enterprise honeypot placement as a </w:t>
+      </w:r>
+      <w:r>
+        <w:rPr>
+          <w:rStyle w:val="Strong"/>
+          <w:rFonts w:ascii="Calibri" w:hAnsi="Calibri" w:cs="Calibri"/>
+          <w:sz w:val="20"/>
+          <w:szCs w:val="20"/>
+        </w:rPr>
+        <w:t xml:space="preserve">Weighted Partial </w:t>
+      </w:r>
+      <w:proofErr w:type="spellStart"/>
+      <w:r>
+        <w:rPr>
+          <w:rStyle w:val="Strong"/>
+          <w:rFonts w:ascii="Calibri" w:hAnsi="Calibri" w:cs="Calibri"/>
+          <w:sz w:val="20"/>
+          <w:szCs w:val="20"/>
+        </w:rPr>
+        <w:t>MaxSAT</w:t>
+      </w:r>
+      <w:proofErr w:type="spellEnd"/>
+      <w:r>
+        <w:rPr>
+          <w:rFonts w:ascii="Calibri" w:hAnsi="Calibri" w:cs="Calibri"/>
+          <w:sz w:val="20"/>
+          <w:szCs w:val="20"/>
+        </w:rPr>
+        <w:t xml:space="preserve"> problem whose structure is governed by six security objectives (O1–O6) grounded in five capability dimensions (D1–D5). The six objectives form an irredundant covering set over the space of attacker evasion strategies: </w:t>
+      </w:r>
+      <w:r>
+        <w:rPr>
+          <w:rStyle w:val="Strong"/>
+          <w:rFonts w:ascii="Calibri" w:hAnsi="Calibri" w:cs="Calibri"/>
+          <w:sz w:val="20"/>
+          <w:szCs w:val="20"/>
+        </w:rPr>
+        <w:t>O1</w:t>
+      </w:r>
+      <w:r>
+        <w:rPr>
+          <w:rFonts w:ascii="Calibri" w:hAnsi="Calibri" w:cs="Calibri"/>
+          <w:sz w:val="20"/>
+          <w:szCs w:val="20"/>
+        </w:rPr>
+        <w:t xml:space="preserve"> (Detection Efficiency, L1, weight </w:t>
+      </w:r>
+      <w:r>
+        <w:rPr>
+          <w:rStyle w:val="HTMLCode"/>
+          <w:rFonts w:ascii="Calibri" w:hAnsi="Calibri" w:cs="Calibri"/>
+        </w:rPr>
+        <w:t>w₁</w:t>
+      </w:r>
+      <w:r>
+        <w:rPr>
+          <w:rFonts w:ascii="Calibri" w:hAnsi="Calibri" w:cs="Calibri"/>
+          <w:sz w:val="20"/>
+          <w:szCs w:val="20"/>
+        </w:rPr>
+        <w:t xml:space="preserve">) directs deployments to high-attack-load zones via the stealth-adjusted weight </w:t>
+      </w:r>
+      <w:r>
+        <w:rPr>
+          <w:rStyle w:val="HTMLCode"/>
+          <w:rFonts w:ascii="Calibri" w:hAnsi="Calibri" w:cs="Calibri"/>
+        </w:rPr>
+        <w:t>Wⱼ,ₐ = wⱼ,ₐ · dm,ₐ/</w:t>
+      </w:r>
+      <w:proofErr w:type="spellStart"/>
+      <w:r>
+        <w:rPr>
+          <w:rStyle w:val="HTMLCode"/>
+          <w:rFonts w:ascii="Calibri" w:hAnsi="Calibri" w:cs="Calibri"/>
+        </w:rPr>
+        <w:t>hd</w:t>
+      </w:r>
+      <w:proofErr w:type="spellEnd"/>
+      <w:r>
+        <w:rPr>
+          <w:rStyle w:val="HTMLCode"/>
+          <w:rFonts w:ascii="Calibri" w:hAnsi="Calibri" w:cs="Calibri"/>
+        </w:rPr>
+        <w:t>,ₐ · (1+σⱼ)</w:t>
+      </w:r>
+      <w:r>
+        <w:rPr>
+          <w:rFonts w:ascii="Calibri" w:hAnsi="Calibri" w:cs="Calibri"/>
+          <w:sz w:val="20"/>
+          <w:szCs w:val="20"/>
+        </w:rPr>
+        <w:t xml:space="preserve">, serving </w:t>
+      </w:r>
+      <w:r>
+        <w:rPr>
+          <w:rStyle w:val="Strong"/>
+          <w:rFonts w:ascii="Calibri" w:hAnsi="Calibri" w:cs="Calibri"/>
+          <w:sz w:val="20"/>
+          <w:szCs w:val="20"/>
+        </w:rPr>
+        <w:t>D1</w:t>
+      </w:r>
+      <w:r>
+        <w:rPr>
+          <w:rFonts w:ascii="Calibri" w:hAnsi="Calibri" w:cs="Calibri"/>
+          <w:sz w:val="20"/>
+          <w:szCs w:val="20"/>
+        </w:rPr>
+        <w:t xml:space="preserve"> (multi-zone topology) through hard constraints C1 and C3; </w:t>
+      </w:r>
+      <w:r>
+        <w:rPr>
+          <w:rStyle w:val="Strong"/>
+          <w:rFonts w:ascii="Calibri" w:hAnsi="Calibri" w:cs="Calibri"/>
+          <w:sz w:val="20"/>
+          <w:szCs w:val="20"/>
+        </w:rPr>
+        <w:t>O2</w:t>
+      </w:r>
+      <w:r>
+        <w:rPr>
+          <w:rFonts w:ascii="Calibri" w:hAnsi="Calibri" w:cs="Calibri"/>
+          <w:sz w:val="20"/>
+          <w:szCs w:val="20"/>
+        </w:rPr>
+        <w:t xml:space="preserve"> (ATT&amp;CK Technique Coverage, L2-tech, weight </w:t>
+      </w:r>
+      <w:r>
+        <w:rPr>
+          <w:rStyle w:val="HTMLCode"/>
+          <w:rFonts w:ascii="Calibri" w:hAnsi="Calibri" w:cs="Calibri"/>
+        </w:rPr>
+        <w:t>w₂</w:t>
+      </w:r>
+      <w:r>
+        <w:rPr>
+          <w:rFonts w:ascii="Calibri" w:hAnsi="Calibri" w:cs="Calibri"/>
+          <w:sz w:val="20"/>
+          <w:szCs w:val="20"/>
+        </w:rPr>
+        <w:t xml:space="preserve">) and </w:t>
+      </w:r>
+      <w:r>
+        <w:rPr>
+          <w:rStyle w:val="Strong"/>
+          <w:rFonts w:ascii="Calibri" w:hAnsi="Calibri" w:cs="Calibri"/>
+          <w:sz w:val="20"/>
+          <w:szCs w:val="20"/>
+        </w:rPr>
+        <w:t>O3</w:t>
+      </w:r>
+      <w:r>
+        <w:rPr>
+          <w:rFonts w:ascii="Calibri" w:hAnsi="Calibri" w:cs="Calibri"/>
+          <w:sz w:val="20"/>
+          <w:szCs w:val="20"/>
+        </w:rPr>
+        <w:t xml:space="preserve"> (Tactic-Family Breadth, L2-fam, weight </w:t>
+      </w:r>
+      <w:r>
+        <w:rPr>
+          <w:rStyle w:val="HTMLCode"/>
+          <w:rFonts w:ascii="Calibri" w:hAnsi="Calibri" w:cs="Calibri"/>
+        </w:rPr>
+        <w:t>1.2w₂</w:t>
+      </w:r>
+      <w:r>
+        <w:rPr>
+          <w:rFonts w:ascii="Calibri" w:hAnsi="Calibri" w:cs="Calibri"/>
+          <w:sz w:val="20"/>
+          <w:szCs w:val="20"/>
+        </w:rPr>
+        <w:t xml:space="preserve">) </w:t>
+      </w:r>
+      <w:bookmarkStart w:id="0" w:name="OLE_LINK3"/>
+      <w:r>
+        <w:rPr>
+          <w:rFonts w:ascii="Calibri" w:hAnsi="Calibri" w:cs="Calibri"/>
+          <w:sz w:val="20"/>
+          <w:szCs w:val="20"/>
+        </w:rPr>
+        <w:t>incentivize</w:t>
+      </w:r>
+      <w:r>
+        <w:rPr>
+          <w:rFonts w:ascii="Calibri" w:hAnsi="Calibri" w:cs="Calibri"/>
+          <w:sz w:val="20"/>
+          <w:szCs w:val="20"/>
+        </w:rPr>
+        <w:t xml:space="preserve"> </w:t>
+      </w:r>
+      <w:bookmarkEnd w:id="0"/>
+      <w:r>
+        <w:rPr>
+          <w:rFonts w:ascii="Calibri" w:hAnsi="Calibri" w:cs="Calibri"/>
+          <w:sz w:val="20"/>
+          <w:szCs w:val="20"/>
+        </w:rPr>
+        <w:t xml:space="preserve">technique and tactic diversity, both serving </w:t>
+      </w:r>
+      <w:r>
+        <w:rPr>
+          <w:rStyle w:val="Strong"/>
+          <w:rFonts w:ascii="Calibri" w:hAnsi="Calibri" w:cs="Calibri"/>
+          <w:sz w:val="20"/>
+          <w:szCs w:val="20"/>
+        </w:rPr>
+        <w:t>D3</w:t>
+      </w:r>
+      <w:r>
+        <w:rPr>
+          <w:rFonts w:ascii="Calibri" w:hAnsi="Calibri" w:cs="Calibri"/>
+          <w:sz w:val="20"/>
+          <w:szCs w:val="20"/>
+        </w:rPr>
+        <w:t xml:space="preserve"> (ATT&amp;CK as live objectives) and physically grounded by the new parameters </w:t>
+      </w:r>
+      <w:r>
+        <w:rPr>
+          <w:rStyle w:val="HTMLCode"/>
+          <w:rFonts w:ascii="Calibri" w:hAnsi="Calibri" w:cs="Calibri"/>
+        </w:rPr>
+        <w:t>GKᵢ</w:t>
+      </w:r>
+      <w:r>
+        <w:rPr>
+          <w:rFonts w:ascii="Calibri" w:hAnsi="Calibri" w:cs="Calibri"/>
+          <w:sz w:val="20"/>
+          <w:szCs w:val="20"/>
+        </w:rPr>
+        <w:t xml:space="preserve"> and </w:t>
+      </w:r>
+      <w:r>
+        <w:rPr>
+          <w:rStyle w:val="HTMLCode"/>
+          <w:rFonts w:ascii="Calibri" w:hAnsi="Calibri" w:cs="Calibri"/>
+        </w:rPr>
+        <w:t>Sᵢ,ₐ</w:t>
+      </w:r>
+      <w:r>
+        <w:rPr>
+          <w:rFonts w:ascii="Calibri" w:hAnsi="Calibri" w:cs="Calibri"/>
+          <w:sz w:val="20"/>
+          <w:szCs w:val="20"/>
+        </w:rPr>
+        <w:t xml:space="preserve"> enforced through new hard constraint C5b; </w:t>
+      </w:r>
+      <w:r>
+        <w:rPr>
+          <w:rStyle w:val="Strong"/>
+          <w:rFonts w:ascii="Calibri" w:hAnsi="Calibri" w:cs="Calibri"/>
+          <w:sz w:val="20"/>
+          <w:szCs w:val="20"/>
+        </w:rPr>
+        <w:t>O4</w:t>
+      </w:r>
+      <w:r>
+        <w:rPr>
+          <w:rFonts w:ascii="Calibri" w:hAnsi="Calibri" w:cs="Calibri"/>
+          <w:sz w:val="20"/>
+          <w:szCs w:val="20"/>
+        </w:rPr>
+        <w:t xml:space="preserve"> (Early Interception, L4, weight </w:t>
+      </w:r>
+      <w:r>
+        <w:rPr>
+          <w:rStyle w:val="HTMLCode"/>
+          <w:rFonts w:ascii="Calibri" w:hAnsi="Calibri" w:cs="Calibri"/>
+        </w:rPr>
+        <w:t>w₄ = 1000w₃</w:t>
+      </w:r>
+      <w:r>
+        <w:rPr>
+          <w:rFonts w:ascii="Calibri" w:hAnsi="Calibri" w:cs="Calibri"/>
+          <w:sz w:val="20"/>
+          <w:szCs w:val="20"/>
+        </w:rPr>
+        <w:t xml:space="preserve">) and </w:t>
+      </w:r>
+      <w:r>
+        <w:rPr>
+          <w:rStyle w:val="Strong"/>
+          <w:rFonts w:ascii="Calibri" w:hAnsi="Calibri" w:cs="Calibri"/>
+          <w:sz w:val="20"/>
+          <w:szCs w:val="20"/>
+        </w:rPr>
+        <w:t>O5</w:t>
+      </w:r>
+      <w:r>
+        <w:rPr>
+          <w:rFonts w:ascii="Calibri" w:hAnsi="Calibri" w:cs="Calibri"/>
+          <w:sz w:val="20"/>
+          <w:szCs w:val="20"/>
+        </w:rPr>
+        <w:t xml:space="preserve"> (Forensic Backward Coverage, L3-bwd, weight </w:t>
+      </w:r>
+      <w:r>
+        <w:rPr>
+          <w:rStyle w:val="HTMLCode"/>
+          <w:rFonts w:ascii="Calibri" w:hAnsi="Calibri" w:cs="Calibri"/>
+        </w:rPr>
+        <w:t>0.7w₃</w:t>
+      </w:r>
+      <w:r>
+        <w:rPr>
+          <w:rFonts w:ascii="Calibri" w:hAnsi="Calibri" w:cs="Calibri"/>
+          <w:sz w:val="20"/>
+          <w:szCs w:val="20"/>
+        </w:rPr>
+        <w:t xml:space="preserve">) encode the prevention-over-forensics asymmetry via path-weighted clause value </w:t>
+      </w:r>
+      <w:r>
+        <w:rPr>
+          <w:rStyle w:val="HTMLCode"/>
+          <w:rFonts w:ascii="Calibri" w:hAnsi="Calibri" w:cs="Calibri"/>
+        </w:rPr>
+        <w:t>PW_{π,</w:t>
+      </w:r>
+      <w:proofErr w:type="spellStart"/>
+      <w:r>
+        <w:rPr>
+          <w:rStyle w:val="HTMLCode"/>
+          <w:rFonts w:ascii="Calibri" w:hAnsi="Calibri" w:cs="Calibri"/>
+        </w:rPr>
+        <w:t>h,j,a</w:t>
+      </w:r>
+      <w:proofErr w:type="spellEnd"/>
+      <w:r>
+        <w:rPr>
+          <w:rStyle w:val="HTMLCode"/>
+          <w:rFonts w:ascii="Calibri" w:hAnsi="Calibri" w:cs="Calibri"/>
+        </w:rPr>
+        <w:t>} = ρ_π × iv_{π,h} × Wⱼ,ₐ</w:t>
+      </w:r>
+      <w:r>
+        <w:rPr>
+          <w:rFonts w:ascii="Calibri" w:hAnsi="Calibri" w:cs="Calibri"/>
+          <w:sz w:val="20"/>
+          <w:szCs w:val="20"/>
+        </w:rPr>
+        <w:t xml:space="preserve">, both serving </w:t>
+      </w:r>
+      <w:r>
+        <w:rPr>
+          <w:rStyle w:val="Strong"/>
+          <w:rFonts w:ascii="Calibri" w:hAnsi="Calibri" w:cs="Calibri"/>
+          <w:sz w:val="20"/>
+          <w:szCs w:val="20"/>
+        </w:rPr>
+        <w:t>D2</w:t>
+      </w:r>
+      <w:r>
+        <w:rPr>
+          <w:rFonts w:ascii="Calibri" w:hAnsi="Calibri" w:cs="Calibri"/>
+          <w:sz w:val="20"/>
+          <w:szCs w:val="20"/>
+        </w:rPr>
+        <w:t xml:space="preserve"> (kill-chain ordering) through C6 and C7; and </w:t>
+      </w:r>
+      <w:r>
+        <w:rPr>
+          <w:rStyle w:val="Strong"/>
+          <w:rFonts w:ascii="Calibri" w:hAnsi="Calibri" w:cs="Calibri"/>
+          <w:sz w:val="20"/>
+          <w:szCs w:val="20"/>
+        </w:rPr>
+        <w:t>O6</w:t>
+      </w:r>
+      <w:r>
+        <w:rPr>
+          <w:rFonts w:ascii="Calibri" w:hAnsi="Calibri" w:cs="Calibri"/>
+          <w:sz w:val="20"/>
+          <w:szCs w:val="20"/>
+        </w:rPr>
+        <w:t xml:space="preserve"> (Multi-Path Coverage, L3-fwd, weight </w:t>
+      </w:r>
+      <w:r>
+        <w:rPr>
+          <w:rStyle w:val="HTMLCode"/>
+          <w:rFonts w:ascii="Calibri" w:hAnsi="Calibri" w:cs="Calibri"/>
+        </w:rPr>
+        <w:t>w₃</w:t>
+      </w:r>
+      <w:r>
+        <w:rPr>
+          <w:rFonts w:ascii="Calibri" w:hAnsi="Calibri" w:cs="Calibri"/>
+          <w:sz w:val="20"/>
+          <w:szCs w:val="20"/>
+        </w:rPr>
+        <w:t xml:space="preserve">) encodes all P paths simultaneously in a single J-indexed clause database, serving </w:t>
+      </w:r>
+      <w:r>
+        <w:rPr>
+          <w:rStyle w:val="Strong"/>
+          <w:rFonts w:ascii="Calibri" w:hAnsi="Calibri" w:cs="Calibri"/>
+          <w:sz w:val="20"/>
+          <w:szCs w:val="20"/>
+        </w:rPr>
+        <w:t>D2</w:t>
+      </w:r>
+      <w:r>
+        <w:rPr>
+          <w:rFonts w:ascii="Calibri" w:hAnsi="Calibri" w:cs="Calibri"/>
+          <w:sz w:val="20"/>
+          <w:szCs w:val="20"/>
+        </w:rPr>
+        <w:t xml:space="preserve"> and </w:t>
+      </w:r>
+      <w:r>
+        <w:rPr>
+          <w:rStyle w:val="Strong"/>
+          <w:rFonts w:ascii="Calibri" w:hAnsi="Calibri" w:cs="Calibri"/>
+          <w:sz w:val="20"/>
+          <w:szCs w:val="20"/>
+        </w:rPr>
+        <w:t>D5</w:t>
+      </w:r>
+      <w:r>
+        <w:rPr>
+          <w:rFonts w:ascii="Calibri" w:hAnsi="Calibri" w:cs="Calibri"/>
+          <w:sz w:val="20"/>
+          <w:szCs w:val="20"/>
+        </w:rPr>
+        <w:t xml:space="preserve"> (proven optimality) through the cross-path force-multiplier — a structural property whereby one deployment resolves path-coverage clauses for multiple paths in a single RC2 UNSAT-core iteration, yielding 2.0–2.2× more weighted credit per decision than any greedy baseline. All six objectives are </w:t>
+      </w:r>
+      <w:proofErr w:type="spellStart"/>
+      <w:r>
+        <w:rPr>
+          <w:rFonts w:ascii="Calibri" w:hAnsi="Calibri" w:cs="Calibri"/>
+          <w:sz w:val="20"/>
+          <w:szCs w:val="20"/>
+        </w:rPr>
+        <w:t>optimised</w:t>
+      </w:r>
+      <w:proofErr w:type="spellEnd"/>
+      <w:r>
+        <w:rPr>
+          <w:rFonts w:ascii="Calibri" w:hAnsi="Calibri" w:cs="Calibri"/>
+          <w:sz w:val="20"/>
+          <w:szCs w:val="20"/>
+        </w:rPr>
+        <w:t xml:space="preserve"> jointly as </w:t>
+      </w:r>
+      <w:proofErr w:type="spellStart"/>
+      <w:r>
+        <w:rPr>
+          <w:rStyle w:val="HTMLCode"/>
+          <w:rFonts w:ascii="Calibri" w:hAnsi="Calibri" w:cs="Calibri"/>
+        </w:rPr>
+        <w:t>maximise</w:t>
+      </w:r>
+      <w:proofErr w:type="spellEnd"/>
+      <w:r>
+        <w:rPr>
+          <w:rStyle w:val="HTMLCode"/>
+          <w:rFonts w:ascii="Calibri" w:hAnsi="Calibri" w:cs="Calibri"/>
+        </w:rPr>
+        <w:t xml:space="preserve"> Σ </w:t>
+      </w:r>
+      <w:proofErr w:type="spellStart"/>
+      <w:r>
+        <w:rPr>
+          <w:rStyle w:val="HTMLCode"/>
+          <w:rFonts w:ascii="Calibri" w:hAnsi="Calibri" w:cs="Calibri"/>
+        </w:rPr>
+        <w:t>wc</w:t>
+      </w:r>
+      <w:proofErr w:type="spellEnd"/>
+      <w:r>
+        <w:rPr>
+          <w:rStyle w:val="HTMLCode"/>
+          <w:rFonts w:ascii="Calibri" w:hAnsi="Calibri" w:cs="Calibri"/>
+        </w:rPr>
+        <w:t xml:space="preserve"> · sat(c) subject to C1–C7, C5a, C5b</w:t>
+      </w:r>
+      <w:r>
+        <w:rPr>
+          <w:rFonts w:ascii="Calibri" w:hAnsi="Calibri" w:cs="Calibri"/>
+          <w:sz w:val="20"/>
+          <w:szCs w:val="20"/>
+        </w:rPr>
+        <w:t>, where the geometric weight hierarchy (</w:t>
+      </w:r>
+      <w:r>
+        <w:rPr>
+          <w:rStyle w:val="HTMLCode"/>
+          <w:rFonts w:ascii="Calibri" w:hAnsi="Calibri" w:cs="Calibri"/>
+        </w:rPr>
+        <w:t>w₄=1000w₃</w:t>
+      </w:r>
+      <w:r>
+        <w:rPr>
+          <w:rFonts w:ascii="Calibri" w:hAnsi="Calibri" w:cs="Calibri"/>
+          <w:sz w:val="20"/>
+          <w:szCs w:val="20"/>
+        </w:rPr>
+        <w:t xml:space="preserve">, </w:t>
+      </w:r>
+      <w:r>
+        <w:rPr>
+          <w:rStyle w:val="HTMLCode"/>
+          <w:rFonts w:ascii="Calibri" w:hAnsi="Calibri" w:cs="Calibri"/>
+        </w:rPr>
+        <w:t>w₃=100w₂</w:t>
+      </w:r>
+      <w:r>
+        <w:rPr>
+          <w:rFonts w:ascii="Calibri" w:hAnsi="Calibri" w:cs="Calibri"/>
+          <w:sz w:val="20"/>
+          <w:szCs w:val="20"/>
+        </w:rPr>
+        <w:t xml:space="preserve">, </w:t>
+      </w:r>
+      <w:r>
+        <w:rPr>
+          <w:rStyle w:val="HTMLCode"/>
+          <w:rFonts w:ascii="Calibri" w:hAnsi="Calibri" w:cs="Calibri"/>
+        </w:rPr>
+        <w:t>w₂=10w₁</w:t>
+      </w:r>
+      <w:r>
+        <w:rPr>
+          <w:rFonts w:ascii="Calibri" w:hAnsi="Calibri" w:cs="Calibri"/>
+          <w:sz w:val="20"/>
+          <w:szCs w:val="20"/>
+        </w:rPr>
+        <w:t xml:space="preserve">) enforces strict priority ordering and nine inviolable hard constraints — including new C5a (zone eligibility via </w:t>
+      </w:r>
+      <w:r>
+        <w:rPr>
+          <w:rStyle w:val="HTMLCode"/>
+          <w:rFonts w:ascii="Calibri" w:hAnsi="Calibri" w:cs="Calibri"/>
+        </w:rPr>
+        <w:t>ZKᵢ</w:t>
+      </w:r>
+      <w:r>
+        <w:rPr>
+          <w:rFonts w:ascii="Calibri" w:hAnsi="Calibri" w:cs="Calibri"/>
+          <w:sz w:val="20"/>
+          <w:szCs w:val="20"/>
+        </w:rPr>
+        <w:t xml:space="preserve">, serving </w:t>
+      </w:r>
+      <w:r>
+        <w:rPr>
+          <w:rStyle w:val="Strong"/>
+          <w:rFonts w:ascii="Calibri" w:hAnsi="Calibri" w:cs="Calibri"/>
+          <w:sz w:val="20"/>
+          <w:szCs w:val="20"/>
+        </w:rPr>
+        <w:t>D1</w:t>
+      </w:r>
+      <w:r>
+        <w:rPr>
+          <w:rFonts w:ascii="Calibri" w:hAnsi="Calibri" w:cs="Calibri"/>
+          <w:sz w:val="20"/>
+          <w:szCs w:val="20"/>
+        </w:rPr>
+        <w:t xml:space="preserve">) and C5b (mimicry alignment via </w:t>
+      </w:r>
+      <w:r>
+        <w:rPr>
+          <w:rStyle w:val="HTMLCode"/>
+          <w:rFonts w:ascii="Calibri" w:hAnsi="Calibri" w:cs="Calibri"/>
+        </w:rPr>
+        <w:t>GKᵢ</w:t>
+      </w:r>
+      <w:r>
+        <w:rPr>
+          <w:rFonts w:ascii="Calibri" w:hAnsi="Calibri" w:cs="Calibri"/>
+          <w:sz w:val="20"/>
+          <w:szCs w:val="20"/>
+        </w:rPr>
+        <w:t xml:space="preserve">, serving </w:t>
+      </w:r>
+      <w:r>
+        <w:rPr>
+          <w:rStyle w:val="Strong"/>
+          <w:rFonts w:ascii="Calibri" w:hAnsi="Calibri" w:cs="Calibri"/>
+          <w:sz w:val="20"/>
+          <w:szCs w:val="20"/>
+        </w:rPr>
+        <w:t>D3</w:t>
+      </w:r>
+      <w:r>
+        <w:rPr>
+          <w:rFonts w:ascii="Calibri" w:hAnsi="Calibri" w:cs="Calibri"/>
+          <w:sz w:val="20"/>
+          <w:szCs w:val="20"/>
+        </w:rPr>
+        <w:t xml:space="preserve">) — ensure every returned solution is immediately deployable, serving </w:t>
+      </w:r>
+      <w:r>
+        <w:rPr>
+          <w:rStyle w:val="Strong"/>
+          <w:rFonts w:ascii="Calibri" w:hAnsi="Calibri" w:cs="Calibri"/>
+          <w:sz w:val="20"/>
+          <w:szCs w:val="20"/>
+        </w:rPr>
+        <w:t>D4</w:t>
+      </w:r>
+      <w:r>
+        <w:rPr>
+          <w:rFonts w:ascii="Calibri" w:hAnsi="Calibri" w:cs="Calibri"/>
+          <w:sz w:val="20"/>
+          <w:szCs w:val="20"/>
+        </w:rPr>
+        <w:t xml:space="preserve"> (budget and conflict constraints). The unifying technical contribution is the </w:t>
+      </w:r>
+      <w:r>
+        <w:rPr>
+          <w:rStyle w:val="Strong"/>
+          <w:rFonts w:ascii="Calibri" w:hAnsi="Calibri" w:cs="Calibri"/>
+          <w:sz w:val="20"/>
+          <w:szCs w:val="20"/>
+        </w:rPr>
+        <w:t>J-index</w:t>
+      </w:r>
+      <w:r>
+        <w:rPr>
+          <w:rFonts w:ascii="Calibri" w:hAnsi="Calibri" w:cs="Calibri"/>
+          <w:sz w:val="20"/>
+          <w:szCs w:val="20"/>
+        </w:rPr>
+        <w:t xml:space="preserve"> </w:t>
+      </w:r>
+      <w:r>
+        <w:rPr>
+          <w:rStyle w:val="HTMLCode"/>
+          <w:rFonts w:ascii="Calibri" w:hAnsi="Calibri" w:cs="Calibri"/>
+        </w:rPr>
+        <w:t>J = {(</w:t>
+      </w:r>
+      <w:proofErr w:type="spellStart"/>
+      <w:r>
+        <w:rPr>
+          <w:rStyle w:val="HTMLCode"/>
+          <w:rFonts w:ascii="Calibri" w:hAnsi="Calibri" w:cs="Calibri"/>
+        </w:rPr>
+        <w:t>a,tⱼ,k</w:t>
+      </w:r>
+      <w:proofErr w:type="spellEnd"/>
+      <w:r>
+        <w:rPr>
+          <w:rStyle w:val="HTMLCode"/>
+          <w:rFonts w:ascii="Calibri" w:hAnsi="Calibri" w:cs="Calibri"/>
+        </w:rPr>
+        <w:t>ᵢ) : tⱼ</w:t>
+      </w:r>
+      <w:r>
+        <w:rPr>
+          <w:rStyle w:val="HTMLCode"/>
+          <w:rFonts w:ascii="Cambria Math" w:hAnsi="Cambria Math" w:cs="Cambria Math"/>
+        </w:rPr>
+        <w:t>∈</w:t>
+      </w:r>
+      <w:r>
+        <w:rPr>
+          <w:rStyle w:val="HTMLCode"/>
+          <w:rFonts w:ascii="Calibri" w:hAnsi="Calibri" w:cs="Calibri"/>
+        </w:rPr>
+        <w:t xml:space="preserve">Sᵢ,ₐ </w:t>
+      </w:r>
+      <w:r>
+        <w:rPr>
+          <w:rStyle w:val="HTMLCode"/>
+          <w:rFonts w:ascii="Cambria Math" w:hAnsi="Cambria Math" w:cs="Cambria Math"/>
+        </w:rPr>
+        <w:t>∧</w:t>
+      </w:r>
+      <w:r>
+        <w:rPr>
+          <w:rStyle w:val="HTMLCode"/>
+          <w:rFonts w:ascii="Calibri" w:hAnsi="Calibri" w:cs="Calibri"/>
+        </w:rPr>
+        <w:t xml:space="preserve"> zone(a)</w:t>
+      </w:r>
+      <w:r>
+        <w:rPr>
+          <w:rStyle w:val="HTMLCode"/>
+          <w:rFonts w:ascii="Cambria Math" w:hAnsi="Cambria Math" w:cs="Cambria Math"/>
+        </w:rPr>
+        <w:t>∈</w:t>
+      </w:r>
+      <w:r>
+        <w:rPr>
+          <w:rStyle w:val="HTMLCode"/>
+          <w:rFonts w:ascii="Calibri" w:hAnsi="Calibri" w:cs="Calibri"/>
+        </w:rPr>
+        <w:t xml:space="preserve">ZKᵢ </w:t>
+      </w:r>
+      <w:r>
+        <w:rPr>
+          <w:rStyle w:val="HTMLCode"/>
+          <w:rFonts w:ascii="Cambria Math" w:hAnsi="Cambria Math" w:cs="Cambria Math"/>
+        </w:rPr>
+        <w:t>∧</w:t>
+      </w:r>
+      <w:r>
+        <w:rPr>
+          <w:rStyle w:val="HTMLCode"/>
+          <w:rFonts w:ascii="Calibri" w:hAnsi="Calibri" w:cs="Calibri"/>
+        </w:rPr>
+        <w:t xml:space="preserve"> </w:t>
+      </w:r>
+      <w:proofErr w:type="spellStart"/>
+      <w:r>
+        <w:rPr>
+          <w:rStyle w:val="HTMLCode"/>
+          <w:rFonts w:ascii="Calibri" w:hAnsi="Calibri" w:cs="Calibri"/>
+        </w:rPr>
+        <w:t>servertype</w:t>
+      </w:r>
+      <w:proofErr w:type="spellEnd"/>
+      <w:r>
+        <w:rPr>
+          <w:rStyle w:val="HTMLCode"/>
+          <w:rFonts w:ascii="Calibri" w:hAnsi="Calibri" w:cs="Calibri"/>
+        </w:rPr>
+        <w:t>(a)</w:t>
+      </w:r>
+      <w:r>
+        <w:rPr>
+          <w:rStyle w:val="HTMLCode"/>
+          <w:rFonts w:ascii="Cambria Math" w:hAnsi="Cambria Math" w:cs="Cambria Math"/>
+        </w:rPr>
+        <w:t>∈</w:t>
+      </w:r>
+      <w:r>
+        <w:rPr>
+          <w:rStyle w:val="HTMLCode"/>
+          <w:rFonts w:ascii="Calibri" w:hAnsi="Calibri" w:cs="Calibri"/>
+        </w:rPr>
+        <w:t>GKᵢ}</w:t>
+      </w:r>
+      <w:r>
+        <w:rPr>
+          <w:rFonts w:ascii="Calibri" w:hAnsi="Calibri" w:cs="Calibri"/>
+          <w:sz w:val="20"/>
+          <w:szCs w:val="20"/>
+        </w:rPr>
+        <w:t xml:space="preserve">, which replaces the flat binary matrix of all prior encodings and instantiates every constraint and clause exclusively over physically verified triples, eliminating phantom coverage credits across all five dimensions simultaneously. The problem is proven NP-hard via polynomial-time reduction from Weighted Maximum Coverage, motivating the RC2 complete solver that provides the optimality certificate required by </w:t>
+      </w:r>
+      <w:r>
+        <w:rPr>
+          <w:rStyle w:val="Strong"/>
+          <w:rFonts w:ascii="Calibri" w:hAnsi="Calibri" w:cs="Calibri"/>
+          <w:sz w:val="20"/>
+          <w:szCs w:val="20"/>
+        </w:rPr>
+        <w:t>D5</w:t>
+      </w:r>
+      <w:r>
+        <w:rPr>
+          <w:rFonts w:ascii="Calibri" w:hAnsi="Calibri" w:cs="Calibri"/>
+          <w:sz w:val="20"/>
+          <w:szCs w:val="20"/>
+        </w:rPr>
+        <w:t xml:space="preserve"> — at 500,000-node scale delivering Q = 71.39 versus Q = 53.69 for the strongest greedy baseline (+17.70 pts, +32.9%), scaling to 5.56 million nodes in 30 seconds, and re-certifying optimality in under 5 seconds under dynamic threat intelligence updates.</w:t>
+      </w:r>
+    </w:p>
     <w:p>
       <w:pPr>
         <w:pBdr>
@@ -642,6 +1438,7 @@
                 <w:sz w:val="17"/>
                 <w:szCs w:val="17"/>
               </w:rPr>
+              <w:lastRenderedPageBreak/>
               <w:t>T = {t</w:t>
             </w:r>
             <w:proofErr w:type="gramStart"/>
@@ -1683,7 +2480,6 @@
                 <w:sz w:val="17"/>
                 <w:szCs w:val="17"/>
               </w:rPr>
-              <w:lastRenderedPageBreak/>
               <w:t>G = (π</w:t>
             </w:r>
             <w:proofErr w:type="gramStart"/>
@@ -2599,6 +3395,7 @@
                 <w:sz w:val="17"/>
                 <w:szCs w:val="17"/>
               </w:rPr>
+              <w:lastRenderedPageBreak/>
               <w:t>hd</w:t>
             </w:r>
             <w:proofErr w:type="spellEnd"/>
@@ -3730,7 +4527,6 @@
                 <w:sz w:val="18"/>
                 <w:szCs w:val="18"/>
               </w:rPr>
-              <w:lastRenderedPageBreak/>
               <w:t>3rd</w:t>
             </w:r>
           </w:p>
@@ -5392,17 +6188,7 @@
                 <w:sz w:val="18"/>
                 <w:szCs w:val="18"/>
               </w:rPr>
-              <w:t xml:space="preserve">ᵢ) ∈ J at hop h of a </w:t>
-            </w:r>
-            <w:r>
-              <w:rPr>
-                <w:rFonts w:ascii="Calibri" w:eastAsia="Calibri" w:hAnsi="Calibri" w:cs="Calibri"/>
-                <w:color w:val="000000"/>
-                <w:sz w:val="18"/>
-                <w:szCs w:val="18"/>
-              </w:rPr>
-              <w:lastRenderedPageBreak/>
-              <w:t xml:space="preserve">high-probability, high-intercept-value path earns the maximum clause reward — precisely the deployment the solver should </w:t>
+              <w:t xml:space="preserve">ᵢ) ∈ J at hop h of a high-probability, high-intercept-value path earns the maximum clause reward — precisely the deployment the solver should </w:t>
             </w:r>
             <w:r>
               <w:rPr>
@@ -5951,6 +6737,7 @@
                 <w:sz w:val="18"/>
                 <w:szCs w:val="18"/>
               </w:rPr>
+              <w:lastRenderedPageBreak/>
               <w:t>C2</w:t>
             </w:r>
           </w:p>
@@ -7690,6 +8477,7 @@
                 <w:sz w:val="17"/>
                 <w:szCs w:val="17"/>
               </w:rPr>
+              <w:lastRenderedPageBreak/>
               <w:t>tⱼ∈</w:t>
             </w:r>
             <w:proofErr w:type="gramStart"/>
@@ -8887,7 +9675,6 @@
           <w:sz w:val="20"/>
           <w:szCs w:val="20"/>
         </w:rPr>
-        <w:lastRenderedPageBreak/>
         <w:t>O2. ATT&amp;CK Technique Coverage: cover diverse techniques across the ATT&amp;CK matrix. Without O2, an attacker exploiting uncovered techniques goes undetected.</w:t>
       </w:r>
     </w:p>
@@ -9265,6 +10052,7 @@
                 <w:sz w:val="18"/>
                 <w:szCs w:val="18"/>
               </w:rPr>
+              <w:lastRenderedPageBreak/>
               <w:t>L4</w:t>
             </w:r>
           </w:p>
@@ -10713,17 +11501,7 @@
                 <w:sz w:val="17"/>
                 <w:szCs w:val="17"/>
               </w:rPr>
-              <w:t xml:space="preserve"> restricts </w:t>
-            </w:r>
-            <w:r>
-              <w:rPr>
-                <w:rFonts w:ascii="Calibri" w:eastAsia="Calibri" w:hAnsi="Calibri" w:cs="Calibri"/>
-                <w:color w:val="000000"/>
-                <w:sz w:val="17"/>
-                <w:szCs w:val="17"/>
-              </w:rPr>
-              <w:lastRenderedPageBreak/>
-              <w:t>which techniques qualify. Family bonus earned only for verified, mimicry-aligned deployments.</w:t>
+              <w:t xml:space="preserve"> restricts which techniques qualify. Family bonus earned only for verified, mimicry-aligned deployments.</w:t>
             </w:r>
           </w:p>
         </w:tc>
@@ -10765,7 +11543,6 @@
                 <w:sz w:val="18"/>
                 <w:szCs w:val="18"/>
               </w:rPr>
-              <w:lastRenderedPageBreak/>
               <w:t>L1</w:t>
             </w:r>
           </w:p>
@@ -11203,6 +11980,7 @@
           <w:sz w:val="20"/>
           <w:szCs w:val="20"/>
         </w:rPr>
+        <w:lastRenderedPageBreak/>
         <w:t>The six objectives form an irredundant covering set over the space of attacker evasion strategies. Removing any single one leaves a distinct evasion channel that the remaining five cannot close. The new parameters sharpen each argument.</w:t>
       </w:r>
     </w:p>
@@ -11963,8 +12741,27 @@
                 <w:sz w:val="17"/>
                 <w:szCs w:val="17"/>
               </w:rPr>
-              <w:t xml:space="preserve"> aggregate L3 weight, concentrating in high-density zones </w:t>
-            </w:r>
+              <w:t xml:space="preserve"> aggregate L3 weight, concentrating in high-density zones (Zone 2, 40% of assets) and catching attackers only after perimeter traversal.</w:t>
+            </w:r>
+          </w:p>
+        </w:tc>
+        <w:tc>
+          <w:tcPr>
+            <w:tcW w:w="5080" w:type="dxa"/>
+            <w:tcBorders>
+              <w:top w:val="single" w:sz="3" w:space="0" w:color="BBBBBB"/>
+              <w:left w:val="single" w:sz="3" w:space="0" w:color="BBBBBB"/>
+              <w:bottom w:val="single" w:sz="3" w:space="0" w:color="BBBBBB"/>
+              <w:right w:val="single" w:sz="3" w:space="0" w:color="BBBBBB"/>
+            </w:tcBorders>
+            <w:tcMar>
+              <w:top w:w="72" w:type="dxa"/>
+              <w:left w:w="108" w:type="dxa"/>
+              <w:bottom w:w="72" w:type="dxa"/>
+              <w:right w:w="108" w:type="dxa"/>
+            </w:tcMar>
+          </w:tcPr>
+          <w:p>
             <w:r>
               <w:rPr>
                 <w:rFonts w:ascii="Calibri" w:eastAsia="Calibri" w:hAnsi="Calibri" w:cs="Calibri"/>
@@ -11972,47 +12769,7 @@
                 <w:sz w:val="17"/>
                 <w:szCs w:val="17"/>
               </w:rPr>
-              <w:lastRenderedPageBreak/>
-              <w:t>(Zone 2, 40% of assets) and catching attackers only after perimeter traversal.</w:t>
-            </w:r>
-          </w:p>
-        </w:tc>
-        <w:tc>
-          <w:tcPr>
-            <w:tcW w:w="5080" w:type="dxa"/>
-            <w:tcBorders>
-              <w:top w:val="single" w:sz="3" w:space="0" w:color="BBBBBB"/>
-              <w:left w:val="single" w:sz="3" w:space="0" w:color="BBBBBB"/>
-              <w:bottom w:val="single" w:sz="3" w:space="0" w:color="BBBBBB"/>
-              <w:right w:val="single" w:sz="3" w:space="0" w:color="BBBBBB"/>
-            </w:tcBorders>
-            <w:tcMar>
-              <w:top w:w="72" w:type="dxa"/>
-              <w:left w:w="108" w:type="dxa"/>
-              <w:bottom w:w="72" w:type="dxa"/>
-              <w:right w:w="108" w:type="dxa"/>
-            </w:tcMar>
-          </w:tcPr>
-          <w:p>
-            <w:r>
-              <w:rPr>
-                <w:rFonts w:ascii="Calibri" w:eastAsia="Calibri" w:hAnsi="Calibri" w:cs="Calibri"/>
-                <w:color w:val="000000"/>
-                <w:sz w:val="17"/>
-                <w:szCs w:val="17"/>
-              </w:rPr>
-              <w:lastRenderedPageBreak/>
-              <w:t xml:space="preserve">ZKᵢ zone eligibility interacts directly with L4 credit: the solver can only claim early-interception reward at hops where a zone-eligible honeypot exists. If no eligible type can reach the perimeter zone, </w:t>
-            </w:r>
-            <w:r>
-              <w:rPr>
-                <w:rFonts w:ascii="Calibri" w:eastAsia="Calibri" w:hAnsi="Calibri" w:cs="Calibri"/>
-                <w:color w:val="000000"/>
-                <w:sz w:val="17"/>
-                <w:szCs w:val="17"/>
-              </w:rPr>
-              <w:lastRenderedPageBreak/>
-              <w:t>the solver correctly cannot fabricate early-interception credit for paths entering through it.</w:t>
+              <w:t>ZKᵢ zone eligibility interacts directly with L4 credit: the solver can only claim early-interception reward at hops where a zone-eligible honeypot exists. If no eligible type can reach the perimeter zone, the solver correctly cannot fabricate early-interception credit for paths entering through it.</w:t>
             </w:r>
           </w:p>
         </w:tc>
@@ -12054,7 +12811,6 @@
                 <w:sz w:val="18"/>
                 <w:szCs w:val="18"/>
               </w:rPr>
-              <w:lastRenderedPageBreak/>
               <w:t>O5</w:t>
             </w:r>
           </w:p>
@@ -12112,7 +12868,7 @@
               </w:rPr>
               <w:t xml:space="preserve">Without O5, the solver </w:t>
             </w:r>
-            <w:bookmarkStart w:id="0" w:name="OLE_LINK1"/>
+            <w:bookmarkStart w:id="1" w:name="OLE_LINK1"/>
             <w:r>
               <w:rPr>
                 <w:rFonts w:ascii="Calibri" w:eastAsia="Calibri" w:hAnsi="Calibri" w:cs="Calibri"/>
@@ -12122,7 +12878,7 @@
               </w:rPr>
               <w:t xml:space="preserve">conflates </w:t>
             </w:r>
-            <w:bookmarkEnd w:id="0"/>
+            <w:bookmarkEnd w:id="1"/>
             <w:r>
               <w:rPr>
                 <w:rFonts w:ascii="Calibri" w:eastAsia="Calibri" w:hAnsi="Calibri" w:cs="Calibri"/>
@@ -12328,6 +13084,7 @@
           <w:sz w:val="23"/>
           <w:szCs w:val="23"/>
         </w:rPr>
+        <w:lastRenderedPageBreak/>
         <w:t>D.  Q-Score Evaluation Formula</w:t>
       </w:r>
     </w:p>
@@ -13271,7 +14028,6 @@
                 <w:sz w:val="18"/>
                 <w:szCs w:val="18"/>
               </w:rPr>
-              <w:lastRenderedPageBreak/>
               <w:t>FamCov</w:t>
             </w:r>
             <w:proofErr w:type="spellEnd"/>
@@ -13794,6 +14550,7 @@
           <w:sz w:val="20"/>
           <w:szCs w:val="20"/>
         </w:rPr>
+        <w:lastRenderedPageBreak/>
         <w:t>I</w:t>
       </w:r>
       <w:r>
@@ -15157,7 +15914,6 @@
           <w:sz w:val="18"/>
           <w:szCs w:val="18"/>
         </w:rPr>
-        <w:lastRenderedPageBreak/>
         <w:t xml:space="preserve">Table 7 — Capability Dimensions: Parameters, Constraints, Objectives </w:t>
       </w:r>
     </w:p>
@@ -16224,6 +16980,7 @@
                 <w:sz w:val="18"/>
                 <w:szCs w:val="18"/>
               </w:rPr>
+              <w:lastRenderedPageBreak/>
               <w:t>D4</w:t>
             </w:r>
           </w:p>
@@ -17757,7 +18514,6 @@
                 <w:sz w:val="16"/>
                 <w:szCs w:val="16"/>
               </w:rPr>
-              <w:lastRenderedPageBreak/>
               <w:t>Sᵢ,ₐ</w:t>
             </w:r>
             <w:proofErr w:type="gramEnd"/>
@@ -18980,6 +19736,7 @@
                 <w:sz w:val="16"/>
                 <w:szCs w:val="16"/>
               </w:rPr>
+              <w:lastRenderedPageBreak/>
               <w:t>ρ_π, iv_{</w:t>
             </w:r>
             <w:proofErr w:type="gramStart"/>
@@ -21169,7 +21926,6 @@
                 <w:sz w:val="16"/>
                 <w:szCs w:val="16"/>
               </w:rPr>
-              <w:lastRenderedPageBreak/>
               <w:t>C3</w:t>
             </w:r>
           </w:p>
@@ -22200,6 +22956,7 @@
                 <w:sz w:val="16"/>
                 <w:szCs w:val="16"/>
               </w:rPr>
+              <w:lastRenderedPageBreak/>
               <w:t>C7</w:t>
             </w:r>
           </w:p>
@@ -23862,7 +24619,7 @@
               </w:rPr>
               <w:t xml:space="preserve"> and policy violations; budget not distributed. </w:t>
             </w:r>
-            <w:bookmarkStart w:id="1" w:name="OLE_LINK2"/>
+            <w:bookmarkStart w:id="2" w:name="OLE_LINK2"/>
             <w:r>
               <w:rPr>
                 <w:rFonts w:ascii="Calibri" w:eastAsia="Calibri" w:hAnsi="Calibri" w:cs="Calibri"/>
@@ -23872,7 +24629,7 @@
               </w:rPr>
               <w:t xml:space="preserve">C5a </w:t>
             </w:r>
-            <w:bookmarkEnd w:id="1"/>
+            <w:bookmarkEnd w:id="2"/>
             <w:r>
               <w:rPr>
                 <w:rFonts w:ascii="Calibri" w:eastAsia="Calibri" w:hAnsi="Calibri" w:cs="Calibri"/>
@@ -23922,7 +24679,6 @@
                 <w:sz w:val="18"/>
                 <w:szCs w:val="18"/>
               </w:rPr>
-              <w:lastRenderedPageBreak/>
               <w:t>No D2</w:t>
             </w:r>
           </w:p>
@@ -24346,6 +25102,7 @@
           <w:sz w:val="23"/>
           <w:szCs w:val="23"/>
         </w:rPr>
+        <w:lastRenderedPageBreak/>
         <w:t>A.  NP-Hardness Proof</w:t>
       </w:r>
     </w:p>
@@ -25017,7 +25774,6 @@
           <w:sz w:val="20"/>
           <w:szCs w:val="20"/>
         </w:rPr>
-        <w:lastRenderedPageBreak/>
         <w:t xml:space="preserve">Remark 1 (Inapproximability). </w:t>
       </w:r>
       <w:r>
@@ -25442,6 +26198,7 @@
                 <w:sz w:val="17"/>
                 <w:szCs w:val="17"/>
               </w:rPr>
+              <w:lastRenderedPageBreak/>
               <w:t>xᵢ</w:t>
             </w:r>
           </w:p>
@@ -27509,7 +28266,6 @@
                 <w:sz w:val="18"/>
                 <w:szCs w:val="18"/>
               </w:rPr>
-              <w:lastRenderedPageBreak/>
               <w:t>C7</w:t>
             </w:r>
           </w:p>
@@ -28315,6 +29071,7 @@
                 <w:sz w:val="18"/>
                 <w:szCs w:val="18"/>
               </w:rPr>
+              <w:lastRenderedPageBreak/>
               <w:t>L3-fwd</w:t>
             </w:r>
           </w:p>
@@ -29395,7 +30152,6 @@
                 <w:sz w:val="18"/>
                 <w:szCs w:val="18"/>
               </w:rPr>
-              <w:lastRenderedPageBreak/>
               <w:t>Worst-case convergence</w:t>
             </w:r>
           </w:p>
@@ -29942,6 +30698,7 @@
                 <w:sz w:val="19"/>
                 <w:szCs w:val="19"/>
               </w:rPr>
+              <w:lastRenderedPageBreak/>
               <w:t>Aspect</w:t>
             </w:r>
           </w:p>
